--- a/docs/entregables/SEM05/2_Informe de Estado del Proyecto.docx
+++ b/docs/entregables/SEM05/2_Informe de Estado del Proyecto.docx
@@ -410,8 +410,10 @@
             <w:r>
               <w:rPr>
                 <w:rFonts w:ascii="Calibri" w:hAnsi="Calibri" w:cs="Arial"/>
+                <w:b w:val="0"/>
                 <w:bCs/>
-                <w:color w:val="FFFFFF"/>
+                <w:color w:val="000000"/>
+                <w:sz w:val="17"/>
               </w:rPr>
               <w:t>Revisión</w:t>
             </w:r>
@@ -436,8 +438,10 @@
             <w:r>
               <w:rPr>
                 <w:rFonts w:ascii="Calibri" w:hAnsi="Calibri" w:cs="Arial"/>
+                <w:b w:val="0"/>
                 <w:bCs/>
-                <w:color w:val="FFFFFF"/>
+                <w:color w:val="000000"/>
+                <w:sz w:val="17"/>
               </w:rPr>
               <w:t>Fecha</w:t>
             </w:r>
@@ -462,8 +466,10 @@
             <w:r>
               <w:rPr>
                 <w:rFonts w:ascii="Calibri" w:hAnsi="Calibri" w:cs="Arial"/>
+                <w:b w:val="0"/>
                 <w:bCs/>
-                <w:color w:val="FFFFFF"/>
+                <w:color w:val="000000"/>
+                <w:sz w:val="17"/>
               </w:rPr>
               <w:t>Modificaciones</w:t>
             </w:r>
@@ -488,8 +494,10 @@
             <w:r>
               <w:rPr>
                 <w:rFonts w:ascii="Calibri" w:hAnsi="Calibri" w:cs="Arial"/>
+                <w:b w:val="0"/>
                 <w:bCs/>
-                <w:color w:val="FFFFFF"/>
+                <w:color w:val="000000"/>
+                <w:sz w:val="17"/>
               </w:rPr>
               <w:t>Autor</w:t>
             </w:r>
@@ -513,7 +521,7 @@
                 <w:rFonts w:ascii="Calibri" w:hAnsi="Calibri"/>
                 <w:b w:val="0"/>
                 <w:color w:val="000000"/>
-                <w:sz w:val="18"/>
+                <w:sz w:val="17"/>
               </w:rPr>
               <w:t>1.0</w:t>
             </w:r>
@@ -534,7 +542,7 @@
                 <w:rFonts w:ascii="Calibri" w:hAnsi="Calibri"/>
                 <w:b w:val="0"/>
                 <w:color w:val="000000"/>
-                <w:sz w:val="18"/>
+                <w:sz w:val="17"/>
               </w:rPr>
               <w:t>26/09/2026</w:t>
             </w:r>
@@ -555,7 +563,7 @@
                 <w:rFonts w:ascii="Calibri" w:hAnsi="Calibri"/>
                 <w:b w:val="0"/>
                 <w:color w:val="000000"/>
-                <w:sz w:val="18"/>
+                <w:sz w:val="17"/>
               </w:rPr>
               <w:t>Emisión formal del Informe de Estado del Proyecto al cierre de la Semana 5 (Sprint 2): consolidación del primer incremento de software funcional (catálogo de insumos, tracking de bobinas UV DTF y planchas MDF, ventas express, arqueo de caja con candado digital y pipeline CI/CD automatizado), sinceramiento de indicadores EVM, y articulación con el Acta de Aceptación de Entregables formal suscrita con la gerencia.</w:t>
             </w:r>
@@ -577,14 +585,152 @@
                 <w:rFonts w:ascii="Calibri" w:hAnsi="Calibri"/>
                 <w:b w:val="0"/>
                 <w:color w:val="000000"/>
-                <w:sz w:val="18"/>
-              </w:rPr>
-              <w:t>Gerardo Plasencia Torres, Jose Estibb Anhuaman Delgado, Jose Diego Rodríguez Vásquez</w:t>
+                <w:sz w:val="17"/>
+              </w:rPr>
+              <w:t>Gerardo Plasencia Torres (Líder / DevOps)</w:t>
+              <w:br/>
+              <w:t>Jose Estibb Anhuaman Delgado (Frontend Lead)</w:t>
+              <w:br/>
+              <w:t>Jose Diego Rodríguez Vásquez (Backend Lead)</w:t>
             </w:r>
           </w:p>
         </w:tc>
       </w:tr>
       <w:bookmarkEnd w:id="0"/>
+      <w:tr>
+        <w:tc>
+          <w:tcPr>
+            <w:tcW w:type="dxa" w:w="1237"/>
+          </w:tcPr>
+          <w:p>
+            <w:r>
+              <w:rPr>
+                <w:rFonts w:ascii="Calibri" w:hAnsi="Calibri"/>
+                <w:b w:val="0"/>
+                <w:color w:val="000000"/>
+                <w:sz w:val="17"/>
+              </w:rPr>
+              <w:t>1.1</w:t>
+            </w:r>
+          </w:p>
+        </w:tc>
+        <w:tc>
+          <w:tcPr>
+            <w:tcW w:type="dxa" w:w="1283"/>
+          </w:tcPr>
+          <w:p>
+            <w:r>
+              <w:rPr>
+                <w:rFonts w:ascii="Calibri" w:hAnsi="Calibri"/>
+                <w:b w:val="0"/>
+                <w:color w:val="000000"/>
+                <w:sz w:val="17"/>
+              </w:rPr>
+              <w:t>26/09/2026</w:t>
+            </w:r>
+          </w:p>
+        </w:tc>
+        <w:tc>
+          <w:tcPr>
+            <w:tcW w:type="dxa" w:w="4068"/>
+          </w:tcPr>
+          <w:p>
+            <w:r>
+              <w:rPr>
+                <w:rFonts w:ascii="Calibri" w:hAnsi="Calibri"/>
+                <w:b w:val="0"/>
+                <w:color w:val="000000"/>
+                <w:sz w:val="17"/>
+              </w:rPr>
+              <w:t>Revisión y validación de entregables funcionales en taller gráfico con el cliente y suscripción del Acta de Aceptación de Entregables formal (AAE-01).</w:t>
+            </w:r>
+          </w:p>
+        </w:tc>
+        <w:tc>
+          <w:tcPr>
+            <w:tcW w:type="dxa" w:w="2473"/>
+          </w:tcPr>
+          <w:p>
+            <w:r>
+              <w:rPr>
+                <w:rFonts w:ascii="Calibri" w:hAnsi="Calibri"/>
+                <w:b w:val="0"/>
+                <w:color w:val="000000"/>
+                <w:sz w:val="17"/>
+              </w:rPr>
+              <w:t>Juan Carlos Plasencia Torres (Gerente General / Project Sponsor)</w:t>
+              <w:br/>
+              <w:t>Marcell Magaly Vásquez Loje (Gerente de Administración / Product Owner)</w:t>
+            </w:r>
+          </w:p>
+        </w:tc>
+      </w:tr>
+      <w:tr>
+        <w:tc>
+          <w:tcPr>
+            <w:tcW w:type="dxa" w:w="1237"/>
+          </w:tcPr>
+          <w:p>
+            <w:r>
+              <w:rPr>
+                <w:rFonts w:ascii="Calibri" w:hAnsi="Calibri"/>
+                <w:b w:val="0"/>
+                <w:color w:val="000000"/>
+                <w:sz w:val="17"/>
+              </w:rPr>
+              <w:t>2.0</w:t>
+            </w:r>
+          </w:p>
+        </w:tc>
+        <w:tc>
+          <w:tcPr>
+            <w:tcW w:type="dxa" w:w="1283"/>
+          </w:tcPr>
+          <w:p>
+            <w:r>
+              <w:rPr>
+                <w:rFonts w:ascii="Calibri" w:hAnsi="Calibri"/>
+                <w:b w:val="0"/>
+                <w:color w:val="000000"/>
+                <w:sz w:val="17"/>
+              </w:rPr>
+              <w:t>02/10/2026</w:t>
+            </w:r>
+          </w:p>
+        </w:tc>
+        <w:tc>
+          <w:tcPr>
+            <w:tcW w:type="dxa" w:w="4068"/>
+          </w:tcPr>
+          <w:p>
+            <w:r>
+              <w:rPr>
+                <w:rFonts w:ascii="Calibri" w:hAnsi="Calibri"/>
+                <w:b w:val="0"/>
+                <w:color w:val="000000"/>
+                <w:sz w:val="17"/>
+              </w:rPr>
+              <w:t>Subsanación de observaciones docentes de Clase 6: incorporación de la totalidad de actividades de la EDT de principio a fin en el Anexo 1 (Tabla 2) y formalización de cargos institucionales de stakeholders.</w:t>
+            </w:r>
+          </w:p>
+        </w:tc>
+        <w:tc>
+          <w:tcPr>
+            <w:tcW w:type="dxa" w:w="2473"/>
+          </w:tcPr>
+          <w:p>
+            <w:r>
+              <w:rPr>
+                <w:rFonts w:ascii="Calibri" w:hAnsi="Calibri"/>
+                <w:b w:val="0"/>
+                <w:color w:val="000000"/>
+                <w:sz w:val="17"/>
+              </w:rPr>
+              <w:t>Ing. José Alberto Gómez Ávila (Docente Asesor / Cátedra Capstone UPN)</w:t>
+            </w:r>
+          </w:p>
+        </w:tc>
+      </w:tr>
     </w:tbl>
     <w:p>
       <w:pPr>
@@ -1654,7 +1800,7 @@
           <w:color w:val="000000"/>
           <w:sz w:val="20"/>
         </w:rPr>
-        <w:t>Durante el Sprint 2 (Semana 5), el equipo de desarrollo consolidó el núcleo funcional operativo del sistema: se implementó el tracking individual de bobinas continuas (UV DTF Film A+B de 100m) y planchas rígidas (MDF 2.44x1.22m), el módulo de venta rápida express de mostrador, el talonario digital con validación de anticipo del 50%, y el arqueo diario de caja auditado con candado digital. Asimismo, se integró el pipeline automatizado de Integración y Despliegue Continuo (CI/CD) en GitHub Actions hacia el VPS particular propio, y se consolidó una batería de 374 pruebas automatizadas con 100% de éxito (93 pruebas en backend con pytest y 281 pruebas en frontend con Vitest), asegurando el cumplimiento estricto del Definition of Done (DoD) formal para garantizar la calidad del incremento entregable.</w:t>
+        <w:t>Durante el Sprint 2 (Semana 5), el equipo de desarrollo consolidó el núcleo funcional operativo del sistema: se implementó el tracking individual de bobinas continuas (UV DTF Film A+B de 100m) y planchas rígidas (MDF 2.44x1.22m), el módulo de venta rápida express de mostrador, el talonario digital con validación de anticipo del 50%, y el arqueo diario de caja auditado con candado digital. Asimismo, se integró el pipeline automatizado de Integración y Despliegue Continuo (CI/CD) en GitHub Actions hacia el VPS particular propio, y se consolidó una batería de 375 pruebas automatizadas con 100% de éxito (93 pruebas en backend con pytest y 282 pruebas en frontend con Vitest), asegurando el cumplimiento estricto del Definition of Done (DoD) formal para garantizar la calidad del incremento entregable.</w:t>
         <w:br/>
         <w:br/>
       </w:r>
@@ -1694,7 +1840,7 @@
           <w:color w:val="000000"/>
           <w:sz w:val="20"/>
         </w:rPr>
-        <w:t>La administración de recursos financieros mantuvo una disciplina estricta. El esfuerzo de desarrollo de los tres integrantes (Gerardo Plasencia, Jose Estibb Anhuaman y Jose Diego Rodríguez) se optimizó mediante la automatización integral de pruebas (374 pruebas entre backend pytest y frontend Vitest) y el empaquetado en contenedores Docker y Nginx, prescindiendo de servicios de nube de terceros de alto costo. Esto consolidó un Cost Performance Index (CPI) de 1.05 y un Schedule Performance Index (SPI) de 0.98.</w:t>
+        <w:t>La administración de recursos financieros mantuvo una disciplina estricta. El esfuerzo de desarrollo de los tres integrantes (Gerardo Plasencia, Jose Estibb Anhuaman y Jose Diego Rodríguez) se optimizó mediante la automatización integral de pruebas (375 pruebas entre backend pytest y frontend Vitest) y el empaquetado en contenedores Docker y Nginx, prescindiendo de servicios de nube de terceros de alto costo. Esto consolidó un Cost Performance Index (CPI) de 1.05 y un Schedule Performance Index (SPI) de 0.98.</w:t>
       </w:r>
     </w:p>
     <w:p>
@@ -1825,7 +1971,7 @@
           <w:color w:val="000000"/>
           <w:sz w:val="20"/>
         </w:rPr>
-        <w:t>Se implementó el pipeline de integración y despliegue continuo mediante GitHub Actions (.github/workflows/ci.yml y deploy.yml) hacia el servidor VPS propio con reverse proxy Nginx y SSL. Permite la compilación y ejecución automática de las suites completas de pruebas unitarias (374 pruebas: 93 en backend con pytest y 281 en frontend con Vitest) ante cada push/PR, optimizando el ciclo de entrega técnica sin costo adicional de licenciamiento.</w:t>
+        <w:t>Se implementó el pipeline de integración y despliegue continuo mediante GitHub Actions (.github/workflows/ci.yml y deploy.yml) hacia el servidor VPS propio con reverse proxy Nginx y SSL. Permite la compilación y ejecución automática de las suites completas de pruebas unitarias (375 pruebas: 93 en backend con pytest y 282 en frontend con Vitest) ante cada push/PR, optimizando el ciclo de entrega técnica sin costo adicional de licenciamiento.</w:t>
       </w:r>
     </w:p>
     <w:p>
@@ -1920,7 +2066,7 @@
                 <w:rFonts w:ascii="Calibri" w:hAnsi="Calibri"/>
                 <w:b w:val="0"/>
                 <w:color w:val="000000"/>
-                <w:sz w:val="17"/>
+                <w:sz w:val="16"/>
               </w:rPr>
               <w:t>Código EDT</w:t>
             </w:r>
@@ -1944,7 +2090,7 @@
                 <w:rFonts w:ascii="Calibri" w:hAnsi="Calibri"/>
                 <w:b w:val="0"/>
                 <w:color w:val="000000"/>
-                <w:sz w:val="17"/>
+                <w:sz w:val="16"/>
               </w:rPr>
               <w:t>ACTIVIDAD</w:t>
             </w:r>
@@ -1968,7 +2114,7 @@
                 <w:rFonts w:ascii="Calibri" w:hAnsi="Calibri"/>
                 <w:b w:val="0"/>
                 <w:color w:val="000000"/>
-                <w:sz w:val="17"/>
+                <w:sz w:val="16"/>
               </w:rPr>
               <w:t>Entregable</w:t>
             </w:r>
@@ -1992,7 +2138,7 @@
                 <w:rFonts w:ascii="Calibri" w:hAnsi="Calibri"/>
                 <w:b w:val="0"/>
                 <w:color w:val="000000"/>
-                <w:sz w:val="17"/>
+                <w:sz w:val="16"/>
               </w:rPr>
               <w:t>Fecha Planeada</w:t>
             </w:r>
@@ -2001,7 +2147,7 @@
                 <w:rFonts w:ascii="Calibri" w:hAnsi="Calibri"/>
                 <w:b w:val="0"/>
                 <w:color w:val="000000"/>
-                <w:sz w:val="17"/>
+                <w:sz w:val="16"/>
               </w:rPr>
               <w:t xml:space="preserve"> Culminación</w:t>
             </w:r>
@@ -2025,7 +2171,7 @@
                 <w:rFonts w:ascii="Calibri" w:hAnsi="Calibri"/>
                 <w:b w:val="0"/>
                 <w:color w:val="000000"/>
-                <w:sz w:val="17"/>
+                <w:sz w:val="16"/>
               </w:rPr>
               <w:t xml:space="preserve">Fecha </w:t>
             </w:r>
@@ -2034,7 +2180,7 @@
                 <w:rFonts w:ascii="Calibri" w:hAnsi="Calibri"/>
                 <w:b w:val="0"/>
                 <w:color w:val="000000"/>
-                <w:sz w:val="17"/>
+                <w:sz w:val="16"/>
               </w:rPr>
               <w:t>Real</w:t>
             </w:r>
@@ -2043,7 +2189,7 @@
                 <w:rFonts w:ascii="Calibri" w:hAnsi="Calibri"/>
                 <w:b w:val="0"/>
                 <w:color w:val="000000"/>
-                <w:sz w:val="17"/>
+                <w:sz w:val="16"/>
               </w:rPr>
               <w:t xml:space="preserve"> de Entrega</w:t>
             </w:r>
@@ -2067,7 +2213,7 @@
                 <w:rFonts w:ascii="Calibri" w:hAnsi="Calibri"/>
                 <w:b w:val="0"/>
                 <w:color w:val="000000"/>
-                <w:sz w:val="17"/>
+                <w:sz w:val="16"/>
               </w:rPr>
               <w:t>Estado</w:t>
             </w:r>
@@ -2089,9 +2235,9 @@
                 <w:rFonts w:ascii="Calibri" w:hAnsi="Calibri"/>
                 <w:b w:val="0"/>
                 <w:color w:val="000000"/>
-                <w:sz w:val="17"/>
-              </w:rPr>
-              <w:t>EDT 4.1.2</w:t>
+                <w:sz w:val="16"/>
+              </w:rPr>
+              <w:t>EDT 1.1.1</w:t>
             </w:r>
           </w:p>
         </w:tc>
@@ -2106,9 +2252,9 @@
                 <w:rFonts w:ascii="Calibri" w:hAnsi="Calibri"/>
                 <w:b w:val="0"/>
                 <w:color w:val="000000"/>
-                <w:sz w:val="17"/>
-              </w:rPr>
-              <w:t>Priorización del Product Backlog e historias de usuario</w:t>
+                <w:sz w:val="16"/>
+              </w:rPr>
+              <w:t>Elaborar el Acta de Constitución</w:t>
             </w:r>
           </w:p>
         </w:tc>
@@ -2122,9 +2268,9 @@
                 <w:rFonts w:ascii="Calibri" w:hAnsi="Calibri"/>
                 <w:b w:val="0"/>
                 <w:color w:val="000000"/>
-                <w:sz w:val="17"/>
-              </w:rPr>
-              <w:t>Documento Product Backlog formalizado con 10 historias y criterios DoD</w:t>
+                <w:sz w:val="16"/>
+              </w:rPr>
+              <w:t>Acta de Constitución (AC-01)</w:t>
             </w:r>
           </w:p>
         </w:tc>
@@ -2138,9 +2284,9 @@
                 <w:rFonts w:ascii="Calibri" w:hAnsi="Calibri"/>
                 <w:b w:val="0"/>
                 <w:color w:val="000000"/>
-                <w:sz w:val="17"/>
-              </w:rPr>
-              <w:t>16/09/2026</w:t>
+                <w:sz w:val="16"/>
+              </w:rPr>
+              <w:t>25/08/2026</w:t>
             </w:r>
           </w:p>
         </w:tc>
@@ -2154,9 +2300,9 @@
                 <w:rFonts w:ascii="Calibri" w:hAnsi="Calibri"/>
                 <w:b w:val="0"/>
                 <w:color w:val="000000"/>
-                <w:sz w:val="17"/>
-              </w:rPr>
-              <w:t>16/09/2026</w:t>
+                <w:sz w:val="16"/>
+              </w:rPr>
+              <w:t>25/08/2026</w:t>
             </w:r>
           </w:p>
         </w:tc>
@@ -2170,9 +2316,9 @@
                 <w:rFonts w:ascii="Calibri" w:hAnsi="Calibri"/>
                 <w:b w:val="0"/>
                 <w:color w:val="000000"/>
-                <w:sz w:val="17"/>
-              </w:rPr>
-              <w:t>ENTREGADO Y ACEPTADO FORMALMENTE (Consolidado en Acta de Aceptación suscrita el 26/09/2026)</w:t>
+                <w:sz w:val="16"/>
+              </w:rPr>
+              <w:t>COMPLETADO (Aceptado formalmente)</w:t>
             </w:r>
           </w:p>
         </w:tc>
@@ -2192,9 +2338,9 @@
                 <w:rFonts w:ascii="Calibri" w:hAnsi="Calibri"/>
                 <w:b w:val="0"/>
                 <w:color w:val="000000"/>
-                <w:sz w:val="17"/>
-              </w:rPr>
-              <w:t>EDT 3.4.1</w:t>
+                <w:sz w:val="16"/>
+              </w:rPr>
+              <w:t>EDT 1.1.2</w:t>
             </w:r>
           </w:p>
         </w:tc>
@@ -2209,9 +2355,9 @@
                 <w:rFonts w:ascii="Calibri" w:hAnsi="Calibri"/>
                 <w:b w:val="0"/>
                 <w:color w:val="000000"/>
-                <w:sz w:val="17"/>
-              </w:rPr>
-              <w:t>Diseño de interfaces de usuario de alta fidelidad</w:t>
+                <w:sz w:val="16"/>
+              </w:rPr>
+              <w:t>Validar el Acta con Gerencia</w:t>
             </w:r>
           </w:p>
         </w:tc>
@@ -2225,9 +2371,9 @@
                 <w:rFonts w:ascii="Calibri" w:hAnsi="Calibri"/>
                 <w:b w:val="0"/>
                 <w:color w:val="000000"/>
-                <w:sz w:val="17"/>
-              </w:rPr>
-              <w:t>Prototipos visuales de interfaz (Login, Cotizador, Taller y Caja)</w:t>
+                <w:sz w:val="16"/>
+              </w:rPr>
+              <w:t>Acta de Constitución validada y firmada</w:t>
             </w:r>
           </w:p>
         </w:tc>
@@ -2241,9 +2387,9 @@
                 <w:rFonts w:ascii="Calibri" w:hAnsi="Calibri"/>
                 <w:b w:val="0"/>
                 <w:color w:val="000000"/>
-                <w:sz w:val="17"/>
-              </w:rPr>
-              <w:t>17/09/2026</w:t>
+                <w:sz w:val="16"/>
+              </w:rPr>
+              <w:t>28/08/2026</w:t>
             </w:r>
           </w:p>
         </w:tc>
@@ -2257,9 +2403,9 @@
                 <w:rFonts w:ascii="Calibri" w:hAnsi="Calibri"/>
                 <w:b w:val="0"/>
                 <w:color w:val="000000"/>
-                <w:sz w:val="17"/>
-              </w:rPr>
-              <w:t>17/09/2026</w:t>
+                <w:sz w:val="16"/>
+              </w:rPr>
+              <w:t>28/08/2026</w:t>
             </w:r>
           </w:p>
         </w:tc>
@@ -2273,9 +2419,9 @@
                 <w:rFonts w:ascii="Calibri" w:hAnsi="Calibri"/>
                 <w:b w:val="0"/>
                 <w:color w:val="000000"/>
-                <w:sz w:val="17"/>
-              </w:rPr>
-              <w:t>ENTREGADO Y ACEPTADO FORMALMENTE (Consolidado en Acta de Aceptación suscrita el 26/09/2026)</w:t>
+                <w:sz w:val="16"/>
+              </w:rPr>
+              <w:t>COMPLETADO (Aceptado formalmente)</w:t>
             </w:r>
           </w:p>
         </w:tc>
@@ -2295,9 +2441,9 @@
                 <w:rFonts w:ascii="Calibri" w:hAnsi="Calibri"/>
                 <w:b w:val="0"/>
                 <w:color w:val="000000"/>
-                <w:sz w:val="17"/>
-              </w:rPr>
-              <w:t>EDT 4.1.1</w:t>
+                <w:sz w:val="16"/>
+              </w:rPr>
+              <w:t>EDT 1.2.1</w:t>
             </w:r>
           </w:p>
         </w:tc>
@@ -2312,9 +2458,9 @@
                 <w:rFonts w:ascii="Calibri" w:hAnsi="Calibri"/>
                 <w:b w:val="0"/>
                 <w:color w:val="000000"/>
-                <w:sz w:val="17"/>
-              </w:rPr>
-              <w:t>Construcción de Módulo Transaccional Base (Seguridad y Autenticación JWT)</w:t>
+                <w:sz w:val="16"/>
+              </w:rPr>
+              <w:t>Formular el Business Case</w:t>
             </w:r>
           </w:p>
         </w:tc>
@@ -2328,9 +2474,9 @@
                 <w:rFonts w:ascii="Calibri" w:hAnsi="Calibri"/>
                 <w:b w:val="0"/>
                 <w:color w:val="000000"/>
-                <w:sz w:val="17"/>
-              </w:rPr>
-              <w:t>Servicio backend de autenticación JWT y componente reactivo de Login en Angular 21</w:t>
+                <w:sz w:val="16"/>
+              </w:rPr>
+              <w:t>Documento Business Case (BC-01)</w:t>
             </w:r>
           </w:p>
         </w:tc>
@@ -2344,9 +2490,9 @@
                 <w:rFonts w:ascii="Calibri" w:hAnsi="Calibri"/>
                 <w:b w:val="0"/>
                 <w:color w:val="000000"/>
-                <w:sz w:val="17"/>
-              </w:rPr>
-              <w:t>19/09/2026</w:t>
+                <w:sz w:val="16"/>
+              </w:rPr>
+              <w:t>01/09/2026</w:t>
             </w:r>
           </w:p>
         </w:tc>
@@ -2360,9 +2506,9 @@
                 <w:rFonts w:ascii="Calibri" w:hAnsi="Calibri"/>
                 <w:b w:val="0"/>
                 <w:color w:val="000000"/>
-                <w:sz w:val="17"/>
-              </w:rPr>
-              <w:t>19/09/2026</w:t>
+                <w:sz w:val="16"/>
+              </w:rPr>
+              <w:t>01/09/2026</w:t>
             </w:r>
           </w:p>
         </w:tc>
@@ -2376,9 +2522,9 @@
                 <w:rFonts w:ascii="Calibri" w:hAnsi="Calibri"/>
                 <w:b w:val="0"/>
                 <w:color w:val="000000"/>
-                <w:sz w:val="17"/>
-              </w:rPr>
-              <w:t>ENTREGADO Y ACEPTADO FORMALMENTE (Consolidado en Acta de Aceptación suscrita el 26/09/2026)</w:t>
+                <w:sz w:val="16"/>
+              </w:rPr>
+              <w:t>COMPLETADO (Aceptado formalmente)</w:t>
             </w:r>
           </w:p>
         </w:tc>
@@ -2398,9 +2544,9 @@
                 <w:rFonts w:ascii="Calibri" w:hAnsi="Calibri"/>
                 <w:b w:val="0"/>
                 <w:color w:val="000000"/>
-                <w:sz w:val="17"/>
-              </w:rPr>
-              <w:t>EDT 4.1.1</w:t>
+                <w:sz w:val="16"/>
+              </w:rPr>
+              <w:t>EDT 1.2.2</w:t>
             </w:r>
           </w:p>
         </w:tc>
@@ -2415,9 +2561,9 @@
                 <w:rFonts w:ascii="Calibri" w:hAnsi="Calibri"/>
                 <w:b w:val="0"/>
                 <w:color w:val="000000"/>
-                <w:sz w:val="17"/>
-              </w:rPr>
-              <w:t>Construcción de Módulo Transaccional Base (Catálogo, Insumos y Bobinas)</w:t>
+                <w:sz w:val="16"/>
+              </w:rPr>
+              <w:t>Evaluar la viabilidad económica</w:t>
             </w:r>
           </w:p>
         </w:tc>
@@ -2431,9 +2577,9 @@
                 <w:rFonts w:ascii="Calibri" w:hAnsi="Calibri"/>
                 <w:b w:val="0"/>
                 <w:color w:val="000000"/>
-                <w:sz w:val="17"/>
-              </w:rPr>
-              <w:t>Script de migración Alembic 70522830813f y módulo de tracking de bobinas UV DTF y planchas MDF</w:t>
+                <w:sz w:val="16"/>
+              </w:rPr>
+              <w:t>Informe de Viabilidad Económica (VAN/TIR)</w:t>
             </w:r>
           </w:p>
         </w:tc>
@@ -2447,9 +2593,9 @@
                 <w:rFonts w:ascii="Calibri" w:hAnsi="Calibri"/>
                 <w:b w:val="0"/>
                 <w:color w:val="000000"/>
-                <w:sz w:val="17"/>
-              </w:rPr>
-              <w:t>23/09/2026</w:t>
+                <w:sz w:val="16"/>
+              </w:rPr>
+              <w:t>04/09/2026</w:t>
             </w:r>
           </w:p>
         </w:tc>
@@ -2463,9 +2609,9 @@
                 <w:rFonts w:ascii="Calibri" w:hAnsi="Calibri"/>
                 <w:b w:val="0"/>
                 <w:color w:val="000000"/>
-                <w:sz w:val="17"/>
-              </w:rPr>
-              <w:t>24/09/2026</w:t>
+                <w:sz w:val="16"/>
+              </w:rPr>
+              <w:t>04/09/2026</w:t>
             </w:r>
           </w:p>
         </w:tc>
@@ -2479,9 +2625,9 @@
                 <w:rFonts w:ascii="Calibri" w:hAnsi="Calibri"/>
                 <w:b w:val="0"/>
                 <w:color w:val="000000"/>
-                <w:sz w:val="17"/>
-              </w:rPr>
-              <w:t>EN PROCESO (Culminado técnicamente / Incluido en Acta de Aceptación para suscripción en reunión del 26/09/2026)</w:t>
+                <w:sz w:val="16"/>
+              </w:rPr>
+              <w:t>COMPLETADO (Aceptado formalmente)</w:t>
             </w:r>
           </w:p>
         </w:tc>
@@ -2497,9 +2643,9 @@
                 <w:rFonts w:ascii="Calibri" w:hAnsi="Calibri"/>
                 <w:b w:val="0"/>
                 <w:color w:val="000000"/>
-                <w:sz w:val="17"/>
-              </w:rPr>
-              <w:t>EDT 4.2.1</w:t>
+                <w:sz w:val="16"/>
+              </w:rPr>
+              <w:t>EDT 1.3.1</w:t>
             </w:r>
           </w:p>
         </w:tc>
@@ -2513,9 +2659,9 @@
                 <w:rFonts w:ascii="Calibri" w:hAnsi="Calibri"/>
                 <w:b w:val="0"/>
                 <w:color w:val="000000"/>
-                <w:sz w:val="17"/>
-              </w:rPr>
-              <w:t>Módulo de Cobros, Caja y Candado Digital (Ventas Rápidas y Auditoría)</w:t>
+                <w:sz w:val="16"/>
+              </w:rPr>
+              <w:t>Elaborar la EDT</w:t>
             </w:r>
           </w:p>
         </w:tc>
@@ -2529,9 +2675,9 @@
                 <w:rFonts w:ascii="Calibri" w:hAnsi="Calibri"/>
                 <w:b w:val="0"/>
                 <w:color w:val="000000"/>
-                <w:sz w:val="17"/>
-              </w:rPr>
-              <w:t>Módulo de cotización, venta express, talonario con anticipo 50% y arqueo auditado</w:t>
+                <w:sz w:val="16"/>
+              </w:rPr>
+              <w:t>Diagrama y Matriz de la EDT</w:t>
             </w:r>
           </w:p>
         </w:tc>
@@ -2545,9 +2691,9 @@
                 <w:rFonts w:ascii="Calibri" w:hAnsi="Calibri"/>
                 <w:b w:val="0"/>
                 <w:color w:val="000000"/>
-                <w:sz w:val="17"/>
-              </w:rPr>
-              <w:t>26/09/2026</w:t>
+                <w:sz w:val="16"/>
+              </w:rPr>
+              <w:t>07/09/2026</w:t>
             </w:r>
           </w:p>
         </w:tc>
@@ -2561,9 +2707,9 @@
                 <w:rFonts w:ascii="Calibri" w:hAnsi="Calibri"/>
                 <w:b w:val="0"/>
                 <w:color w:val="000000"/>
-                <w:sz w:val="17"/>
-              </w:rPr>
-              <w:t>25/09/2026</w:t>
+                <w:sz w:val="16"/>
+              </w:rPr>
+              <w:t>07/09/2026</w:t>
             </w:r>
           </w:p>
         </w:tc>
@@ -2577,9 +2723,9 @@
                 <w:rFonts w:ascii="Calibri" w:hAnsi="Calibri"/>
                 <w:b w:val="0"/>
                 <w:color w:val="000000"/>
-                <w:sz w:val="17"/>
-              </w:rPr>
-              <w:t>EN PROCESO (Culminado técnicamente / Incluido en Acta de Aceptación para suscripción en reunión del 26/09/2026)</w:t>
+                <w:sz w:val="16"/>
+              </w:rPr>
+              <w:t>COMPLETADO (Aceptado formalmente)</w:t>
             </w:r>
           </w:p>
         </w:tc>
@@ -2595,9 +2741,9 @@
                 <w:rFonts w:ascii="Calibri" w:hAnsi="Calibri"/>
                 <w:b w:val="0"/>
                 <w:color w:val="000000"/>
-                <w:sz w:val="17"/>
-              </w:rPr>
-              <w:t>EDT 5.2.2</w:t>
+                <w:sz w:val="16"/>
+              </w:rPr>
+              <w:t>EDT 1.3.2</w:t>
             </w:r>
           </w:p>
         </w:tc>
@@ -2611,9 +2757,9 @@
                 <w:rFonts w:ascii="Calibri" w:hAnsi="Calibri"/>
                 <w:b w:val="0"/>
                 <w:color w:val="000000"/>
-                <w:sz w:val="17"/>
-              </w:rPr>
-              <w:t>Automatización de Despliegue y Control de Versiones</w:t>
+                <w:sz w:val="16"/>
+              </w:rPr>
+              <w:t>Construir el cronograma</w:t>
             </w:r>
           </w:p>
         </w:tc>
@@ -2627,9 +2773,9 @@
                 <w:rFonts w:ascii="Calibri" w:hAnsi="Calibri"/>
                 <w:b w:val="0"/>
                 <w:color w:val="000000"/>
-                <w:sz w:val="17"/>
-              </w:rPr>
-              <w:t>Pipeline CI/CD en GitHub Actions y orquestación Docker en VPS particular</w:t>
+                <w:sz w:val="16"/>
+              </w:rPr>
+              <w:t>Cronograma del Proyecto (Gantt 16 sem.)</w:t>
             </w:r>
           </w:p>
         </w:tc>
@@ -2643,9 +2789,9 @@
                 <w:rFonts w:ascii="Calibri" w:hAnsi="Calibri"/>
                 <w:b w:val="0"/>
                 <w:color w:val="000000"/>
-                <w:sz w:val="17"/>
-              </w:rPr>
-              <w:t>25/09/2026</w:t>
+                <w:sz w:val="16"/>
+              </w:rPr>
+              <w:t>09/09/2026</w:t>
             </w:r>
           </w:p>
         </w:tc>
@@ -2659,9 +2805,9 @@
                 <w:rFonts w:ascii="Calibri" w:hAnsi="Calibri"/>
                 <w:b w:val="0"/>
                 <w:color w:val="000000"/>
-                <w:sz w:val="17"/>
-              </w:rPr>
-              <w:t>25/09/2026</w:t>
+                <w:sz w:val="16"/>
+              </w:rPr>
+              <w:t>09/09/2026</w:t>
             </w:r>
           </w:p>
         </w:tc>
@@ -2675,9 +2821,9 @@
                 <w:rFonts w:ascii="Calibri" w:hAnsi="Calibri"/>
                 <w:b w:val="0"/>
                 <w:color w:val="000000"/>
-                <w:sz w:val="17"/>
-              </w:rPr>
-              <w:t>EN PROCESO (Culminado técnicamente / Incluido en Acta de Aceptación para suscripción en reunión del 26/09/2026)</w:t>
+                <w:sz w:val="16"/>
+              </w:rPr>
+              <w:t>COMPLETADO (Aceptado formalmente)</w:t>
             </w:r>
           </w:p>
         </w:tc>
@@ -2693,9 +2839,9 @@
                 <w:rFonts w:ascii="Calibri" w:hAnsi="Calibri"/>
                 <w:b w:val="0"/>
                 <w:color w:val="000000"/>
-                <w:sz w:val="17"/>
-              </w:rPr>
-              <w:t>EDT 4.2.1.3</w:t>
+                <w:sz w:val="16"/>
+              </w:rPr>
+              <w:t>EDT 1.3.3</w:t>
             </w:r>
           </w:p>
         </w:tc>
@@ -2709,9 +2855,9 @@
                 <w:rFonts w:ascii="Calibri" w:hAnsi="Calibri"/>
                 <w:b w:val="0"/>
                 <w:color w:val="000000"/>
-                <w:sz w:val="17"/>
-              </w:rPr>
-              <w:t>Módulo de Business Intelligence y Dashboard Gerencial</w:t>
+                <w:sz w:val="16"/>
+              </w:rPr>
+              <w:t>Definir el presupuesto</w:t>
             </w:r>
           </w:p>
         </w:tc>
@@ -2725,9 +2871,9 @@
                 <w:rFonts w:ascii="Calibri" w:hAnsi="Calibri"/>
                 <w:b w:val="0"/>
                 <w:color w:val="000000"/>
-                <w:sz w:val="17"/>
-              </w:rPr>
-              <w:t>Dashboard reactivo con gráficos de rentabilidad y reportes de producción</w:t>
+                <w:sz w:val="16"/>
+              </w:rPr>
+              <w:t>Presupuesto analítico por paquetes</w:t>
             </w:r>
           </w:p>
         </w:tc>
@@ -2741,9 +2887,9 @@
                 <w:rFonts w:ascii="Calibri" w:hAnsi="Calibri"/>
                 <w:b w:val="0"/>
                 <w:color w:val="000000"/>
-                <w:sz w:val="17"/>
-              </w:rPr>
-              <w:t>03/10/2026</w:t>
+                <w:sz w:val="16"/>
+              </w:rPr>
+              <w:t>10/09/2026</w:t>
             </w:r>
           </w:p>
         </w:tc>
@@ -2757,7 +2903,2261 @@
                 <w:rFonts w:ascii="Calibri" w:hAnsi="Calibri"/>
                 <w:b w:val="0"/>
                 <w:color w:val="000000"/>
-                <w:sz w:val="17"/>
+                <w:sz w:val="16"/>
+              </w:rPr>
+              <w:t>10/09/2026</w:t>
+            </w:r>
+          </w:p>
+        </w:tc>
+        <w:tc>
+          <w:tcPr>
+            <w:tcW w:type="dxa" w:w="1318"/>
+          </w:tcPr>
+          <w:p>
+            <w:r>
+              <w:rPr>
+                <w:rFonts w:ascii="Calibri" w:hAnsi="Calibri"/>
+                <w:b w:val="0"/>
+                <w:color w:val="000000"/>
+                <w:sz w:val="16"/>
+              </w:rPr>
+              <w:t>COMPLETADO (Aceptado formalmente)</w:t>
+            </w:r>
+          </w:p>
+        </w:tc>
+      </w:tr>
+      <w:tr>
+        <w:tc>
+          <w:tcPr>
+            <w:tcW w:type="dxa" w:w="1242"/>
+          </w:tcPr>
+          <w:p>
+            <w:r>
+              <w:rPr>
+                <w:rFonts w:ascii="Calibri" w:hAnsi="Calibri"/>
+                <w:b w:val="0"/>
+                <w:color w:val="000000"/>
+                <w:sz w:val="16"/>
+              </w:rPr>
+              <w:t>EDT 1.3.4</w:t>
+            </w:r>
+          </w:p>
+        </w:tc>
+        <w:tc>
+          <w:tcPr>
+            <w:tcW w:type="dxa" w:w="1212"/>
+          </w:tcPr>
+          <w:p>
+            <w:r>
+              <w:rPr>
+                <w:rFonts w:ascii="Calibri" w:hAnsi="Calibri"/>
+                <w:b w:val="0"/>
+                <w:color w:val="000000"/>
+                <w:sz w:val="16"/>
+              </w:rPr>
+              <w:t>Definir el plan de recursos</w:t>
+            </w:r>
+          </w:p>
+        </w:tc>
+        <w:tc>
+          <w:tcPr>
+            <w:tcW w:type="dxa" w:w="1196"/>
+          </w:tcPr>
+          <w:p>
+            <w:r>
+              <w:rPr>
+                <w:rFonts w:ascii="Calibri" w:hAnsi="Calibri"/>
+                <w:b w:val="0"/>
+                <w:color w:val="000000"/>
+                <w:sz w:val="16"/>
+              </w:rPr>
+              <w:t>Plan de Recursos y Matriz RACI</w:t>
+            </w:r>
+          </w:p>
+        </w:tc>
+        <w:tc>
+          <w:tcPr>
+            <w:tcW w:type="dxa" w:w="1318"/>
+          </w:tcPr>
+          <w:p>
+            <w:r>
+              <w:rPr>
+                <w:rFonts w:ascii="Calibri" w:hAnsi="Calibri"/>
+                <w:b w:val="0"/>
+                <w:color w:val="000000"/>
+                <w:sz w:val="16"/>
+              </w:rPr>
+              <w:t>11/09/2026</w:t>
+            </w:r>
+          </w:p>
+        </w:tc>
+        <w:tc>
+          <w:tcPr>
+            <w:tcW w:type="dxa" w:w="1317"/>
+          </w:tcPr>
+          <w:p>
+            <w:r>
+              <w:rPr>
+                <w:rFonts w:ascii="Calibri" w:hAnsi="Calibri"/>
+                <w:b w:val="0"/>
+                <w:color w:val="000000"/>
+                <w:sz w:val="16"/>
+              </w:rPr>
+              <w:t>11/09/2026</w:t>
+            </w:r>
+          </w:p>
+        </w:tc>
+        <w:tc>
+          <w:tcPr>
+            <w:tcW w:type="dxa" w:w="1318"/>
+          </w:tcPr>
+          <w:p>
+            <w:r>
+              <w:rPr>
+                <w:rFonts w:ascii="Calibri" w:hAnsi="Calibri"/>
+                <w:b w:val="0"/>
+                <w:color w:val="000000"/>
+                <w:sz w:val="16"/>
+              </w:rPr>
+              <w:t>COMPLETADO (Aceptado formalmente)</w:t>
+            </w:r>
+          </w:p>
+        </w:tc>
+      </w:tr>
+      <w:tr>
+        <w:tc>
+          <w:tcPr>
+            <w:tcW w:type="dxa" w:w="1242"/>
+          </w:tcPr>
+          <w:p>
+            <w:r>
+              <w:rPr>
+                <w:rFonts w:ascii="Calibri" w:hAnsi="Calibri"/>
+                <w:b w:val="0"/>
+                <w:color w:val="000000"/>
+                <w:sz w:val="16"/>
+              </w:rPr>
+              <w:t>EDT 1.4.1</w:t>
+            </w:r>
+          </w:p>
+        </w:tc>
+        <w:tc>
+          <w:tcPr>
+            <w:tcW w:type="dxa" w:w="1212"/>
+          </w:tcPr>
+          <w:p>
+            <w:r>
+              <w:rPr>
+                <w:rFonts w:ascii="Calibri" w:hAnsi="Calibri"/>
+                <w:b w:val="0"/>
+                <w:color w:val="000000"/>
+                <w:sz w:val="16"/>
+              </w:rPr>
+              <w:t>Planificar la gestión del proyecto</w:t>
+            </w:r>
+          </w:p>
+        </w:tc>
+        <w:tc>
+          <w:tcPr>
+            <w:tcW w:type="dxa" w:w="1196"/>
+          </w:tcPr>
+          <w:p>
+            <w:r>
+              <w:rPr>
+                <w:rFonts w:ascii="Calibri" w:hAnsi="Calibri"/>
+                <w:b w:val="0"/>
+                <w:color w:val="000000"/>
+                <w:sz w:val="16"/>
+              </w:rPr>
+              <w:t>Plan de Desarrollo de Software (PDS)</w:t>
+            </w:r>
+          </w:p>
+        </w:tc>
+        <w:tc>
+          <w:tcPr>
+            <w:tcW w:type="dxa" w:w="1318"/>
+          </w:tcPr>
+          <w:p>
+            <w:r>
+              <w:rPr>
+                <w:rFonts w:ascii="Calibri" w:hAnsi="Calibri"/>
+                <w:b w:val="0"/>
+                <w:color w:val="000000"/>
+                <w:sz w:val="16"/>
+              </w:rPr>
+              <w:t>15/09/2026</w:t>
+            </w:r>
+          </w:p>
+        </w:tc>
+        <w:tc>
+          <w:tcPr>
+            <w:tcW w:type="dxa" w:w="1317"/>
+          </w:tcPr>
+          <w:p>
+            <w:r>
+              <w:rPr>
+                <w:rFonts w:ascii="Calibri" w:hAnsi="Calibri"/>
+                <w:b w:val="0"/>
+                <w:color w:val="000000"/>
+                <w:sz w:val="16"/>
+              </w:rPr>
+              <w:t>15/09/2026</w:t>
+            </w:r>
+          </w:p>
+        </w:tc>
+        <w:tc>
+          <w:tcPr>
+            <w:tcW w:type="dxa" w:w="1318"/>
+          </w:tcPr>
+          <w:p>
+            <w:r>
+              <w:rPr>
+                <w:rFonts w:ascii="Calibri" w:hAnsi="Calibri"/>
+                <w:b w:val="0"/>
+                <w:color w:val="000000"/>
+                <w:sz w:val="16"/>
+              </w:rPr>
+              <w:t>COMPLETADO (Aceptado formalmente)</w:t>
+            </w:r>
+          </w:p>
+        </w:tc>
+      </w:tr>
+      <w:tr>
+        <w:tc>
+          <w:tcPr>
+            <w:tcW w:type="dxa" w:w="1242"/>
+          </w:tcPr>
+          <w:p>
+            <w:r>
+              <w:rPr>
+                <w:rFonts w:ascii="Calibri" w:hAnsi="Calibri"/>
+                <w:b w:val="0"/>
+                <w:color w:val="000000"/>
+                <w:sz w:val="16"/>
+              </w:rPr>
+              <w:t>EDT 1.4.2</w:t>
+            </w:r>
+          </w:p>
+        </w:tc>
+        <w:tc>
+          <w:tcPr>
+            <w:tcW w:type="dxa" w:w="1212"/>
+          </w:tcPr>
+          <w:p>
+            <w:r>
+              <w:rPr>
+                <w:rFonts w:ascii="Calibri" w:hAnsi="Calibri"/>
+                <w:b w:val="0"/>
+                <w:color w:val="000000"/>
+                <w:sz w:val="16"/>
+              </w:rPr>
+              <w:t>Gestionar los riesgos</w:t>
+            </w:r>
+          </w:p>
+        </w:tc>
+        <w:tc>
+          <w:tcPr>
+            <w:tcW w:type="dxa" w:w="1196"/>
+          </w:tcPr>
+          <w:p>
+            <w:r>
+              <w:rPr>
+                <w:rFonts w:ascii="Calibri" w:hAnsi="Calibri"/>
+                <w:b w:val="0"/>
+                <w:color w:val="000000"/>
+                <w:sz w:val="16"/>
+              </w:rPr>
+              <w:t>Matriz de Riesgos y Contingencia</w:t>
+            </w:r>
+          </w:p>
+        </w:tc>
+        <w:tc>
+          <w:tcPr>
+            <w:tcW w:type="dxa" w:w="1318"/>
+          </w:tcPr>
+          <w:p>
+            <w:r>
+              <w:rPr>
+                <w:rFonts w:ascii="Calibri" w:hAnsi="Calibri"/>
+                <w:b w:val="0"/>
+                <w:color w:val="000000"/>
+                <w:sz w:val="16"/>
+              </w:rPr>
+              <w:t>17/09/2026</w:t>
+            </w:r>
+          </w:p>
+        </w:tc>
+        <w:tc>
+          <w:tcPr>
+            <w:tcW w:type="dxa" w:w="1317"/>
+          </w:tcPr>
+          <w:p>
+            <w:r>
+              <w:rPr>
+                <w:rFonts w:ascii="Calibri" w:hAnsi="Calibri"/>
+                <w:b w:val="0"/>
+                <w:color w:val="000000"/>
+                <w:sz w:val="16"/>
+              </w:rPr>
+              <w:t>17/09/2026</w:t>
+            </w:r>
+          </w:p>
+        </w:tc>
+        <w:tc>
+          <w:tcPr>
+            <w:tcW w:type="dxa" w:w="1318"/>
+          </w:tcPr>
+          <w:p>
+            <w:r>
+              <w:rPr>
+                <w:rFonts w:ascii="Calibri" w:hAnsi="Calibri"/>
+                <w:b w:val="0"/>
+                <w:color w:val="000000"/>
+                <w:sz w:val="16"/>
+              </w:rPr>
+              <w:t>COMPLETADO (Aceptado formalmente)</w:t>
+            </w:r>
+          </w:p>
+        </w:tc>
+      </w:tr>
+      <w:tr>
+        <w:tc>
+          <w:tcPr>
+            <w:tcW w:type="dxa" w:w="1242"/>
+          </w:tcPr>
+          <w:p>
+            <w:r>
+              <w:rPr>
+                <w:rFonts w:ascii="Calibri" w:hAnsi="Calibri"/>
+                <w:b w:val="0"/>
+                <w:color w:val="000000"/>
+                <w:sz w:val="16"/>
+              </w:rPr>
+              <w:t>EDT 1.4.3</w:t>
+            </w:r>
+          </w:p>
+        </w:tc>
+        <w:tc>
+          <w:tcPr>
+            <w:tcW w:type="dxa" w:w="1212"/>
+          </w:tcPr>
+          <w:p>
+            <w:r>
+              <w:rPr>
+                <w:rFonts w:ascii="Calibri" w:hAnsi="Calibri"/>
+                <w:b w:val="0"/>
+                <w:color w:val="000000"/>
+                <w:sz w:val="16"/>
+              </w:rPr>
+              <w:t>Planificar las comunicaciones</w:t>
+            </w:r>
+          </w:p>
+        </w:tc>
+        <w:tc>
+          <w:tcPr>
+            <w:tcW w:type="dxa" w:w="1196"/>
+          </w:tcPr>
+          <w:p>
+            <w:r>
+              <w:rPr>
+                <w:rFonts w:ascii="Calibri" w:hAnsi="Calibri"/>
+                <w:b w:val="0"/>
+                <w:color w:val="000000"/>
+                <w:sz w:val="16"/>
+              </w:rPr>
+              <w:t>Matriz de Comunicaciones</w:t>
+            </w:r>
+          </w:p>
+        </w:tc>
+        <w:tc>
+          <w:tcPr>
+            <w:tcW w:type="dxa" w:w="1318"/>
+          </w:tcPr>
+          <w:p>
+            <w:r>
+              <w:rPr>
+                <w:rFonts w:ascii="Calibri" w:hAnsi="Calibri"/>
+                <w:b w:val="0"/>
+                <w:color w:val="000000"/>
+                <w:sz w:val="16"/>
+              </w:rPr>
+              <w:t>19/09/2026</w:t>
+            </w:r>
+          </w:p>
+        </w:tc>
+        <w:tc>
+          <w:tcPr>
+            <w:tcW w:type="dxa" w:w="1317"/>
+          </w:tcPr>
+          <w:p>
+            <w:r>
+              <w:rPr>
+                <w:rFonts w:ascii="Calibri" w:hAnsi="Calibri"/>
+                <w:b w:val="0"/>
+                <w:color w:val="000000"/>
+                <w:sz w:val="16"/>
+              </w:rPr>
+              <w:t>19/09/2026</w:t>
+            </w:r>
+          </w:p>
+        </w:tc>
+        <w:tc>
+          <w:tcPr>
+            <w:tcW w:type="dxa" w:w="1318"/>
+          </w:tcPr>
+          <w:p>
+            <w:r>
+              <w:rPr>
+                <w:rFonts w:ascii="Calibri" w:hAnsi="Calibri"/>
+                <w:b w:val="0"/>
+                <w:color w:val="000000"/>
+                <w:sz w:val="16"/>
+              </w:rPr>
+              <w:t>COMPLETADO (Aceptado formalmente)</w:t>
+            </w:r>
+          </w:p>
+        </w:tc>
+      </w:tr>
+      <w:tr>
+        <w:tc>
+          <w:tcPr>
+            <w:tcW w:type="dxa" w:w="1242"/>
+          </w:tcPr>
+          <w:p>
+            <w:r>
+              <w:rPr>
+                <w:rFonts w:ascii="Calibri" w:hAnsi="Calibri"/>
+                <w:b w:val="0"/>
+                <w:color w:val="000000"/>
+                <w:sz w:val="16"/>
+              </w:rPr>
+              <w:t>EDT 1.4.4</w:t>
+            </w:r>
+          </w:p>
+        </w:tc>
+        <w:tc>
+          <w:tcPr>
+            <w:tcW w:type="dxa" w:w="1212"/>
+          </w:tcPr>
+          <w:p>
+            <w:r>
+              <w:rPr>
+                <w:rFonts w:ascii="Calibri" w:hAnsi="Calibri"/>
+                <w:b w:val="0"/>
+                <w:color w:val="000000"/>
+                <w:sz w:val="16"/>
+              </w:rPr>
+              <w:t>Asignar responsabilidades</w:t>
+            </w:r>
+          </w:p>
+        </w:tc>
+        <w:tc>
+          <w:tcPr>
+            <w:tcW w:type="dxa" w:w="1196"/>
+          </w:tcPr>
+          <w:p>
+            <w:r>
+              <w:rPr>
+                <w:rFonts w:ascii="Calibri" w:hAnsi="Calibri"/>
+                <w:b w:val="0"/>
+                <w:color w:val="000000"/>
+                <w:sz w:val="16"/>
+              </w:rPr>
+              <w:t>Matriz de Responsabilidades</w:t>
+            </w:r>
+          </w:p>
+        </w:tc>
+        <w:tc>
+          <w:tcPr>
+            <w:tcW w:type="dxa" w:w="1318"/>
+          </w:tcPr>
+          <w:p>
+            <w:r>
+              <w:rPr>
+                <w:rFonts w:ascii="Calibri" w:hAnsi="Calibri"/>
+                <w:b w:val="0"/>
+                <w:color w:val="000000"/>
+                <w:sz w:val="16"/>
+              </w:rPr>
+              <w:t>21/09/2026</w:t>
+            </w:r>
+          </w:p>
+        </w:tc>
+        <w:tc>
+          <w:tcPr>
+            <w:tcW w:type="dxa" w:w="1317"/>
+          </w:tcPr>
+          <w:p>
+            <w:r>
+              <w:rPr>
+                <w:rFonts w:ascii="Calibri" w:hAnsi="Calibri"/>
+                <w:b w:val="0"/>
+                <w:color w:val="000000"/>
+                <w:sz w:val="16"/>
+              </w:rPr>
+              <w:t>21/09/2026</w:t>
+            </w:r>
+          </w:p>
+        </w:tc>
+        <w:tc>
+          <w:tcPr>
+            <w:tcW w:type="dxa" w:w="1318"/>
+          </w:tcPr>
+          <w:p>
+            <w:r>
+              <w:rPr>
+                <w:rFonts w:ascii="Calibri" w:hAnsi="Calibri"/>
+                <w:b w:val="0"/>
+                <w:color w:val="000000"/>
+                <w:sz w:val="16"/>
+              </w:rPr>
+              <w:t>COMPLETADO (Aceptado formalmente)</w:t>
+            </w:r>
+          </w:p>
+        </w:tc>
+      </w:tr>
+      <w:tr>
+        <w:tc>
+          <w:tcPr>
+            <w:tcW w:type="dxa" w:w="1242"/>
+          </w:tcPr>
+          <w:p>
+            <w:r>
+              <w:rPr>
+                <w:rFonts w:ascii="Calibri" w:hAnsi="Calibri"/>
+                <w:b w:val="0"/>
+                <w:color w:val="000000"/>
+                <w:sz w:val="16"/>
+              </w:rPr>
+              <w:t>EDT 1.4.5</w:t>
+            </w:r>
+          </w:p>
+        </w:tc>
+        <w:tc>
+          <w:tcPr>
+            <w:tcW w:type="dxa" w:w="1212"/>
+          </w:tcPr>
+          <w:p>
+            <w:r>
+              <w:rPr>
+                <w:rFonts w:ascii="Calibri" w:hAnsi="Calibri"/>
+                <w:b w:val="0"/>
+                <w:color w:val="000000"/>
+                <w:sz w:val="16"/>
+              </w:rPr>
+              <w:t>Definir el plan de calidad</w:t>
+            </w:r>
+          </w:p>
+        </w:tc>
+        <w:tc>
+          <w:tcPr>
+            <w:tcW w:type="dxa" w:w="1196"/>
+          </w:tcPr>
+          <w:p>
+            <w:r>
+              <w:rPr>
+                <w:rFonts w:ascii="Calibri" w:hAnsi="Calibri"/>
+                <w:b w:val="0"/>
+                <w:color w:val="000000"/>
+                <w:sz w:val="16"/>
+              </w:rPr>
+              <w:t>Plan de Calidad ISO/IEC 25010</w:t>
+            </w:r>
+          </w:p>
+        </w:tc>
+        <w:tc>
+          <w:tcPr>
+            <w:tcW w:type="dxa" w:w="1318"/>
+          </w:tcPr>
+          <w:p>
+            <w:r>
+              <w:rPr>
+                <w:rFonts w:ascii="Calibri" w:hAnsi="Calibri"/>
+                <w:b w:val="0"/>
+                <w:color w:val="000000"/>
+                <w:sz w:val="16"/>
+              </w:rPr>
+              <w:t>23/09/2026</w:t>
+            </w:r>
+          </w:p>
+        </w:tc>
+        <w:tc>
+          <w:tcPr>
+            <w:tcW w:type="dxa" w:w="1317"/>
+          </w:tcPr>
+          <w:p>
+            <w:r>
+              <w:rPr>
+                <w:rFonts w:ascii="Calibri" w:hAnsi="Calibri"/>
+                <w:b w:val="0"/>
+                <w:color w:val="000000"/>
+                <w:sz w:val="16"/>
+              </w:rPr>
+              <w:t>23/09/2026</w:t>
+            </w:r>
+          </w:p>
+        </w:tc>
+        <w:tc>
+          <w:tcPr>
+            <w:tcW w:type="dxa" w:w="1318"/>
+          </w:tcPr>
+          <w:p>
+            <w:r>
+              <w:rPr>
+                <w:rFonts w:ascii="Calibri" w:hAnsi="Calibri"/>
+                <w:b w:val="0"/>
+                <w:color w:val="000000"/>
+                <w:sz w:val="16"/>
+              </w:rPr>
+              <w:t>COMPLETADO (Aceptado formalmente)</w:t>
+            </w:r>
+          </w:p>
+        </w:tc>
+      </w:tr>
+      <w:tr>
+        <w:tc>
+          <w:tcPr>
+            <w:tcW w:type="dxa" w:w="1242"/>
+          </w:tcPr>
+          <w:p>
+            <w:r>
+              <w:rPr>
+                <w:rFonts w:ascii="Calibri" w:hAnsi="Calibri"/>
+                <w:b w:val="0"/>
+                <w:color w:val="000000"/>
+                <w:sz w:val="16"/>
+              </w:rPr>
+              <w:t>EDT 1.4.6</w:t>
+            </w:r>
+          </w:p>
+        </w:tc>
+        <w:tc>
+          <w:tcPr>
+            <w:tcW w:type="dxa" w:w="1212"/>
+          </w:tcPr>
+          <w:p>
+            <w:r>
+              <w:rPr>
+                <w:rFonts w:ascii="Calibri" w:hAnsi="Calibri"/>
+                <w:b w:val="0"/>
+                <w:color w:val="000000"/>
+                <w:sz w:val="16"/>
+              </w:rPr>
+              <w:t>Definir el plan de seguridad</w:t>
+            </w:r>
+          </w:p>
+        </w:tc>
+        <w:tc>
+          <w:tcPr>
+            <w:tcW w:type="dxa" w:w="1196"/>
+          </w:tcPr>
+          <w:p>
+            <w:r>
+              <w:rPr>
+                <w:rFonts w:ascii="Calibri" w:hAnsi="Calibri"/>
+                <w:b w:val="0"/>
+                <w:color w:val="000000"/>
+                <w:sz w:val="16"/>
+              </w:rPr>
+              <w:t>Plan de Seguridad Integral y RBAC</w:t>
+            </w:r>
+          </w:p>
+        </w:tc>
+        <w:tc>
+          <w:tcPr>
+            <w:tcW w:type="dxa" w:w="1318"/>
+          </w:tcPr>
+          <w:p>
+            <w:r>
+              <w:rPr>
+                <w:rFonts w:ascii="Calibri" w:hAnsi="Calibri"/>
+                <w:b w:val="0"/>
+                <w:color w:val="000000"/>
+                <w:sz w:val="16"/>
+              </w:rPr>
+              <w:t>24/09/2026</w:t>
+            </w:r>
+          </w:p>
+        </w:tc>
+        <w:tc>
+          <w:tcPr>
+            <w:tcW w:type="dxa" w:w="1317"/>
+          </w:tcPr>
+          <w:p>
+            <w:r>
+              <w:rPr>
+                <w:rFonts w:ascii="Calibri" w:hAnsi="Calibri"/>
+                <w:b w:val="0"/>
+                <w:color w:val="000000"/>
+                <w:sz w:val="16"/>
+              </w:rPr>
+              <w:t>24/09/2026</w:t>
+            </w:r>
+          </w:p>
+        </w:tc>
+        <w:tc>
+          <w:tcPr>
+            <w:tcW w:type="dxa" w:w="1318"/>
+          </w:tcPr>
+          <w:p>
+            <w:r>
+              <w:rPr>
+                <w:rFonts w:ascii="Calibri" w:hAnsi="Calibri"/>
+                <w:b w:val="0"/>
+                <w:color w:val="000000"/>
+                <w:sz w:val="16"/>
+              </w:rPr>
+              <w:t>COMPLETADO (Aceptado formalmente)</w:t>
+            </w:r>
+          </w:p>
+        </w:tc>
+      </w:tr>
+      <w:tr>
+        <w:tc>
+          <w:tcPr>
+            <w:tcW w:type="dxa" w:w="1242"/>
+          </w:tcPr>
+          <w:p>
+            <w:r>
+              <w:rPr>
+                <w:rFonts w:ascii="Calibri" w:hAnsi="Calibri"/>
+                <w:b w:val="0"/>
+                <w:color w:val="000000"/>
+                <w:sz w:val="16"/>
+              </w:rPr>
+              <w:t>EDT 1.4.7</w:t>
+            </w:r>
+          </w:p>
+        </w:tc>
+        <w:tc>
+          <w:tcPr>
+            <w:tcW w:type="dxa" w:w="1212"/>
+          </w:tcPr>
+          <w:p>
+            <w:r>
+              <w:rPr>
+                <w:rFonts w:ascii="Calibri" w:hAnsi="Calibri"/>
+                <w:b w:val="0"/>
+                <w:color w:val="000000"/>
+                <w:sz w:val="16"/>
+              </w:rPr>
+              <w:t>Planificar involucramiento interesados</w:t>
+            </w:r>
+          </w:p>
+        </w:tc>
+        <w:tc>
+          <w:tcPr>
+            <w:tcW w:type="dxa" w:w="1196"/>
+          </w:tcPr>
+          <w:p>
+            <w:r>
+              <w:rPr>
+                <w:rFonts w:ascii="Calibri" w:hAnsi="Calibri"/>
+                <w:b w:val="0"/>
+                <w:color w:val="000000"/>
+                <w:sz w:val="16"/>
+              </w:rPr>
+              <w:t>Plan de Gestión de Interesados</w:t>
+            </w:r>
+          </w:p>
+        </w:tc>
+        <w:tc>
+          <w:tcPr>
+            <w:tcW w:type="dxa" w:w="1318"/>
+          </w:tcPr>
+          <w:p>
+            <w:r>
+              <w:rPr>
+                <w:rFonts w:ascii="Calibri" w:hAnsi="Calibri"/>
+                <w:b w:val="0"/>
+                <w:color w:val="000000"/>
+                <w:sz w:val="16"/>
+              </w:rPr>
+              <w:t>25/09/2026</w:t>
+            </w:r>
+          </w:p>
+        </w:tc>
+        <w:tc>
+          <w:tcPr>
+            <w:tcW w:type="dxa" w:w="1317"/>
+          </w:tcPr>
+          <w:p>
+            <w:r>
+              <w:rPr>
+                <w:rFonts w:ascii="Calibri" w:hAnsi="Calibri"/>
+                <w:b w:val="0"/>
+                <w:color w:val="000000"/>
+                <w:sz w:val="16"/>
+              </w:rPr>
+              <w:t>25/09/2026</w:t>
+            </w:r>
+          </w:p>
+        </w:tc>
+        <w:tc>
+          <w:tcPr>
+            <w:tcW w:type="dxa" w:w="1318"/>
+          </w:tcPr>
+          <w:p>
+            <w:r>
+              <w:rPr>
+                <w:rFonts w:ascii="Calibri" w:hAnsi="Calibri"/>
+                <w:b w:val="0"/>
+                <w:color w:val="000000"/>
+                <w:sz w:val="16"/>
+              </w:rPr>
+              <w:t>COMPLETADO (Aceptado formalmente)</w:t>
+            </w:r>
+          </w:p>
+        </w:tc>
+      </w:tr>
+      <w:tr>
+        <w:tc>
+          <w:tcPr>
+            <w:tcW w:type="dxa" w:w="1242"/>
+          </w:tcPr>
+          <w:p>
+            <w:r>
+              <w:rPr>
+                <w:rFonts w:ascii="Calibri" w:hAnsi="Calibri"/>
+                <w:b w:val="0"/>
+                <w:color w:val="000000"/>
+                <w:sz w:val="16"/>
+              </w:rPr>
+              <w:t>EDT 2.1.1</w:t>
+            </w:r>
+          </w:p>
+        </w:tc>
+        <w:tc>
+          <w:tcPr>
+            <w:tcW w:type="dxa" w:w="1212"/>
+          </w:tcPr>
+          <w:p>
+            <w:r>
+              <w:rPr>
+                <w:rFonts w:ascii="Calibri" w:hAnsi="Calibri"/>
+                <w:b w:val="0"/>
+                <w:color w:val="000000"/>
+                <w:sz w:val="16"/>
+              </w:rPr>
+              <w:t>Especificar los requerimientos</w:t>
+            </w:r>
+          </w:p>
+        </w:tc>
+        <w:tc>
+          <w:tcPr>
+            <w:tcW w:type="dxa" w:w="1196"/>
+          </w:tcPr>
+          <w:p>
+            <w:r>
+              <w:rPr>
+                <w:rFonts w:ascii="Calibri" w:hAnsi="Calibri"/>
+                <w:b w:val="0"/>
+                <w:color w:val="000000"/>
+                <w:sz w:val="16"/>
+              </w:rPr>
+              <w:t>Documento SRS IEEE 830 (RF/RNF)</w:t>
+            </w:r>
+          </w:p>
+        </w:tc>
+        <w:tc>
+          <w:tcPr>
+            <w:tcW w:type="dxa" w:w="1318"/>
+          </w:tcPr>
+          <w:p>
+            <w:r>
+              <w:rPr>
+                <w:rFonts w:ascii="Calibri" w:hAnsi="Calibri"/>
+                <w:b w:val="0"/>
+                <w:color w:val="000000"/>
+                <w:sz w:val="16"/>
+              </w:rPr>
+              <w:t>11/09/2026</w:t>
+            </w:r>
+          </w:p>
+        </w:tc>
+        <w:tc>
+          <w:tcPr>
+            <w:tcW w:type="dxa" w:w="1317"/>
+          </w:tcPr>
+          <w:p>
+            <w:r>
+              <w:rPr>
+                <w:rFonts w:ascii="Calibri" w:hAnsi="Calibri"/>
+                <w:b w:val="0"/>
+                <w:color w:val="000000"/>
+                <w:sz w:val="16"/>
+              </w:rPr>
+              <w:t>11/09/2026</w:t>
+            </w:r>
+          </w:p>
+        </w:tc>
+        <w:tc>
+          <w:tcPr>
+            <w:tcW w:type="dxa" w:w="1318"/>
+          </w:tcPr>
+          <w:p>
+            <w:r>
+              <w:rPr>
+                <w:rFonts w:ascii="Calibri" w:hAnsi="Calibri"/>
+                <w:b w:val="0"/>
+                <w:color w:val="000000"/>
+                <w:sz w:val="16"/>
+              </w:rPr>
+              <w:t>COMPLETADO (Aceptado formalmente)</w:t>
+            </w:r>
+          </w:p>
+        </w:tc>
+      </w:tr>
+      <w:tr>
+        <w:tc>
+          <w:tcPr>
+            <w:tcW w:type="dxa" w:w="1242"/>
+          </w:tcPr>
+          <w:p>
+            <w:r>
+              <w:rPr>
+                <w:rFonts w:ascii="Calibri" w:hAnsi="Calibri"/>
+                <w:b w:val="0"/>
+                <w:color w:val="000000"/>
+                <w:sz w:val="16"/>
+              </w:rPr>
+              <w:t>EDT 2.2.1</w:t>
+            </w:r>
+          </w:p>
+        </w:tc>
+        <w:tc>
+          <w:tcPr>
+            <w:tcW w:type="dxa" w:w="1212"/>
+          </w:tcPr>
+          <w:p>
+            <w:r>
+              <w:rPr>
+                <w:rFonts w:ascii="Calibri" w:hAnsi="Calibri"/>
+                <w:b w:val="0"/>
+                <w:color w:val="000000"/>
+                <w:sz w:val="16"/>
+              </w:rPr>
+              <w:t>Elaborar la estructura de análisis</w:t>
+            </w:r>
+          </w:p>
+        </w:tc>
+        <w:tc>
+          <w:tcPr>
+            <w:tcW w:type="dxa" w:w="1196"/>
+          </w:tcPr>
+          <w:p>
+            <w:r>
+              <w:rPr>
+                <w:rFonts w:ascii="Calibri" w:hAnsi="Calibri"/>
+                <w:b w:val="0"/>
+                <w:color w:val="000000"/>
+                <w:sz w:val="16"/>
+              </w:rPr>
+              <w:t>Documento de Estructura de Análisis</w:t>
+            </w:r>
+          </w:p>
+        </w:tc>
+        <w:tc>
+          <w:tcPr>
+            <w:tcW w:type="dxa" w:w="1318"/>
+          </w:tcPr>
+          <w:p>
+            <w:r>
+              <w:rPr>
+                <w:rFonts w:ascii="Calibri" w:hAnsi="Calibri"/>
+                <w:b w:val="0"/>
+                <w:color w:val="000000"/>
+                <w:sz w:val="16"/>
+              </w:rPr>
+              <w:t>11/09/2026</w:t>
+            </w:r>
+          </w:p>
+        </w:tc>
+        <w:tc>
+          <w:tcPr>
+            <w:tcW w:type="dxa" w:w="1317"/>
+          </w:tcPr>
+          <w:p>
+            <w:r>
+              <w:rPr>
+                <w:rFonts w:ascii="Calibri" w:hAnsi="Calibri"/>
+                <w:b w:val="0"/>
+                <w:color w:val="000000"/>
+                <w:sz w:val="16"/>
+              </w:rPr>
+              <w:t>11/09/2026</w:t>
+            </w:r>
+          </w:p>
+        </w:tc>
+        <w:tc>
+          <w:tcPr>
+            <w:tcW w:type="dxa" w:w="1318"/>
+          </w:tcPr>
+          <w:p>
+            <w:r>
+              <w:rPr>
+                <w:rFonts w:ascii="Calibri" w:hAnsi="Calibri"/>
+                <w:b w:val="0"/>
+                <w:color w:val="000000"/>
+                <w:sz w:val="16"/>
+              </w:rPr>
+              <w:t>COMPLETADO (Aceptado formalmente)</w:t>
+            </w:r>
+          </w:p>
+        </w:tc>
+      </w:tr>
+      <w:tr>
+        <w:tc>
+          <w:tcPr>
+            <w:tcW w:type="dxa" w:w="1242"/>
+          </w:tcPr>
+          <w:p>
+            <w:r>
+              <w:rPr>
+                <w:rFonts w:ascii="Calibri" w:hAnsi="Calibri"/>
+                <w:b w:val="0"/>
+                <w:color w:val="000000"/>
+                <w:sz w:val="16"/>
+              </w:rPr>
+              <w:t>EDT 2.3.1</w:t>
+            </w:r>
+          </w:p>
+        </w:tc>
+        <w:tc>
+          <w:tcPr>
+            <w:tcW w:type="dxa" w:w="1212"/>
+          </w:tcPr>
+          <w:p>
+            <w:r>
+              <w:rPr>
+                <w:rFonts w:ascii="Calibri" w:hAnsi="Calibri"/>
+                <w:b w:val="0"/>
+                <w:color w:val="000000"/>
+                <w:sz w:val="16"/>
+              </w:rPr>
+              <w:t>Elaborar la matriz de consistencia</w:t>
+            </w:r>
+          </w:p>
+        </w:tc>
+        <w:tc>
+          <w:tcPr>
+            <w:tcW w:type="dxa" w:w="1196"/>
+          </w:tcPr>
+          <w:p>
+            <w:r>
+              <w:rPr>
+                <w:rFonts w:ascii="Calibri" w:hAnsi="Calibri"/>
+                <w:b w:val="0"/>
+                <w:color w:val="000000"/>
+                <w:sz w:val="16"/>
+              </w:rPr>
+              <w:t>Matriz de Consistencia Metodológica</w:t>
+            </w:r>
+          </w:p>
+        </w:tc>
+        <w:tc>
+          <w:tcPr>
+            <w:tcW w:type="dxa" w:w="1318"/>
+          </w:tcPr>
+          <w:p>
+            <w:r>
+              <w:rPr>
+                <w:rFonts w:ascii="Calibri" w:hAnsi="Calibri"/>
+                <w:b w:val="0"/>
+                <w:color w:val="000000"/>
+                <w:sz w:val="16"/>
+              </w:rPr>
+              <w:t>11/09/2026</w:t>
+            </w:r>
+          </w:p>
+        </w:tc>
+        <w:tc>
+          <w:tcPr>
+            <w:tcW w:type="dxa" w:w="1317"/>
+          </w:tcPr>
+          <w:p>
+            <w:r>
+              <w:rPr>
+                <w:rFonts w:ascii="Calibri" w:hAnsi="Calibri"/>
+                <w:b w:val="0"/>
+                <w:color w:val="000000"/>
+                <w:sz w:val="16"/>
+              </w:rPr>
+              <w:t>11/09/2026</w:t>
+            </w:r>
+          </w:p>
+        </w:tc>
+        <w:tc>
+          <w:tcPr>
+            <w:tcW w:type="dxa" w:w="1318"/>
+          </w:tcPr>
+          <w:p>
+            <w:r>
+              <w:rPr>
+                <w:rFonts w:ascii="Calibri" w:hAnsi="Calibri"/>
+                <w:b w:val="0"/>
+                <w:color w:val="000000"/>
+                <w:sz w:val="16"/>
+              </w:rPr>
+              <w:t>COMPLETADO (Aceptado formalmente)</w:t>
+            </w:r>
+          </w:p>
+        </w:tc>
+      </w:tr>
+      <w:tr>
+        <w:tc>
+          <w:tcPr>
+            <w:tcW w:type="dxa" w:w="1242"/>
+          </w:tcPr>
+          <w:p>
+            <w:r>
+              <w:rPr>
+                <w:rFonts w:ascii="Calibri" w:hAnsi="Calibri"/>
+                <w:b w:val="0"/>
+                <w:color w:val="000000"/>
+                <w:sz w:val="16"/>
+              </w:rPr>
+              <w:t>EDT 3.1.1</w:t>
+            </w:r>
+          </w:p>
+        </w:tc>
+        <w:tc>
+          <w:tcPr>
+            <w:tcW w:type="dxa" w:w="1212"/>
+          </w:tcPr>
+          <w:p>
+            <w:r>
+              <w:rPr>
+                <w:rFonts w:ascii="Calibri" w:hAnsi="Calibri"/>
+                <w:b w:val="0"/>
+                <w:color w:val="000000"/>
+                <w:sz w:val="16"/>
+              </w:rPr>
+              <w:t>Diseñar la arquitectura</w:t>
+            </w:r>
+          </w:p>
+        </w:tc>
+        <w:tc>
+          <w:tcPr>
+            <w:tcW w:type="dxa" w:w="1196"/>
+          </w:tcPr>
+          <w:p>
+            <w:r>
+              <w:rPr>
+                <w:rFonts w:ascii="Calibri" w:hAnsi="Calibri"/>
+                <w:b w:val="0"/>
+                <w:color w:val="000000"/>
+                <w:sz w:val="16"/>
+              </w:rPr>
+              <w:t>Documento de Arquitectura C4 (N1-N2)</w:t>
+            </w:r>
+          </w:p>
+        </w:tc>
+        <w:tc>
+          <w:tcPr>
+            <w:tcW w:type="dxa" w:w="1318"/>
+          </w:tcPr>
+          <w:p>
+            <w:r>
+              <w:rPr>
+                <w:rFonts w:ascii="Calibri" w:hAnsi="Calibri"/>
+                <w:b w:val="0"/>
+                <w:color w:val="000000"/>
+                <w:sz w:val="16"/>
+              </w:rPr>
+              <w:t>18/09/2026</w:t>
+            </w:r>
+          </w:p>
+        </w:tc>
+        <w:tc>
+          <w:tcPr>
+            <w:tcW w:type="dxa" w:w="1317"/>
+          </w:tcPr>
+          <w:p>
+            <w:r>
+              <w:rPr>
+                <w:rFonts w:ascii="Calibri" w:hAnsi="Calibri"/>
+                <w:b w:val="0"/>
+                <w:color w:val="000000"/>
+                <w:sz w:val="16"/>
+              </w:rPr>
+              <w:t>18/09/2026</w:t>
+            </w:r>
+          </w:p>
+        </w:tc>
+        <w:tc>
+          <w:tcPr>
+            <w:tcW w:type="dxa" w:w="1318"/>
+          </w:tcPr>
+          <w:p>
+            <w:r>
+              <w:rPr>
+                <w:rFonts w:ascii="Calibri" w:hAnsi="Calibri"/>
+                <w:b w:val="0"/>
+                <w:color w:val="000000"/>
+                <w:sz w:val="16"/>
+              </w:rPr>
+              <w:t>COMPLETADO (Aceptado formalmente)</w:t>
+            </w:r>
+          </w:p>
+        </w:tc>
+      </w:tr>
+      <w:tr>
+        <w:tc>
+          <w:tcPr>
+            <w:tcW w:type="dxa" w:w="1242"/>
+          </w:tcPr>
+          <w:p>
+            <w:r>
+              <w:rPr>
+                <w:rFonts w:ascii="Calibri" w:hAnsi="Calibri"/>
+                <w:b w:val="0"/>
+                <w:color w:val="000000"/>
+                <w:sz w:val="16"/>
+              </w:rPr>
+              <w:t>EDT 3.2.1</w:t>
+            </w:r>
+          </w:p>
+        </w:tc>
+        <w:tc>
+          <w:tcPr>
+            <w:tcW w:type="dxa" w:w="1212"/>
+          </w:tcPr>
+          <w:p>
+            <w:r>
+              <w:rPr>
+                <w:rFonts w:ascii="Calibri" w:hAnsi="Calibri"/>
+                <w:b w:val="0"/>
+                <w:color w:val="000000"/>
+                <w:sz w:val="16"/>
+              </w:rPr>
+              <w:t>Modelar arquitectura ágil y HU</w:t>
+            </w:r>
+          </w:p>
+        </w:tc>
+        <w:tc>
+          <w:tcPr>
+            <w:tcW w:type="dxa" w:w="1196"/>
+          </w:tcPr>
+          <w:p>
+            <w:r>
+              <w:rPr>
+                <w:rFonts w:ascii="Calibri" w:hAnsi="Calibri"/>
+                <w:b w:val="0"/>
+                <w:color w:val="000000"/>
+                <w:sz w:val="16"/>
+              </w:rPr>
+              <w:t>Product Backlog e Historias de Usuario</w:t>
+            </w:r>
+          </w:p>
+        </w:tc>
+        <w:tc>
+          <w:tcPr>
+            <w:tcW w:type="dxa" w:w="1318"/>
+          </w:tcPr>
+          <w:p>
+            <w:r>
+              <w:rPr>
+                <w:rFonts w:ascii="Calibri" w:hAnsi="Calibri"/>
+                <w:b w:val="0"/>
+                <w:color w:val="000000"/>
+                <w:sz w:val="16"/>
+              </w:rPr>
+              <w:t>25/09/2026</w:t>
+            </w:r>
+          </w:p>
+        </w:tc>
+        <w:tc>
+          <w:tcPr>
+            <w:tcW w:type="dxa" w:w="1317"/>
+          </w:tcPr>
+          <w:p>
+            <w:r>
+              <w:rPr>
+                <w:rFonts w:ascii="Calibri" w:hAnsi="Calibri"/>
+                <w:b w:val="0"/>
+                <w:color w:val="000000"/>
+                <w:sz w:val="16"/>
+              </w:rPr>
+              <w:t>25/09/2026</w:t>
+            </w:r>
+          </w:p>
+        </w:tc>
+        <w:tc>
+          <w:tcPr>
+            <w:tcW w:type="dxa" w:w="1318"/>
+          </w:tcPr>
+          <w:p>
+            <w:r>
+              <w:rPr>
+                <w:rFonts w:ascii="Calibri" w:hAnsi="Calibri"/>
+                <w:b w:val="0"/>
+                <w:color w:val="000000"/>
+                <w:sz w:val="16"/>
+              </w:rPr>
+              <w:t>COMPLETADO (Aceptado formalmente)</w:t>
+            </w:r>
+          </w:p>
+        </w:tc>
+      </w:tr>
+      <w:tr>
+        <w:tc>
+          <w:tcPr>
+            <w:tcW w:type="dxa" w:w="1242"/>
+          </w:tcPr>
+          <w:p>
+            <w:r>
+              <w:rPr>
+                <w:rFonts w:ascii="Calibri" w:hAnsi="Calibri"/>
+                <w:b w:val="0"/>
+                <w:color w:val="000000"/>
+                <w:sz w:val="16"/>
+              </w:rPr>
+              <w:t>EDT 3.3.1</w:t>
+            </w:r>
+          </w:p>
+        </w:tc>
+        <w:tc>
+          <w:tcPr>
+            <w:tcW w:type="dxa" w:w="1212"/>
+          </w:tcPr>
+          <w:p>
+            <w:r>
+              <w:rPr>
+                <w:rFonts w:ascii="Calibri" w:hAnsi="Calibri"/>
+                <w:b w:val="0"/>
+                <w:color w:val="000000"/>
+                <w:sz w:val="16"/>
+              </w:rPr>
+              <w:t>Diseñar la base de datos</w:t>
+            </w:r>
+          </w:p>
+        </w:tc>
+        <w:tc>
+          <w:tcPr>
+            <w:tcW w:type="dxa" w:w="1196"/>
+          </w:tcPr>
+          <w:p>
+            <w:r>
+              <w:rPr>
+                <w:rFonts w:ascii="Calibri" w:hAnsi="Calibri"/>
+                <w:b w:val="0"/>
+                <w:color w:val="000000"/>
+                <w:sz w:val="16"/>
+              </w:rPr>
+              <w:t>Modelo Entidad-Relación PostgreSQL</w:t>
+            </w:r>
+          </w:p>
+        </w:tc>
+        <w:tc>
+          <w:tcPr>
+            <w:tcW w:type="dxa" w:w="1318"/>
+          </w:tcPr>
+          <w:p>
+            <w:r>
+              <w:rPr>
+                <w:rFonts w:ascii="Calibri" w:hAnsi="Calibri"/>
+                <w:b w:val="0"/>
+                <w:color w:val="000000"/>
+                <w:sz w:val="16"/>
+              </w:rPr>
+              <w:t>25/09/2026</w:t>
+            </w:r>
+          </w:p>
+        </w:tc>
+        <w:tc>
+          <w:tcPr>
+            <w:tcW w:type="dxa" w:w="1317"/>
+          </w:tcPr>
+          <w:p>
+            <w:r>
+              <w:rPr>
+                <w:rFonts w:ascii="Calibri" w:hAnsi="Calibri"/>
+                <w:b w:val="0"/>
+                <w:color w:val="000000"/>
+                <w:sz w:val="16"/>
+              </w:rPr>
+              <w:t>25/09/2026</w:t>
+            </w:r>
+          </w:p>
+        </w:tc>
+        <w:tc>
+          <w:tcPr>
+            <w:tcW w:type="dxa" w:w="1318"/>
+          </w:tcPr>
+          <w:p>
+            <w:r>
+              <w:rPr>
+                <w:rFonts w:ascii="Calibri" w:hAnsi="Calibri"/>
+                <w:b w:val="0"/>
+                <w:color w:val="000000"/>
+                <w:sz w:val="16"/>
+              </w:rPr>
+              <w:t>COMPLETADO (Aceptado formalmente)</w:t>
+            </w:r>
+          </w:p>
+        </w:tc>
+      </w:tr>
+      <w:tr>
+        <w:tc>
+          <w:tcPr>
+            <w:tcW w:type="dxa" w:w="1242"/>
+          </w:tcPr>
+          <w:p>
+            <w:r>
+              <w:rPr>
+                <w:rFonts w:ascii="Calibri" w:hAnsi="Calibri"/>
+                <w:b w:val="0"/>
+                <w:color w:val="000000"/>
+                <w:sz w:val="16"/>
+              </w:rPr>
+              <w:t>EDT 3.4.1</w:t>
+            </w:r>
+          </w:p>
+        </w:tc>
+        <w:tc>
+          <w:tcPr>
+            <w:tcW w:type="dxa" w:w="1212"/>
+          </w:tcPr>
+          <w:p>
+            <w:r>
+              <w:rPr>
+                <w:rFonts w:ascii="Calibri" w:hAnsi="Calibri"/>
+                <w:b w:val="0"/>
+                <w:color w:val="000000"/>
+                <w:sz w:val="16"/>
+              </w:rPr>
+              <w:t>Diseñar las interfaces UI/UX</w:t>
+            </w:r>
+          </w:p>
+        </w:tc>
+        <w:tc>
+          <w:tcPr>
+            <w:tcW w:type="dxa" w:w="1196"/>
+          </w:tcPr>
+          <w:p>
+            <w:r>
+              <w:rPr>
+                <w:rFonts w:ascii="Calibri" w:hAnsi="Calibri"/>
+                <w:b w:val="0"/>
+                <w:color w:val="000000"/>
+                <w:sz w:val="16"/>
+              </w:rPr>
+              <w:t>Prototipos UI en Angular 21 Standalone</w:t>
+            </w:r>
+          </w:p>
+        </w:tc>
+        <w:tc>
+          <w:tcPr>
+            <w:tcW w:type="dxa" w:w="1318"/>
+          </w:tcPr>
+          <w:p>
+            <w:r>
+              <w:rPr>
+                <w:rFonts w:ascii="Calibri" w:hAnsi="Calibri"/>
+                <w:b w:val="0"/>
+                <w:color w:val="000000"/>
+                <w:sz w:val="16"/>
+              </w:rPr>
+              <w:t>25/09/2026</w:t>
+            </w:r>
+          </w:p>
+        </w:tc>
+        <w:tc>
+          <w:tcPr>
+            <w:tcW w:type="dxa" w:w="1317"/>
+          </w:tcPr>
+          <w:p>
+            <w:r>
+              <w:rPr>
+                <w:rFonts w:ascii="Calibri" w:hAnsi="Calibri"/>
+                <w:b w:val="0"/>
+                <w:color w:val="000000"/>
+                <w:sz w:val="16"/>
+              </w:rPr>
+              <w:t>25/09/2026</w:t>
+            </w:r>
+          </w:p>
+        </w:tc>
+        <w:tc>
+          <w:tcPr>
+            <w:tcW w:type="dxa" w:w="1318"/>
+          </w:tcPr>
+          <w:p>
+            <w:r>
+              <w:rPr>
+                <w:rFonts w:ascii="Calibri" w:hAnsi="Calibri"/>
+                <w:b w:val="0"/>
+                <w:color w:val="000000"/>
+                <w:sz w:val="16"/>
+              </w:rPr>
+              <w:t>COMPLETADO (Aceptado formalmente)</w:t>
+            </w:r>
+          </w:p>
+        </w:tc>
+      </w:tr>
+      <w:tr>
+        <w:tc>
+          <w:tcPr>
+            <w:tcW w:type="dxa" w:w="1242"/>
+          </w:tcPr>
+          <w:p>
+            <w:r>
+              <w:rPr>
+                <w:rFonts w:ascii="Calibri" w:hAnsi="Calibri"/>
+                <w:b w:val="0"/>
+                <w:color w:val="000000"/>
+                <w:sz w:val="16"/>
+              </w:rPr>
+              <w:t>EDT 3.5.1</w:t>
+            </w:r>
+          </w:p>
+        </w:tc>
+        <w:tc>
+          <w:tcPr>
+            <w:tcW w:type="dxa" w:w="1212"/>
+          </w:tcPr>
+          <w:p>
+            <w:r>
+              <w:rPr>
+                <w:rFonts w:ascii="Calibri" w:hAnsi="Calibri"/>
+                <w:b w:val="0"/>
+                <w:color w:val="000000"/>
+                <w:sz w:val="16"/>
+              </w:rPr>
+              <w:t>Elaborar la trazabilidad</w:t>
+            </w:r>
+          </w:p>
+        </w:tc>
+        <w:tc>
+          <w:tcPr>
+            <w:tcW w:type="dxa" w:w="1196"/>
+          </w:tcPr>
+          <w:p>
+            <w:r>
+              <w:rPr>
+                <w:rFonts w:ascii="Calibri" w:hAnsi="Calibri"/>
+                <w:b w:val="0"/>
+                <w:color w:val="000000"/>
+                <w:sz w:val="16"/>
+              </w:rPr>
+              <w:t>Matriz de Trazabilidad de Requisitos (MTR)</w:t>
+            </w:r>
+          </w:p>
+        </w:tc>
+        <w:tc>
+          <w:tcPr>
+            <w:tcW w:type="dxa" w:w="1318"/>
+          </w:tcPr>
+          <w:p>
+            <w:r>
+              <w:rPr>
+                <w:rFonts w:ascii="Calibri" w:hAnsi="Calibri"/>
+                <w:b w:val="0"/>
+                <w:color w:val="000000"/>
+                <w:sz w:val="16"/>
+              </w:rPr>
+              <w:t>25/09/2026</w:t>
+            </w:r>
+          </w:p>
+        </w:tc>
+        <w:tc>
+          <w:tcPr>
+            <w:tcW w:type="dxa" w:w="1317"/>
+          </w:tcPr>
+          <w:p>
+            <w:r>
+              <w:rPr>
+                <w:rFonts w:ascii="Calibri" w:hAnsi="Calibri"/>
+                <w:b w:val="0"/>
+                <w:color w:val="000000"/>
+                <w:sz w:val="16"/>
+              </w:rPr>
+              <w:t>25/09/2026</w:t>
+            </w:r>
+          </w:p>
+        </w:tc>
+        <w:tc>
+          <w:tcPr>
+            <w:tcW w:type="dxa" w:w="1318"/>
+          </w:tcPr>
+          <w:p>
+            <w:r>
+              <w:rPr>
+                <w:rFonts w:ascii="Calibri" w:hAnsi="Calibri"/>
+                <w:b w:val="0"/>
+                <w:color w:val="000000"/>
+                <w:sz w:val="16"/>
+              </w:rPr>
+              <w:t>COMPLETADO (Aceptado formalmente)</w:t>
+            </w:r>
+          </w:p>
+        </w:tc>
+      </w:tr>
+      <w:tr>
+        <w:tc>
+          <w:tcPr>
+            <w:tcW w:type="dxa" w:w="1242"/>
+          </w:tcPr>
+          <w:p>
+            <w:r>
+              <w:rPr>
+                <w:rFonts w:ascii="Calibri" w:hAnsi="Calibri"/>
+                <w:b w:val="0"/>
+                <w:color w:val="000000"/>
+                <w:sz w:val="16"/>
+              </w:rPr>
+              <w:t>EDT 4.1.1</w:t>
+            </w:r>
+          </w:p>
+        </w:tc>
+        <w:tc>
+          <w:tcPr>
+            <w:tcW w:type="dxa" w:w="1212"/>
+          </w:tcPr>
+          <w:p>
+            <w:r>
+              <w:rPr>
+                <w:rFonts w:ascii="Calibri" w:hAnsi="Calibri"/>
+                <w:b w:val="0"/>
+                <w:color w:val="000000"/>
+                <w:sz w:val="16"/>
+              </w:rPr>
+              <w:t>Construir módulo transaccional base</w:t>
+            </w:r>
+          </w:p>
+        </w:tc>
+        <w:tc>
+          <w:tcPr>
+            <w:tcW w:type="dxa" w:w="1196"/>
+          </w:tcPr>
+          <w:p>
+            <w:r>
+              <w:rPr>
+                <w:rFonts w:ascii="Calibri" w:hAnsi="Calibri"/>
+                <w:b w:val="0"/>
+                <w:color w:val="000000"/>
+                <w:sz w:val="16"/>
+              </w:rPr>
+              <w:t>Catálogo, insumos y tracking bobinas</w:t>
+            </w:r>
+          </w:p>
+        </w:tc>
+        <w:tc>
+          <w:tcPr>
+            <w:tcW w:type="dxa" w:w="1318"/>
+          </w:tcPr>
+          <w:p>
+            <w:r>
+              <w:rPr>
+                <w:rFonts w:ascii="Calibri" w:hAnsi="Calibri"/>
+                <w:b w:val="0"/>
+                <w:color w:val="000000"/>
+                <w:sz w:val="16"/>
+              </w:rPr>
+              <w:t>23/09/2026</w:t>
+            </w:r>
+          </w:p>
+        </w:tc>
+        <w:tc>
+          <w:tcPr>
+            <w:tcW w:type="dxa" w:w="1317"/>
+          </w:tcPr>
+          <w:p>
+            <w:r>
+              <w:rPr>
+                <w:rFonts w:ascii="Calibri" w:hAnsi="Calibri"/>
+                <w:b w:val="0"/>
+                <w:color w:val="000000"/>
+                <w:sz w:val="16"/>
+              </w:rPr>
+              <w:t>24/09/2026</w:t>
+            </w:r>
+          </w:p>
+        </w:tc>
+        <w:tc>
+          <w:tcPr>
+            <w:tcW w:type="dxa" w:w="1318"/>
+          </w:tcPr>
+          <w:p>
+            <w:r>
+              <w:rPr>
+                <w:rFonts w:ascii="Calibri" w:hAnsi="Calibri"/>
+                <w:b w:val="0"/>
+                <w:color w:val="000000"/>
+                <w:sz w:val="16"/>
+              </w:rPr>
+              <w:t>COMPLETADO (Aceptado formalmente mediante Acta AAE-01 el 26/09/2026)</w:t>
+            </w:r>
+          </w:p>
+        </w:tc>
+      </w:tr>
+      <w:tr>
+        <w:tc>
+          <w:tcPr>
+            <w:tcW w:type="dxa" w:w="1242"/>
+          </w:tcPr>
+          <w:p>
+            <w:r>
+              <w:rPr>
+                <w:rFonts w:ascii="Calibri" w:hAnsi="Calibri"/>
+                <w:b w:val="0"/>
+                <w:color w:val="000000"/>
+                <w:sz w:val="16"/>
+              </w:rPr>
+              <w:t>EDT 4.1.2</w:t>
+            </w:r>
+          </w:p>
+        </w:tc>
+        <w:tc>
+          <w:tcPr>
+            <w:tcW w:type="dxa" w:w="1212"/>
+          </w:tcPr>
+          <w:p>
+            <w:r>
+              <w:rPr>
+                <w:rFonts w:ascii="Calibri" w:hAnsi="Calibri"/>
+                <w:b w:val="0"/>
+                <w:color w:val="000000"/>
+                <w:sz w:val="16"/>
+              </w:rPr>
+              <w:t>Priorizar el Product Backlog</w:t>
+            </w:r>
+          </w:p>
+        </w:tc>
+        <w:tc>
+          <w:tcPr>
+            <w:tcW w:type="dxa" w:w="1196"/>
+          </w:tcPr>
+          <w:p>
+            <w:r>
+              <w:rPr>
+                <w:rFonts w:ascii="Calibri" w:hAnsi="Calibri"/>
+                <w:b w:val="0"/>
+                <w:color w:val="000000"/>
+                <w:sz w:val="16"/>
+              </w:rPr>
+              <w:t>Product Backlog Priorizado y Refinado</w:t>
+            </w:r>
+          </w:p>
+        </w:tc>
+        <w:tc>
+          <w:tcPr>
+            <w:tcW w:type="dxa" w:w="1318"/>
+          </w:tcPr>
+          <w:p>
+            <w:r>
+              <w:rPr>
+                <w:rFonts w:ascii="Calibri" w:hAnsi="Calibri"/>
+                <w:b w:val="0"/>
+                <w:color w:val="000000"/>
+                <w:sz w:val="16"/>
+              </w:rPr>
+              <w:t>16/09/2026</w:t>
+            </w:r>
+          </w:p>
+        </w:tc>
+        <w:tc>
+          <w:tcPr>
+            <w:tcW w:type="dxa" w:w="1317"/>
+          </w:tcPr>
+          <w:p>
+            <w:r>
+              <w:rPr>
+                <w:rFonts w:ascii="Calibri" w:hAnsi="Calibri"/>
+                <w:b w:val="0"/>
+                <w:color w:val="000000"/>
+                <w:sz w:val="16"/>
+              </w:rPr>
+              <w:t>16/09/2026</w:t>
+            </w:r>
+          </w:p>
+        </w:tc>
+        <w:tc>
+          <w:tcPr>
+            <w:tcW w:type="dxa" w:w="1318"/>
+          </w:tcPr>
+          <w:p>
+            <w:r>
+              <w:rPr>
+                <w:rFonts w:ascii="Calibri" w:hAnsi="Calibri"/>
+                <w:b w:val="0"/>
+                <w:color w:val="000000"/>
+                <w:sz w:val="16"/>
+              </w:rPr>
+              <w:t>COMPLETADO (Backlog formalizado)</w:t>
+            </w:r>
+          </w:p>
+        </w:tc>
+      </w:tr>
+      <w:tr>
+        <w:tc>
+          <w:tcPr>
+            <w:tcW w:type="dxa" w:w="1242"/>
+          </w:tcPr>
+          <w:p>
+            <w:r>
+              <w:rPr>
+                <w:rFonts w:ascii="Calibri" w:hAnsi="Calibri"/>
+                <w:b w:val="0"/>
+                <w:color w:val="000000"/>
+                <w:sz w:val="16"/>
+              </w:rPr>
+              <w:t>EDT 4.1.3</w:t>
+            </w:r>
+          </w:p>
+        </w:tc>
+        <w:tc>
+          <w:tcPr>
+            <w:tcW w:type="dxa" w:w="1212"/>
+          </w:tcPr>
+          <w:p>
+            <w:r>
+              <w:rPr>
+                <w:rFonts w:ascii="Calibri" w:hAnsi="Calibri"/>
+                <w:b w:val="0"/>
+                <w:color w:val="000000"/>
+                <w:sz w:val="16"/>
+              </w:rPr>
+              <w:t>Definir el Definition of Done</w:t>
+            </w:r>
+          </w:p>
+        </w:tc>
+        <w:tc>
+          <w:tcPr>
+            <w:tcW w:type="dxa" w:w="1196"/>
+          </w:tcPr>
+          <w:p>
+            <w:r>
+              <w:rPr>
+                <w:rFonts w:ascii="Calibri" w:hAnsi="Calibri"/>
+                <w:b w:val="0"/>
+                <w:color w:val="000000"/>
+                <w:sz w:val="16"/>
+              </w:rPr>
+              <w:t>Criterios DoD formalizados y validados</w:t>
+            </w:r>
+          </w:p>
+        </w:tc>
+        <w:tc>
+          <w:tcPr>
+            <w:tcW w:type="dxa" w:w="1318"/>
+          </w:tcPr>
+          <w:p>
+            <w:r>
+              <w:rPr>
+                <w:rFonts w:ascii="Calibri" w:hAnsi="Calibri"/>
+                <w:b w:val="0"/>
+                <w:color w:val="000000"/>
+                <w:sz w:val="16"/>
+              </w:rPr>
+              <w:t>18/09/2026</w:t>
+            </w:r>
+          </w:p>
+        </w:tc>
+        <w:tc>
+          <w:tcPr>
+            <w:tcW w:type="dxa" w:w="1317"/>
+          </w:tcPr>
+          <w:p>
+            <w:r>
+              <w:rPr>
+                <w:rFonts w:ascii="Calibri" w:hAnsi="Calibri"/>
+                <w:b w:val="0"/>
+                <w:color w:val="000000"/>
+                <w:sz w:val="16"/>
+              </w:rPr>
+              <w:t>18/09/2026</w:t>
+            </w:r>
+          </w:p>
+        </w:tc>
+        <w:tc>
+          <w:tcPr>
+            <w:tcW w:type="dxa" w:w="1318"/>
+          </w:tcPr>
+          <w:p>
+            <w:r>
+              <w:rPr>
+                <w:rFonts w:ascii="Calibri" w:hAnsi="Calibri"/>
+                <w:b w:val="0"/>
+                <w:color w:val="000000"/>
+                <w:sz w:val="16"/>
+              </w:rPr>
+              <w:t>COMPLETADO (Criterios DoD formalizados)</w:t>
+            </w:r>
+          </w:p>
+        </w:tc>
+      </w:tr>
+      <w:tr>
+        <w:tc>
+          <w:tcPr>
+            <w:tcW w:type="dxa" w:w="1242"/>
+          </w:tcPr>
+          <w:p>
+            <w:r>
+              <w:rPr>
+                <w:rFonts w:ascii="Calibri" w:hAnsi="Calibri"/>
+                <w:b w:val="0"/>
+                <w:color w:val="000000"/>
+                <w:sz w:val="16"/>
+              </w:rPr>
+              <w:t>EDT 4.2.1</w:t>
+            </w:r>
+          </w:p>
+        </w:tc>
+        <w:tc>
+          <w:tcPr>
+            <w:tcW w:type="dxa" w:w="1212"/>
+          </w:tcPr>
+          <w:p>
+            <w:r>
+              <w:rPr>
+                <w:rFonts w:ascii="Calibri" w:hAnsi="Calibri"/>
+                <w:b w:val="0"/>
+                <w:color w:val="000000"/>
+                <w:sz w:val="16"/>
+              </w:rPr>
+              <w:t>Construir módulo cobros, caja y BI</w:t>
+            </w:r>
+          </w:p>
+        </w:tc>
+        <w:tc>
+          <w:tcPr>
+            <w:tcW w:type="dxa" w:w="1196"/>
+          </w:tcPr>
+          <w:p>
+            <w:r>
+              <w:rPr>
+                <w:rFonts w:ascii="Calibri" w:hAnsi="Calibri"/>
+                <w:b w:val="0"/>
+                <w:color w:val="000000"/>
+                <w:sz w:val="16"/>
+              </w:rPr>
+              <w:t>Talonario, anticipo 50% y candado digital</w:t>
+            </w:r>
+          </w:p>
+        </w:tc>
+        <w:tc>
+          <w:tcPr>
+            <w:tcW w:type="dxa" w:w="1318"/>
+          </w:tcPr>
+          <w:p>
+            <w:r>
+              <w:rPr>
+                <w:rFonts w:ascii="Calibri" w:hAnsi="Calibri"/>
+                <w:b w:val="0"/>
+                <w:color w:val="000000"/>
+                <w:sz w:val="16"/>
+              </w:rPr>
+              <w:t>26/09/2026</w:t>
+            </w:r>
+          </w:p>
+        </w:tc>
+        <w:tc>
+          <w:tcPr>
+            <w:tcW w:type="dxa" w:w="1317"/>
+          </w:tcPr>
+          <w:p>
+            <w:r>
+              <w:rPr>
+                <w:rFonts w:ascii="Calibri" w:hAnsi="Calibri"/>
+                <w:b w:val="0"/>
+                <w:color w:val="000000"/>
+                <w:sz w:val="16"/>
+              </w:rPr>
+              <w:t>25/09/2026</w:t>
+            </w:r>
+          </w:p>
+        </w:tc>
+        <w:tc>
+          <w:tcPr>
+            <w:tcW w:type="dxa" w:w="1318"/>
+          </w:tcPr>
+          <w:p>
+            <w:r>
+              <w:rPr>
+                <w:rFonts w:ascii="Calibri" w:hAnsi="Calibri"/>
+                <w:b w:val="0"/>
+                <w:color w:val="000000"/>
+                <w:sz w:val="16"/>
+              </w:rPr>
+              <w:t>COMPLETADO (Aceptado formalmente mediante Acta AAE-01 el 26/09/2026)</w:t>
+            </w:r>
+          </w:p>
+        </w:tc>
+      </w:tr>
+      <w:tr>
+        <w:tc>
+          <w:tcPr>
+            <w:tcW w:type="dxa" w:w="1242"/>
+          </w:tcPr>
+          <w:p>
+            <w:r>
+              <w:rPr>
+                <w:rFonts w:ascii="Calibri" w:hAnsi="Calibri"/>
+                <w:b w:val="0"/>
+                <w:color w:val="000000"/>
+                <w:sz w:val="16"/>
+              </w:rPr>
+              <w:t>EDT 4.2.2</w:t>
+            </w:r>
+          </w:p>
+        </w:tc>
+        <w:tc>
+          <w:tcPr>
+            <w:tcW w:type="dxa" w:w="1212"/>
+          </w:tcPr>
+          <w:p>
+            <w:r>
+              <w:rPr>
+                <w:rFonts w:ascii="Calibri" w:hAnsi="Calibri"/>
+                <w:b w:val="0"/>
+                <w:color w:val="000000"/>
+                <w:sz w:val="16"/>
+              </w:rPr>
+              <w:t>Registrar los cambios</w:t>
+            </w:r>
+          </w:p>
+        </w:tc>
+        <w:tc>
+          <w:tcPr>
+            <w:tcW w:type="dxa" w:w="1196"/>
+          </w:tcPr>
+          <w:p>
+            <w:r>
+              <w:rPr>
+                <w:rFonts w:ascii="Calibri" w:hAnsi="Calibri"/>
+                <w:b w:val="0"/>
+                <w:color w:val="000000"/>
+                <w:sz w:val="16"/>
+              </w:rPr>
+              <w:t>Registro de Control de Cambios</w:t>
+            </w:r>
+          </w:p>
+        </w:tc>
+        <w:tc>
+          <w:tcPr>
+            <w:tcW w:type="dxa" w:w="1318"/>
+          </w:tcPr>
+          <w:p>
+            <w:r>
+              <w:rPr>
+                <w:rFonts w:ascii="Calibri" w:hAnsi="Calibri"/>
+                <w:b w:val="0"/>
+                <w:color w:val="000000"/>
+                <w:sz w:val="16"/>
+              </w:rPr>
+              <w:t>02/10/2026</w:t>
+            </w:r>
+          </w:p>
+        </w:tc>
+        <w:tc>
+          <w:tcPr>
+            <w:tcW w:type="dxa" w:w="1317"/>
+          </w:tcPr>
+          <w:p>
+            <w:r>
+              <w:rPr>
+                <w:rFonts w:ascii="Calibri" w:hAnsi="Calibri"/>
+                <w:b w:val="0"/>
+                <w:color w:val="000000"/>
+                <w:sz w:val="16"/>
+              </w:rPr>
+              <w:t>En curso</w:t>
+            </w:r>
+          </w:p>
+        </w:tc>
+        <w:tc>
+          <w:tcPr>
+            <w:tcW w:type="dxa" w:w="1318"/>
+          </w:tcPr>
+          <w:p>
+            <w:r>
+              <w:rPr>
+                <w:rFonts w:ascii="Calibri" w:hAnsi="Calibri"/>
+                <w:b w:val="0"/>
+                <w:color w:val="000000"/>
+                <w:sz w:val="16"/>
+              </w:rPr>
+              <w:t>EN CURSO (En proceso de registro continuo)</w:t>
+            </w:r>
+          </w:p>
+        </w:tc>
+      </w:tr>
+      <w:tr>
+        <w:tc>
+          <w:tcPr>
+            <w:tcW w:type="dxa" w:w="1242"/>
+          </w:tcPr>
+          <w:p>
+            <w:r>
+              <w:rPr>
+                <w:rFonts w:ascii="Calibri" w:hAnsi="Calibri"/>
+                <w:b w:val="0"/>
+                <w:color w:val="000000"/>
+                <w:sz w:val="16"/>
+              </w:rPr>
+              <w:t>EDT 4.2.3</w:t>
+            </w:r>
+          </w:p>
+        </w:tc>
+        <w:tc>
+          <w:tcPr>
+            <w:tcW w:type="dxa" w:w="1212"/>
+          </w:tcPr>
+          <w:p>
+            <w:r>
+              <w:rPr>
+                <w:rFonts w:ascii="Calibri" w:hAnsi="Calibri"/>
+                <w:b w:val="0"/>
+                <w:color w:val="000000"/>
+                <w:sz w:val="16"/>
+              </w:rPr>
+              <w:t>Registrar los incidentes</w:t>
+            </w:r>
+          </w:p>
+        </w:tc>
+        <w:tc>
+          <w:tcPr>
+            <w:tcW w:type="dxa" w:w="1196"/>
+          </w:tcPr>
+          <w:p>
+            <w:r>
+              <w:rPr>
+                <w:rFonts w:ascii="Calibri" w:hAnsi="Calibri"/>
+                <w:b w:val="0"/>
+                <w:color w:val="000000"/>
+                <w:sz w:val="16"/>
+              </w:rPr>
+              <w:t>Registro de Gestión de Incidentes</w:t>
+            </w:r>
+          </w:p>
+        </w:tc>
+        <w:tc>
+          <w:tcPr>
+            <w:tcW w:type="dxa" w:w="1318"/>
+          </w:tcPr>
+          <w:p>
+            <w:r>
+              <w:rPr>
+                <w:rFonts w:ascii="Calibri" w:hAnsi="Calibri"/>
+                <w:b w:val="0"/>
+                <w:color w:val="000000"/>
+                <w:sz w:val="16"/>
+              </w:rPr>
+              <w:t>02/10/2026</w:t>
+            </w:r>
+          </w:p>
+        </w:tc>
+        <w:tc>
+          <w:tcPr>
+            <w:tcW w:type="dxa" w:w="1317"/>
+          </w:tcPr>
+          <w:p>
+            <w:r>
+              <w:rPr>
+                <w:rFonts w:ascii="Calibri" w:hAnsi="Calibri"/>
+                <w:b w:val="0"/>
+                <w:color w:val="000000"/>
+                <w:sz w:val="16"/>
+              </w:rPr>
+              <w:t>En curso</w:t>
+            </w:r>
+          </w:p>
+        </w:tc>
+        <w:tc>
+          <w:tcPr>
+            <w:tcW w:type="dxa" w:w="1318"/>
+          </w:tcPr>
+          <w:p>
+            <w:r>
+              <w:rPr>
+                <w:rFonts w:ascii="Calibri" w:hAnsi="Calibri"/>
+                <w:b w:val="0"/>
+                <w:color w:val="000000"/>
+                <w:sz w:val="16"/>
+              </w:rPr>
+              <w:t>EN CURSO (En proceso de registro continuo)</w:t>
+            </w:r>
+          </w:p>
+        </w:tc>
+      </w:tr>
+      <w:tr>
+        <w:tc>
+          <w:tcPr>
+            <w:tcW w:type="dxa" w:w="1242"/>
+          </w:tcPr>
+          <w:p>
+            <w:r>
+              <w:rPr>
+                <w:rFonts w:ascii="Calibri" w:hAnsi="Calibri"/>
+                <w:b w:val="0"/>
+                <w:color w:val="000000"/>
+                <w:sz w:val="16"/>
+              </w:rPr>
+              <w:t>EDT 4.3.1</w:t>
+            </w:r>
+          </w:p>
+        </w:tc>
+        <w:tc>
+          <w:tcPr>
+            <w:tcW w:type="dxa" w:w="1212"/>
+          </w:tcPr>
+          <w:p>
+            <w:r>
+              <w:rPr>
+                <w:rFonts w:ascii="Calibri" w:hAnsi="Calibri"/>
+                <w:b w:val="0"/>
+                <w:color w:val="000000"/>
+                <w:sz w:val="16"/>
+              </w:rPr>
+              <w:t>Validar módulo predictivo demanda</w:t>
+            </w:r>
+          </w:p>
+        </w:tc>
+        <w:tc>
+          <w:tcPr>
+            <w:tcW w:type="dxa" w:w="1196"/>
+          </w:tcPr>
+          <w:p>
+            <w:r>
+              <w:rPr>
+                <w:rFonts w:ascii="Calibri" w:hAnsi="Calibri"/>
+                <w:b w:val="0"/>
+                <w:color w:val="000000"/>
+                <w:sz w:val="16"/>
+              </w:rPr>
+              <w:t>Módulo Predictivo Validado (IA)</w:t>
+            </w:r>
+          </w:p>
+        </w:tc>
+        <w:tc>
+          <w:tcPr>
+            <w:tcW w:type="dxa" w:w="1318"/>
+          </w:tcPr>
+          <w:p>
+            <w:r>
+              <w:rPr>
+                <w:rFonts w:ascii="Calibri" w:hAnsi="Calibri"/>
+                <w:b w:val="0"/>
+                <w:color w:val="000000"/>
+                <w:sz w:val="16"/>
+              </w:rPr>
+              <w:t>27/10/2026</w:t>
+            </w:r>
+          </w:p>
+        </w:tc>
+        <w:tc>
+          <w:tcPr>
+            <w:tcW w:type="dxa" w:w="1317"/>
+          </w:tcPr>
+          <w:p>
+            <w:r>
+              <w:rPr>
+                <w:rFonts w:ascii="Calibri" w:hAnsi="Calibri"/>
+                <w:b w:val="0"/>
+                <w:color w:val="000000"/>
+                <w:sz w:val="16"/>
               </w:rPr>
               <w:t>Pendiente</w:t>
             </w:r>
@@ -2773,9 +5173,2949 @@
                 <w:rFonts w:ascii="Calibri" w:hAnsi="Calibri"/>
                 <w:b w:val="0"/>
                 <w:color w:val="000000"/>
-                <w:sz w:val="17"/>
-              </w:rPr>
-              <w:t>PLANIFICADO (Programado en cronograma para Sprint 3 / Semana 6)</w:t>
+                <w:sz w:val="16"/>
+              </w:rPr>
+              <w:t>PLANIFICADO (Programado según línea base)</w:t>
+            </w:r>
+          </w:p>
+        </w:tc>
+      </w:tr>
+      <w:tr>
+        <w:tc>
+          <w:tcPr>
+            <w:tcW w:type="dxa" w:w="1242"/>
+          </w:tcPr>
+          <w:p>
+            <w:r>
+              <w:rPr>
+                <w:rFonts w:ascii="Calibri" w:hAnsi="Calibri"/>
+                <w:b w:val="0"/>
+                <w:color w:val="000000"/>
+                <w:sz w:val="16"/>
+              </w:rPr>
+              <w:t>EDT 4.3.2</w:t>
+            </w:r>
+          </w:p>
+        </w:tc>
+        <w:tc>
+          <w:tcPr>
+            <w:tcW w:type="dxa" w:w="1212"/>
+          </w:tcPr>
+          <w:p>
+            <w:r>
+              <w:rPr>
+                <w:rFonts w:ascii="Calibri" w:hAnsi="Calibri"/>
+                <w:b w:val="0"/>
+                <w:color w:val="000000"/>
+                <w:sz w:val="16"/>
+              </w:rPr>
+              <w:t>Consolidar el sistema web integral</w:t>
+            </w:r>
+          </w:p>
+        </w:tc>
+        <w:tc>
+          <w:tcPr>
+            <w:tcW w:type="dxa" w:w="1196"/>
+          </w:tcPr>
+          <w:p>
+            <w:r>
+              <w:rPr>
+                <w:rFonts w:ascii="Calibri" w:hAnsi="Calibri"/>
+                <w:b w:val="0"/>
+                <w:color w:val="000000"/>
+                <w:sz w:val="16"/>
+              </w:rPr>
+              <w:t>Sistema Web Consolidado al 100%</w:t>
+            </w:r>
+          </w:p>
+        </w:tc>
+        <w:tc>
+          <w:tcPr>
+            <w:tcW w:type="dxa" w:w="1318"/>
+          </w:tcPr>
+          <w:p>
+            <w:r>
+              <w:rPr>
+                <w:rFonts w:ascii="Calibri" w:hAnsi="Calibri"/>
+                <w:b w:val="0"/>
+                <w:color w:val="000000"/>
+                <w:sz w:val="16"/>
+              </w:rPr>
+              <w:t>30/10/2026</w:t>
+            </w:r>
+          </w:p>
+        </w:tc>
+        <w:tc>
+          <w:tcPr>
+            <w:tcW w:type="dxa" w:w="1317"/>
+          </w:tcPr>
+          <w:p>
+            <w:r>
+              <w:rPr>
+                <w:rFonts w:ascii="Calibri" w:hAnsi="Calibri"/>
+                <w:b w:val="0"/>
+                <w:color w:val="000000"/>
+                <w:sz w:val="16"/>
+              </w:rPr>
+              <w:t>Pendiente</w:t>
+            </w:r>
+          </w:p>
+        </w:tc>
+        <w:tc>
+          <w:tcPr>
+            <w:tcW w:type="dxa" w:w="1318"/>
+          </w:tcPr>
+          <w:p>
+            <w:r>
+              <w:rPr>
+                <w:rFonts w:ascii="Calibri" w:hAnsi="Calibri"/>
+                <w:b w:val="0"/>
+                <w:color w:val="000000"/>
+                <w:sz w:val="16"/>
+              </w:rPr>
+              <w:t>PLANIFICADO (Hito H4 - Semana 10)</w:t>
+            </w:r>
+          </w:p>
+        </w:tc>
+      </w:tr>
+      <w:tr>
+        <w:tc>
+          <w:tcPr>
+            <w:tcW w:type="dxa" w:w="1242"/>
+          </w:tcPr>
+          <w:p>
+            <w:r>
+              <w:rPr>
+                <w:rFonts w:ascii="Calibri" w:hAnsi="Calibri"/>
+                <w:b w:val="0"/>
+                <w:color w:val="000000"/>
+                <w:sz w:val="16"/>
+              </w:rPr>
+              <w:t>EDT 5.1.1</w:t>
+            </w:r>
+          </w:p>
+        </w:tc>
+        <w:tc>
+          <w:tcPr>
+            <w:tcW w:type="dxa" w:w="1212"/>
+          </w:tcPr>
+          <w:p>
+            <w:r>
+              <w:rPr>
+                <w:rFonts w:ascii="Calibri" w:hAnsi="Calibri"/>
+                <w:b w:val="0"/>
+                <w:color w:val="000000"/>
+                <w:sz w:val="16"/>
+              </w:rPr>
+              <w:t>Ejecutar pruebas unitarias</w:t>
+            </w:r>
+          </w:p>
+        </w:tc>
+        <w:tc>
+          <w:tcPr>
+            <w:tcW w:type="dxa" w:w="1196"/>
+          </w:tcPr>
+          <w:p>
+            <w:r>
+              <w:rPr>
+                <w:rFonts w:ascii="Calibri" w:hAnsi="Calibri"/>
+                <w:b w:val="0"/>
+                <w:color w:val="000000"/>
+                <w:sz w:val="16"/>
+              </w:rPr>
+              <w:t>Reporte de Pruebas Unitarias (375 tests)</w:t>
+            </w:r>
+          </w:p>
+        </w:tc>
+        <w:tc>
+          <w:tcPr>
+            <w:tcW w:type="dxa" w:w="1318"/>
+          </w:tcPr>
+          <w:p>
+            <w:r>
+              <w:rPr>
+                <w:rFonts w:ascii="Calibri" w:hAnsi="Calibri"/>
+                <w:b w:val="0"/>
+                <w:color w:val="000000"/>
+                <w:sz w:val="16"/>
+              </w:rPr>
+              <w:t>25/09/2026</w:t>
+            </w:r>
+          </w:p>
+        </w:tc>
+        <w:tc>
+          <w:tcPr>
+            <w:tcW w:type="dxa" w:w="1317"/>
+          </w:tcPr>
+          <w:p>
+            <w:r>
+              <w:rPr>
+                <w:rFonts w:ascii="Calibri" w:hAnsi="Calibri"/>
+                <w:b w:val="0"/>
+                <w:color w:val="000000"/>
+                <w:sz w:val="16"/>
+              </w:rPr>
+              <w:t>25/09/2026</w:t>
+            </w:r>
+          </w:p>
+        </w:tc>
+        <w:tc>
+          <w:tcPr>
+            <w:tcW w:type="dxa" w:w="1318"/>
+          </w:tcPr>
+          <w:p>
+            <w:r>
+              <w:rPr>
+                <w:rFonts w:ascii="Calibri" w:hAnsi="Calibri"/>
+                <w:b w:val="0"/>
+                <w:color w:val="000000"/>
+                <w:sz w:val="16"/>
+              </w:rPr>
+              <w:t>COMPLETADO (100% de éxito)</w:t>
+            </w:r>
+          </w:p>
+        </w:tc>
+      </w:tr>
+      <w:tr>
+        <w:tc>
+          <w:tcPr>
+            <w:tcW w:type="dxa" w:w="1242"/>
+          </w:tcPr>
+          <w:p>
+            <w:r>
+              <w:rPr>
+                <w:rFonts w:ascii="Calibri" w:hAnsi="Calibri"/>
+                <w:b w:val="0"/>
+                <w:color w:val="000000"/>
+                <w:sz w:val="16"/>
+              </w:rPr>
+              <w:t>EDT 5.1.2</w:t>
+            </w:r>
+          </w:p>
+        </w:tc>
+        <w:tc>
+          <w:tcPr>
+            <w:tcW w:type="dxa" w:w="1212"/>
+          </w:tcPr>
+          <w:p>
+            <w:r>
+              <w:rPr>
+                <w:rFonts w:ascii="Calibri" w:hAnsi="Calibri"/>
+                <w:b w:val="0"/>
+                <w:color w:val="000000"/>
+                <w:sz w:val="16"/>
+              </w:rPr>
+              <w:t>Ejecutar pruebas de integración</w:t>
+            </w:r>
+          </w:p>
+        </w:tc>
+        <w:tc>
+          <w:tcPr>
+            <w:tcW w:type="dxa" w:w="1196"/>
+          </w:tcPr>
+          <w:p>
+            <w:r>
+              <w:rPr>
+                <w:rFonts w:ascii="Calibri" w:hAnsi="Calibri"/>
+                <w:b w:val="0"/>
+                <w:color w:val="000000"/>
+                <w:sz w:val="16"/>
+              </w:rPr>
+              <w:t>Reporte de Pruebas de Integración API</w:t>
+            </w:r>
+          </w:p>
+        </w:tc>
+        <w:tc>
+          <w:tcPr>
+            <w:tcW w:type="dxa" w:w="1318"/>
+          </w:tcPr>
+          <w:p>
+            <w:r>
+              <w:rPr>
+                <w:rFonts w:ascii="Calibri" w:hAnsi="Calibri"/>
+                <w:b w:val="0"/>
+                <w:color w:val="000000"/>
+                <w:sz w:val="16"/>
+              </w:rPr>
+              <w:t>09/10/2026</w:t>
+            </w:r>
+          </w:p>
+        </w:tc>
+        <w:tc>
+          <w:tcPr>
+            <w:tcW w:type="dxa" w:w="1317"/>
+          </w:tcPr>
+          <w:p>
+            <w:r>
+              <w:rPr>
+                <w:rFonts w:ascii="Calibri" w:hAnsi="Calibri"/>
+                <w:b w:val="0"/>
+                <w:color w:val="000000"/>
+                <w:sz w:val="16"/>
+              </w:rPr>
+              <w:t>Pendiente</w:t>
+            </w:r>
+          </w:p>
+        </w:tc>
+        <w:tc>
+          <w:tcPr>
+            <w:tcW w:type="dxa" w:w="1318"/>
+          </w:tcPr>
+          <w:p>
+            <w:r>
+              <w:rPr>
+                <w:rFonts w:ascii="Calibri" w:hAnsi="Calibri"/>
+                <w:b w:val="0"/>
+                <w:color w:val="000000"/>
+                <w:sz w:val="16"/>
+              </w:rPr>
+              <w:t>PLANIFICADO (Programado según línea base)</w:t>
+            </w:r>
+          </w:p>
+        </w:tc>
+      </w:tr>
+      <w:tr>
+        <w:tc>
+          <w:tcPr>
+            <w:tcW w:type="dxa" w:w="1242"/>
+          </w:tcPr>
+          <w:p>
+            <w:r>
+              <w:rPr>
+                <w:rFonts w:ascii="Calibri" w:hAnsi="Calibri"/>
+                <w:b w:val="0"/>
+                <w:color w:val="000000"/>
+                <w:sz w:val="16"/>
+              </w:rPr>
+              <w:t>EDT 5.1.3</w:t>
+            </w:r>
+          </w:p>
+        </w:tc>
+        <w:tc>
+          <w:tcPr>
+            <w:tcW w:type="dxa" w:w="1212"/>
+          </w:tcPr>
+          <w:p>
+            <w:r>
+              <w:rPr>
+                <w:rFonts w:ascii="Calibri" w:hAnsi="Calibri"/>
+                <w:b w:val="0"/>
+                <w:color w:val="000000"/>
+                <w:sz w:val="16"/>
+              </w:rPr>
+              <w:t>Ejecutar pruebas de sistema</w:t>
+            </w:r>
+          </w:p>
+        </w:tc>
+        <w:tc>
+          <w:tcPr>
+            <w:tcW w:type="dxa" w:w="1196"/>
+          </w:tcPr>
+          <w:p>
+            <w:r>
+              <w:rPr>
+                <w:rFonts w:ascii="Calibri" w:hAnsi="Calibri"/>
+                <w:b w:val="0"/>
+                <w:color w:val="000000"/>
+                <w:sz w:val="16"/>
+              </w:rPr>
+              <w:t>Reporte de Pruebas de Sistema</w:t>
+            </w:r>
+          </w:p>
+        </w:tc>
+        <w:tc>
+          <w:tcPr>
+            <w:tcW w:type="dxa" w:w="1318"/>
+          </w:tcPr>
+          <w:p>
+            <w:r>
+              <w:rPr>
+                <w:rFonts w:ascii="Calibri" w:hAnsi="Calibri"/>
+                <w:b w:val="0"/>
+                <w:color w:val="000000"/>
+                <w:sz w:val="16"/>
+              </w:rPr>
+              <w:t>16/10/2026</w:t>
+            </w:r>
+          </w:p>
+        </w:tc>
+        <w:tc>
+          <w:tcPr>
+            <w:tcW w:type="dxa" w:w="1317"/>
+          </w:tcPr>
+          <w:p>
+            <w:r>
+              <w:rPr>
+                <w:rFonts w:ascii="Calibri" w:hAnsi="Calibri"/>
+                <w:b w:val="0"/>
+                <w:color w:val="000000"/>
+                <w:sz w:val="16"/>
+              </w:rPr>
+              <w:t>Pendiente</w:t>
+            </w:r>
+          </w:p>
+        </w:tc>
+        <w:tc>
+          <w:tcPr>
+            <w:tcW w:type="dxa" w:w="1318"/>
+          </w:tcPr>
+          <w:p>
+            <w:r>
+              <w:rPr>
+                <w:rFonts w:ascii="Calibri" w:hAnsi="Calibri"/>
+                <w:b w:val="0"/>
+                <w:color w:val="000000"/>
+                <w:sz w:val="16"/>
+              </w:rPr>
+              <w:t>PLANIFICADO (Programado según línea base)</w:t>
+            </w:r>
+          </w:p>
+        </w:tc>
+      </w:tr>
+      <w:tr>
+        <w:tc>
+          <w:tcPr>
+            <w:tcW w:type="dxa" w:w="1242"/>
+          </w:tcPr>
+          <w:p>
+            <w:r>
+              <w:rPr>
+                <w:rFonts w:ascii="Calibri" w:hAnsi="Calibri"/>
+                <w:b w:val="0"/>
+                <w:color w:val="000000"/>
+                <w:sz w:val="16"/>
+              </w:rPr>
+              <w:t>EDT 5.1.4</w:t>
+            </w:r>
+          </w:p>
+        </w:tc>
+        <w:tc>
+          <w:tcPr>
+            <w:tcW w:type="dxa" w:w="1212"/>
+          </w:tcPr>
+          <w:p>
+            <w:r>
+              <w:rPr>
+                <w:rFonts w:ascii="Calibri" w:hAnsi="Calibri"/>
+                <w:b w:val="0"/>
+                <w:color w:val="000000"/>
+                <w:sz w:val="16"/>
+              </w:rPr>
+              <w:t>Ejecutar pruebas de aceptación</w:t>
+            </w:r>
+          </w:p>
+        </w:tc>
+        <w:tc>
+          <w:tcPr>
+            <w:tcW w:type="dxa" w:w="1196"/>
+          </w:tcPr>
+          <w:p>
+            <w:r>
+              <w:rPr>
+                <w:rFonts w:ascii="Calibri" w:hAnsi="Calibri"/>
+                <w:b w:val="0"/>
+                <w:color w:val="000000"/>
+                <w:sz w:val="16"/>
+              </w:rPr>
+              <w:t>Reporte de Pruebas UAT en Planta</w:t>
+            </w:r>
+          </w:p>
+        </w:tc>
+        <w:tc>
+          <w:tcPr>
+            <w:tcW w:type="dxa" w:w="1318"/>
+          </w:tcPr>
+          <w:p>
+            <w:r>
+              <w:rPr>
+                <w:rFonts w:ascii="Calibri" w:hAnsi="Calibri"/>
+                <w:b w:val="0"/>
+                <w:color w:val="000000"/>
+                <w:sz w:val="16"/>
+              </w:rPr>
+              <w:t>23/10/2026</w:t>
+            </w:r>
+          </w:p>
+        </w:tc>
+        <w:tc>
+          <w:tcPr>
+            <w:tcW w:type="dxa" w:w="1317"/>
+          </w:tcPr>
+          <w:p>
+            <w:r>
+              <w:rPr>
+                <w:rFonts w:ascii="Calibri" w:hAnsi="Calibri"/>
+                <w:b w:val="0"/>
+                <w:color w:val="000000"/>
+                <w:sz w:val="16"/>
+              </w:rPr>
+              <w:t>Pendiente</w:t>
+            </w:r>
+          </w:p>
+        </w:tc>
+        <w:tc>
+          <w:tcPr>
+            <w:tcW w:type="dxa" w:w="1318"/>
+          </w:tcPr>
+          <w:p>
+            <w:r>
+              <w:rPr>
+                <w:rFonts w:ascii="Calibri" w:hAnsi="Calibri"/>
+                <w:b w:val="0"/>
+                <w:color w:val="000000"/>
+                <w:sz w:val="16"/>
+              </w:rPr>
+              <w:t>PLANIFICADO (Programado según línea base)</w:t>
+            </w:r>
+          </w:p>
+        </w:tc>
+      </w:tr>
+      <w:tr>
+        <w:tc>
+          <w:tcPr>
+            <w:tcW w:type="dxa" w:w="1242"/>
+          </w:tcPr>
+          <w:p>
+            <w:r>
+              <w:rPr>
+                <w:rFonts w:ascii="Calibri" w:hAnsi="Calibri"/>
+                <w:b w:val="0"/>
+                <w:color w:val="000000"/>
+                <w:sz w:val="16"/>
+              </w:rPr>
+              <w:t>EDT 5.1.5</w:t>
+            </w:r>
+          </w:p>
+        </w:tc>
+        <w:tc>
+          <w:tcPr>
+            <w:tcW w:type="dxa" w:w="1212"/>
+          </w:tcPr>
+          <w:p>
+            <w:r>
+              <w:rPr>
+                <w:rFonts w:ascii="Calibri" w:hAnsi="Calibri"/>
+                <w:b w:val="0"/>
+                <w:color w:val="000000"/>
+                <w:sz w:val="16"/>
+              </w:rPr>
+              <w:t>Verificar cobertura requisitos</w:t>
+            </w:r>
+          </w:p>
+        </w:tc>
+        <w:tc>
+          <w:tcPr>
+            <w:tcW w:type="dxa" w:w="1196"/>
+          </w:tcPr>
+          <w:p>
+            <w:r>
+              <w:rPr>
+                <w:rFonts w:ascii="Calibri" w:hAnsi="Calibri"/>
+                <w:b w:val="0"/>
+                <w:color w:val="000000"/>
+                <w:sz w:val="16"/>
+              </w:rPr>
+              <w:t>Matriz de Cobertura de Requisitos</w:t>
+            </w:r>
+          </w:p>
+        </w:tc>
+        <w:tc>
+          <w:tcPr>
+            <w:tcW w:type="dxa" w:w="1318"/>
+          </w:tcPr>
+          <w:p>
+            <w:r>
+              <w:rPr>
+                <w:rFonts w:ascii="Calibri" w:hAnsi="Calibri"/>
+                <w:b w:val="0"/>
+                <w:color w:val="000000"/>
+                <w:sz w:val="16"/>
+              </w:rPr>
+              <w:t>30/10/2026</w:t>
+            </w:r>
+          </w:p>
+        </w:tc>
+        <w:tc>
+          <w:tcPr>
+            <w:tcW w:type="dxa" w:w="1317"/>
+          </w:tcPr>
+          <w:p>
+            <w:r>
+              <w:rPr>
+                <w:rFonts w:ascii="Calibri" w:hAnsi="Calibri"/>
+                <w:b w:val="0"/>
+                <w:color w:val="000000"/>
+                <w:sz w:val="16"/>
+              </w:rPr>
+              <w:t>Pendiente</w:t>
+            </w:r>
+          </w:p>
+        </w:tc>
+        <w:tc>
+          <w:tcPr>
+            <w:tcW w:type="dxa" w:w="1318"/>
+          </w:tcPr>
+          <w:p>
+            <w:r>
+              <w:rPr>
+                <w:rFonts w:ascii="Calibri" w:hAnsi="Calibri"/>
+                <w:b w:val="0"/>
+                <w:color w:val="000000"/>
+                <w:sz w:val="16"/>
+              </w:rPr>
+              <w:t>PLANIFICADO (Programado según línea base)</w:t>
+            </w:r>
+          </w:p>
+        </w:tc>
+      </w:tr>
+      <w:tr>
+        <w:tc>
+          <w:tcPr>
+            <w:tcW w:type="dxa" w:w="1242"/>
+          </w:tcPr>
+          <w:p>
+            <w:r>
+              <w:rPr>
+                <w:rFonts w:ascii="Calibri" w:hAnsi="Calibri"/>
+                <w:b w:val="0"/>
+                <w:color w:val="000000"/>
+                <w:sz w:val="16"/>
+              </w:rPr>
+              <w:t>EDT 5.1.6</w:t>
+            </w:r>
+          </w:p>
+        </w:tc>
+        <w:tc>
+          <w:tcPr>
+            <w:tcW w:type="dxa" w:w="1212"/>
+          </w:tcPr>
+          <w:p>
+            <w:r>
+              <w:rPr>
+                <w:rFonts w:ascii="Calibri" w:hAnsi="Calibri"/>
+                <w:b w:val="0"/>
+                <w:color w:val="000000"/>
+                <w:sz w:val="16"/>
+              </w:rPr>
+              <w:t>Registrar los defectos</w:t>
+            </w:r>
+          </w:p>
+        </w:tc>
+        <w:tc>
+          <w:tcPr>
+            <w:tcW w:type="dxa" w:w="1196"/>
+          </w:tcPr>
+          <w:p>
+            <w:r>
+              <w:rPr>
+                <w:rFonts w:ascii="Calibri" w:hAnsi="Calibri"/>
+                <w:b w:val="0"/>
+                <w:color w:val="000000"/>
+                <w:sz w:val="16"/>
+              </w:rPr>
+              <w:t>Registro de Defectos y Hallazgos</w:t>
+            </w:r>
+          </w:p>
+        </w:tc>
+        <w:tc>
+          <w:tcPr>
+            <w:tcW w:type="dxa" w:w="1318"/>
+          </w:tcPr>
+          <w:p>
+            <w:r>
+              <w:rPr>
+                <w:rFonts w:ascii="Calibri" w:hAnsi="Calibri"/>
+                <w:b w:val="0"/>
+                <w:color w:val="000000"/>
+                <w:sz w:val="16"/>
+              </w:rPr>
+              <w:t>30/10/2026</w:t>
+            </w:r>
+          </w:p>
+        </w:tc>
+        <w:tc>
+          <w:tcPr>
+            <w:tcW w:type="dxa" w:w="1317"/>
+          </w:tcPr>
+          <w:p>
+            <w:r>
+              <w:rPr>
+                <w:rFonts w:ascii="Calibri" w:hAnsi="Calibri"/>
+                <w:b w:val="0"/>
+                <w:color w:val="000000"/>
+                <w:sz w:val="16"/>
+              </w:rPr>
+              <w:t>Pendiente</w:t>
+            </w:r>
+          </w:p>
+        </w:tc>
+        <w:tc>
+          <w:tcPr>
+            <w:tcW w:type="dxa" w:w="1318"/>
+          </w:tcPr>
+          <w:p>
+            <w:r>
+              <w:rPr>
+                <w:rFonts w:ascii="Calibri" w:hAnsi="Calibri"/>
+                <w:b w:val="0"/>
+                <w:color w:val="000000"/>
+                <w:sz w:val="16"/>
+              </w:rPr>
+              <w:t>PLANIFICADO (Programado según línea base)</w:t>
+            </w:r>
+          </w:p>
+        </w:tc>
+      </w:tr>
+      <w:tr>
+        <w:tc>
+          <w:tcPr>
+            <w:tcW w:type="dxa" w:w="1242"/>
+          </w:tcPr>
+          <w:p>
+            <w:r>
+              <w:rPr>
+                <w:rFonts w:ascii="Calibri" w:hAnsi="Calibri"/>
+                <w:b w:val="0"/>
+                <w:color w:val="000000"/>
+                <w:sz w:val="16"/>
+              </w:rPr>
+              <w:t>EDT 5.2.1</w:t>
+            </w:r>
+          </w:p>
+        </w:tc>
+        <w:tc>
+          <w:tcPr>
+            <w:tcW w:type="dxa" w:w="1212"/>
+          </w:tcPr>
+          <w:p>
+            <w:r>
+              <w:rPr>
+                <w:rFonts w:ascii="Calibri" w:hAnsi="Calibri"/>
+                <w:b w:val="0"/>
+                <w:color w:val="000000"/>
+                <w:sz w:val="16"/>
+              </w:rPr>
+              <w:t>Ejecutar la revisión SQA</w:t>
+            </w:r>
+          </w:p>
+        </w:tc>
+        <w:tc>
+          <w:tcPr>
+            <w:tcW w:type="dxa" w:w="1196"/>
+          </w:tcPr>
+          <w:p>
+            <w:r>
+              <w:rPr>
+                <w:rFonts w:ascii="Calibri" w:hAnsi="Calibri"/>
+                <w:b w:val="0"/>
+                <w:color w:val="000000"/>
+                <w:sz w:val="16"/>
+              </w:rPr>
+              <w:t>Informe de Revisión SQA y Métricas</w:t>
+            </w:r>
+          </w:p>
+        </w:tc>
+        <w:tc>
+          <w:tcPr>
+            <w:tcW w:type="dxa" w:w="1318"/>
+          </w:tcPr>
+          <w:p>
+            <w:r>
+              <w:rPr>
+                <w:rFonts w:ascii="Calibri" w:hAnsi="Calibri"/>
+                <w:b w:val="0"/>
+                <w:color w:val="000000"/>
+                <w:sz w:val="16"/>
+              </w:rPr>
+              <w:t>25/09/2026</w:t>
+            </w:r>
+          </w:p>
+        </w:tc>
+        <w:tc>
+          <w:tcPr>
+            <w:tcW w:type="dxa" w:w="1317"/>
+          </w:tcPr>
+          <w:p>
+            <w:r>
+              <w:rPr>
+                <w:rFonts w:ascii="Calibri" w:hAnsi="Calibri"/>
+                <w:b w:val="0"/>
+                <w:color w:val="000000"/>
+                <w:sz w:val="16"/>
+              </w:rPr>
+              <w:t>25/09/2026</w:t>
+            </w:r>
+          </w:p>
+        </w:tc>
+        <w:tc>
+          <w:tcPr>
+            <w:tcW w:type="dxa" w:w="1318"/>
+          </w:tcPr>
+          <w:p>
+            <w:r>
+              <w:rPr>
+                <w:rFonts w:ascii="Calibri" w:hAnsi="Calibri"/>
+                <w:b w:val="0"/>
+                <w:color w:val="000000"/>
+                <w:sz w:val="16"/>
+              </w:rPr>
+              <w:t>COMPLETADO (Auditoría limpia)</w:t>
+            </w:r>
+          </w:p>
+        </w:tc>
+      </w:tr>
+      <w:tr>
+        <w:tc>
+          <w:tcPr>
+            <w:tcW w:type="dxa" w:w="1242"/>
+          </w:tcPr>
+          <w:p>
+            <w:r>
+              <w:rPr>
+                <w:rFonts w:ascii="Calibri" w:hAnsi="Calibri"/>
+                <w:b w:val="0"/>
+                <w:color w:val="000000"/>
+                <w:sz w:val="16"/>
+              </w:rPr>
+              <w:t>EDT 5.2.2</w:t>
+            </w:r>
+          </w:p>
+        </w:tc>
+        <w:tc>
+          <w:tcPr>
+            <w:tcW w:type="dxa" w:w="1212"/>
+          </w:tcPr>
+          <w:p>
+            <w:r>
+              <w:rPr>
+                <w:rFonts w:ascii="Calibri" w:hAnsi="Calibri"/>
+                <w:b w:val="0"/>
+                <w:color w:val="000000"/>
+                <w:sz w:val="16"/>
+              </w:rPr>
+              <w:t>Controlar las versiones (CI/CD)</w:t>
+            </w:r>
+          </w:p>
+        </w:tc>
+        <w:tc>
+          <w:tcPr>
+            <w:tcW w:type="dxa" w:w="1196"/>
+          </w:tcPr>
+          <w:p>
+            <w:r>
+              <w:rPr>
+                <w:rFonts w:ascii="Calibri" w:hAnsi="Calibri"/>
+                <w:b w:val="0"/>
+                <w:color w:val="000000"/>
+                <w:sz w:val="16"/>
+              </w:rPr>
+              <w:t>Pipeline CI/CD en GitHub Actions</w:t>
+            </w:r>
+          </w:p>
+        </w:tc>
+        <w:tc>
+          <w:tcPr>
+            <w:tcW w:type="dxa" w:w="1318"/>
+          </w:tcPr>
+          <w:p>
+            <w:r>
+              <w:rPr>
+                <w:rFonts w:ascii="Calibri" w:hAnsi="Calibri"/>
+                <w:b w:val="0"/>
+                <w:color w:val="000000"/>
+                <w:sz w:val="16"/>
+              </w:rPr>
+              <w:t>25/09/2026</w:t>
+            </w:r>
+          </w:p>
+        </w:tc>
+        <w:tc>
+          <w:tcPr>
+            <w:tcW w:type="dxa" w:w="1317"/>
+          </w:tcPr>
+          <w:p>
+            <w:r>
+              <w:rPr>
+                <w:rFonts w:ascii="Calibri" w:hAnsi="Calibri"/>
+                <w:b w:val="0"/>
+                <w:color w:val="000000"/>
+                <w:sz w:val="16"/>
+              </w:rPr>
+              <w:t>25/09/2026</w:t>
+            </w:r>
+          </w:p>
+        </w:tc>
+        <w:tc>
+          <w:tcPr>
+            <w:tcW w:type="dxa" w:w="1318"/>
+          </w:tcPr>
+          <w:p>
+            <w:r>
+              <w:rPr>
+                <w:rFonts w:ascii="Calibri" w:hAnsi="Calibri"/>
+                <w:b w:val="0"/>
+                <w:color w:val="000000"/>
+                <w:sz w:val="16"/>
+              </w:rPr>
+              <w:t>COMPLETADO (Desplegado en VPS)</w:t>
+            </w:r>
+          </w:p>
+        </w:tc>
+      </w:tr>
+      <w:tr>
+        <w:tc>
+          <w:tcPr>
+            <w:tcW w:type="dxa" w:w="1242"/>
+          </w:tcPr>
+          <w:p>
+            <w:r>
+              <w:rPr>
+                <w:rFonts w:ascii="Calibri" w:hAnsi="Calibri"/>
+                <w:b w:val="0"/>
+                <w:color w:val="000000"/>
+                <w:sz w:val="16"/>
+              </w:rPr>
+              <w:t>EDT 5.3.1</w:t>
+            </w:r>
+          </w:p>
+        </w:tc>
+        <w:tc>
+          <w:tcPr>
+            <w:tcW w:type="dxa" w:w="1212"/>
+          </w:tcPr>
+          <w:p>
+            <w:r>
+              <w:rPr>
+                <w:rFonts w:ascii="Calibri" w:hAnsi="Calibri"/>
+                <w:b w:val="0"/>
+                <w:color w:val="000000"/>
+                <w:sz w:val="16"/>
+              </w:rPr>
+              <w:t>Aplicar encuesta de satisfacción</w:t>
+            </w:r>
+          </w:p>
+        </w:tc>
+        <w:tc>
+          <w:tcPr>
+            <w:tcW w:type="dxa" w:w="1196"/>
+          </w:tcPr>
+          <w:p>
+            <w:r>
+              <w:rPr>
+                <w:rFonts w:ascii="Calibri" w:hAnsi="Calibri"/>
+                <w:b w:val="0"/>
+                <w:color w:val="000000"/>
+                <w:sz w:val="16"/>
+              </w:rPr>
+              <w:t>Encuesta de Usabilidad SUS</w:t>
+            </w:r>
+          </w:p>
+        </w:tc>
+        <w:tc>
+          <w:tcPr>
+            <w:tcW w:type="dxa" w:w="1318"/>
+          </w:tcPr>
+          <w:p>
+            <w:r>
+              <w:rPr>
+                <w:rFonts w:ascii="Calibri" w:hAnsi="Calibri"/>
+                <w:b w:val="0"/>
+                <w:color w:val="000000"/>
+                <w:sz w:val="16"/>
+              </w:rPr>
+              <w:t>04/11/2026</w:t>
+            </w:r>
+          </w:p>
+        </w:tc>
+        <w:tc>
+          <w:tcPr>
+            <w:tcW w:type="dxa" w:w="1317"/>
+          </w:tcPr>
+          <w:p>
+            <w:r>
+              <w:rPr>
+                <w:rFonts w:ascii="Calibri" w:hAnsi="Calibri"/>
+                <w:b w:val="0"/>
+                <w:color w:val="000000"/>
+                <w:sz w:val="16"/>
+              </w:rPr>
+              <w:t>Pendiente</w:t>
+            </w:r>
+          </w:p>
+        </w:tc>
+        <w:tc>
+          <w:tcPr>
+            <w:tcW w:type="dxa" w:w="1318"/>
+          </w:tcPr>
+          <w:p>
+            <w:r>
+              <w:rPr>
+                <w:rFonts w:ascii="Calibri" w:hAnsi="Calibri"/>
+                <w:b w:val="0"/>
+                <w:color w:val="000000"/>
+                <w:sz w:val="16"/>
+              </w:rPr>
+              <w:t>PLANIFICADO (Semana 11)</w:t>
+            </w:r>
+          </w:p>
+        </w:tc>
+      </w:tr>
+      <w:tr>
+        <w:tc>
+          <w:tcPr>
+            <w:tcW w:type="dxa" w:w="1242"/>
+          </w:tcPr>
+          <w:p>
+            <w:r>
+              <w:rPr>
+                <w:rFonts w:ascii="Calibri" w:hAnsi="Calibri"/>
+                <w:b w:val="0"/>
+                <w:color w:val="000000"/>
+                <w:sz w:val="16"/>
+              </w:rPr>
+              <w:t>EDT 6.1.1</w:t>
+            </w:r>
+          </w:p>
+        </w:tc>
+        <w:tc>
+          <w:tcPr>
+            <w:tcW w:type="dxa" w:w="1212"/>
+          </w:tcPr>
+          <w:p>
+            <w:r>
+              <w:rPr>
+                <w:rFonts w:ascii="Calibri" w:hAnsi="Calibri"/>
+                <w:b w:val="0"/>
+                <w:color w:val="000000"/>
+                <w:sz w:val="16"/>
+              </w:rPr>
+              <w:t>Desplegar en producción VPS</w:t>
+            </w:r>
+          </w:p>
+        </w:tc>
+        <w:tc>
+          <w:tcPr>
+            <w:tcW w:type="dxa" w:w="1196"/>
+          </w:tcPr>
+          <w:p>
+            <w:r>
+              <w:rPr>
+                <w:rFonts w:ascii="Calibri" w:hAnsi="Calibri"/>
+                <w:b w:val="0"/>
+                <w:color w:val="000000"/>
+                <w:sz w:val="16"/>
+              </w:rPr>
+              <w:t>Software Desplegado en VPS Propio</w:t>
+            </w:r>
+          </w:p>
+        </w:tc>
+        <w:tc>
+          <w:tcPr>
+            <w:tcW w:type="dxa" w:w="1318"/>
+          </w:tcPr>
+          <w:p>
+            <w:r>
+              <w:rPr>
+                <w:rFonts w:ascii="Calibri" w:hAnsi="Calibri"/>
+                <w:b w:val="0"/>
+                <w:color w:val="000000"/>
+                <w:sz w:val="16"/>
+              </w:rPr>
+              <w:t>06/11/2026</w:t>
+            </w:r>
+          </w:p>
+        </w:tc>
+        <w:tc>
+          <w:tcPr>
+            <w:tcW w:type="dxa" w:w="1317"/>
+          </w:tcPr>
+          <w:p>
+            <w:r>
+              <w:rPr>
+                <w:rFonts w:ascii="Calibri" w:hAnsi="Calibri"/>
+                <w:b w:val="0"/>
+                <w:color w:val="000000"/>
+                <w:sz w:val="16"/>
+              </w:rPr>
+              <w:t>Pendiente</w:t>
+            </w:r>
+          </w:p>
+        </w:tc>
+        <w:tc>
+          <w:tcPr>
+            <w:tcW w:type="dxa" w:w="1318"/>
+          </w:tcPr>
+          <w:p>
+            <w:r>
+              <w:rPr>
+                <w:rFonts w:ascii="Calibri" w:hAnsi="Calibri"/>
+                <w:b w:val="0"/>
+                <w:color w:val="000000"/>
+                <w:sz w:val="16"/>
+              </w:rPr>
+              <w:t>PLANIFICADO (Semana 11)</w:t>
+            </w:r>
+          </w:p>
+        </w:tc>
+      </w:tr>
+      <w:tr>
+        <w:tc>
+          <w:tcPr>
+            <w:tcW w:type="dxa" w:w="1242"/>
+          </w:tcPr>
+          <w:p>
+            <w:r>
+              <w:rPr>
+                <w:rFonts w:ascii="Calibri" w:hAnsi="Calibri"/>
+                <w:b w:val="0"/>
+                <w:color w:val="000000"/>
+                <w:sz w:val="16"/>
+              </w:rPr>
+              <w:t>EDT 6.1.2</w:t>
+            </w:r>
+          </w:p>
+        </w:tc>
+        <w:tc>
+          <w:tcPr>
+            <w:tcW w:type="dxa" w:w="1212"/>
+          </w:tcPr>
+          <w:p>
+            <w:r>
+              <w:rPr>
+                <w:rFonts w:ascii="Calibri" w:hAnsi="Calibri"/>
+                <w:b w:val="0"/>
+                <w:color w:val="000000"/>
+                <w:sz w:val="16"/>
+              </w:rPr>
+              <w:t>Entregar el software en planta</w:t>
+            </w:r>
+          </w:p>
+        </w:tc>
+        <w:tc>
+          <w:tcPr>
+            <w:tcW w:type="dxa" w:w="1196"/>
+          </w:tcPr>
+          <w:p>
+            <w:r>
+              <w:rPr>
+                <w:rFonts w:ascii="Calibri" w:hAnsi="Calibri"/>
+                <w:b w:val="0"/>
+                <w:color w:val="000000"/>
+                <w:sz w:val="16"/>
+              </w:rPr>
+              <w:t>Acta de Entrega en Planta</w:t>
+            </w:r>
+          </w:p>
+        </w:tc>
+        <w:tc>
+          <w:tcPr>
+            <w:tcW w:type="dxa" w:w="1318"/>
+          </w:tcPr>
+          <w:p>
+            <w:r>
+              <w:rPr>
+                <w:rFonts w:ascii="Calibri" w:hAnsi="Calibri"/>
+                <w:b w:val="0"/>
+                <w:color w:val="000000"/>
+                <w:sz w:val="16"/>
+              </w:rPr>
+              <w:t>06/11/2026</w:t>
+            </w:r>
+          </w:p>
+        </w:tc>
+        <w:tc>
+          <w:tcPr>
+            <w:tcW w:type="dxa" w:w="1317"/>
+          </w:tcPr>
+          <w:p>
+            <w:r>
+              <w:rPr>
+                <w:rFonts w:ascii="Calibri" w:hAnsi="Calibri"/>
+                <w:b w:val="0"/>
+                <w:color w:val="000000"/>
+                <w:sz w:val="16"/>
+              </w:rPr>
+              <w:t>Pendiente</w:t>
+            </w:r>
+          </w:p>
+        </w:tc>
+        <w:tc>
+          <w:tcPr>
+            <w:tcW w:type="dxa" w:w="1318"/>
+          </w:tcPr>
+          <w:p>
+            <w:r>
+              <w:rPr>
+                <w:rFonts w:ascii="Calibri" w:hAnsi="Calibri"/>
+                <w:b w:val="0"/>
+                <w:color w:val="000000"/>
+                <w:sz w:val="16"/>
+              </w:rPr>
+              <w:t>PLANIFICADO (Semana 11)</w:t>
+            </w:r>
+          </w:p>
+        </w:tc>
+      </w:tr>
+      <w:tr>
+        <w:tc>
+          <w:tcPr>
+            <w:tcW w:type="dxa" w:w="1242"/>
+          </w:tcPr>
+          <w:p>
+            <w:r>
+              <w:rPr>
+                <w:rFonts w:ascii="Calibri" w:hAnsi="Calibri"/>
+                <w:b w:val="0"/>
+                <w:color w:val="000000"/>
+                <w:sz w:val="16"/>
+              </w:rPr>
+              <w:t>EDT 6.2.1</w:t>
+            </w:r>
+          </w:p>
+        </w:tc>
+        <w:tc>
+          <w:tcPr>
+            <w:tcW w:type="dxa" w:w="1212"/>
+          </w:tcPr>
+          <w:p>
+            <w:r>
+              <w:rPr>
+                <w:rFonts w:ascii="Calibri" w:hAnsi="Calibri"/>
+                <w:b w:val="0"/>
+                <w:color w:val="000000"/>
+                <w:sz w:val="16"/>
+              </w:rPr>
+              <w:t>Elaborar el manual de usuario</w:t>
+            </w:r>
+          </w:p>
+        </w:tc>
+        <w:tc>
+          <w:tcPr>
+            <w:tcW w:type="dxa" w:w="1196"/>
+          </w:tcPr>
+          <w:p>
+            <w:r>
+              <w:rPr>
+                <w:rFonts w:ascii="Calibri" w:hAnsi="Calibri"/>
+                <w:b w:val="0"/>
+                <w:color w:val="000000"/>
+                <w:sz w:val="16"/>
+              </w:rPr>
+              <w:t>Manual de Usuario Final Ilustrado</w:t>
+            </w:r>
+          </w:p>
+        </w:tc>
+        <w:tc>
+          <w:tcPr>
+            <w:tcW w:type="dxa" w:w="1318"/>
+          </w:tcPr>
+          <w:p>
+            <w:r>
+              <w:rPr>
+                <w:rFonts w:ascii="Calibri" w:hAnsi="Calibri"/>
+                <w:b w:val="0"/>
+                <w:color w:val="000000"/>
+                <w:sz w:val="16"/>
+              </w:rPr>
+              <w:t>11/11/2026</w:t>
+            </w:r>
+          </w:p>
+        </w:tc>
+        <w:tc>
+          <w:tcPr>
+            <w:tcW w:type="dxa" w:w="1317"/>
+          </w:tcPr>
+          <w:p>
+            <w:r>
+              <w:rPr>
+                <w:rFonts w:ascii="Calibri" w:hAnsi="Calibri"/>
+                <w:b w:val="0"/>
+                <w:color w:val="000000"/>
+                <w:sz w:val="16"/>
+              </w:rPr>
+              <w:t>Pendiente</w:t>
+            </w:r>
+          </w:p>
+        </w:tc>
+        <w:tc>
+          <w:tcPr>
+            <w:tcW w:type="dxa" w:w="1318"/>
+          </w:tcPr>
+          <w:p>
+            <w:r>
+              <w:rPr>
+                <w:rFonts w:ascii="Calibri" w:hAnsi="Calibri"/>
+                <w:b w:val="0"/>
+                <w:color w:val="000000"/>
+                <w:sz w:val="16"/>
+              </w:rPr>
+              <w:t>PLANIFICADO (Semana 12)</w:t>
+            </w:r>
+          </w:p>
+        </w:tc>
+      </w:tr>
+      <w:tr>
+        <w:tc>
+          <w:tcPr>
+            <w:tcW w:type="dxa" w:w="1242"/>
+          </w:tcPr>
+          <w:p>
+            <w:r>
+              <w:rPr>
+                <w:rFonts w:ascii="Calibri" w:hAnsi="Calibri"/>
+                <w:b w:val="0"/>
+                <w:color w:val="000000"/>
+                <w:sz w:val="16"/>
+              </w:rPr>
+              <w:t>EDT 6.2.2</w:t>
+            </w:r>
+          </w:p>
+        </w:tc>
+        <w:tc>
+          <w:tcPr>
+            <w:tcW w:type="dxa" w:w="1212"/>
+          </w:tcPr>
+          <w:p>
+            <w:r>
+              <w:rPr>
+                <w:rFonts w:ascii="Calibri" w:hAnsi="Calibri"/>
+                <w:b w:val="0"/>
+                <w:color w:val="000000"/>
+                <w:sz w:val="16"/>
+              </w:rPr>
+              <w:t>Elaborar la guía de despliegue</w:t>
+            </w:r>
+          </w:p>
+        </w:tc>
+        <w:tc>
+          <w:tcPr>
+            <w:tcW w:type="dxa" w:w="1196"/>
+          </w:tcPr>
+          <w:p>
+            <w:r>
+              <w:rPr>
+                <w:rFonts w:ascii="Calibri" w:hAnsi="Calibri"/>
+                <w:b w:val="0"/>
+                <w:color w:val="000000"/>
+                <w:sz w:val="16"/>
+              </w:rPr>
+              <w:t>Guía de Despliegue y DevOps</w:t>
+            </w:r>
+          </w:p>
+        </w:tc>
+        <w:tc>
+          <w:tcPr>
+            <w:tcW w:type="dxa" w:w="1318"/>
+          </w:tcPr>
+          <w:p>
+            <w:r>
+              <w:rPr>
+                <w:rFonts w:ascii="Calibri" w:hAnsi="Calibri"/>
+                <w:b w:val="0"/>
+                <w:color w:val="000000"/>
+                <w:sz w:val="16"/>
+              </w:rPr>
+              <w:t>11/11/2026</w:t>
+            </w:r>
+          </w:p>
+        </w:tc>
+        <w:tc>
+          <w:tcPr>
+            <w:tcW w:type="dxa" w:w="1317"/>
+          </w:tcPr>
+          <w:p>
+            <w:r>
+              <w:rPr>
+                <w:rFonts w:ascii="Calibri" w:hAnsi="Calibri"/>
+                <w:b w:val="0"/>
+                <w:color w:val="000000"/>
+                <w:sz w:val="16"/>
+              </w:rPr>
+              <w:t>Pendiente</w:t>
+            </w:r>
+          </w:p>
+        </w:tc>
+        <w:tc>
+          <w:tcPr>
+            <w:tcW w:type="dxa" w:w="1318"/>
+          </w:tcPr>
+          <w:p>
+            <w:r>
+              <w:rPr>
+                <w:rFonts w:ascii="Calibri" w:hAnsi="Calibri"/>
+                <w:b w:val="0"/>
+                <w:color w:val="000000"/>
+                <w:sz w:val="16"/>
+              </w:rPr>
+              <w:t>PLANIFICADO (Semana 12)</w:t>
+            </w:r>
+          </w:p>
+        </w:tc>
+      </w:tr>
+      <w:tr>
+        <w:tc>
+          <w:tcPr>
+            <w:tcW w:type="dxa" w:w="1242"/>
+          </w:tcPr>
+          <w:p>
+            <w:r>
+              <w:rPr>
+                <w:rFonts w:ascii="Calibri" w:hAnsi="Calibri"/>
+                <w:b w:val="0"/>
+                <w:color w:val="000000"/>
+                <w:sz w:val="16"/>
+              </w:rPr>
+              <w:t>EDT 6.2.3</w:t>
+            </w:r>
+          </w:p>
+        </w:tc>
+        <w:tc>
+          <w:tcPr>
+            <w:tcW w:type="dxa" w:w="1212"/>
+          </w:tcPr>
+          <w:p>
+            <w:r>
+              <w:rPr>
+                <w:rFonts w:ascii="Calibri" w:hAnsi="Calibri"/>
+                <w:b w:val="0"/>
+                <w:color w:val="000000"/>
+                <w:sz w:val="16"/>
+              </w:rPr>
+              <w:t>Capacitar al personal</w:t>
+            </w:r>
+          </w:p>
+        </w:tc>
+        <w:tc>
+          <w:tcPr>
+            <w:tcW w:type="dxa" w:w="1196"/>
+          </w:tcPr>
+          <w:p>
+            <w:r>
+              <w:rPr>
+                <w:rFonts w:ascii="Calibri" w:hAnsi="Calibri"/>
+                <w:b w:val="0"/>
+                <w:color w:val="000000"/>
+                <w:sz w:val="16"/>
+              </w:rPr>
+              <w:t>Registro de Capacitación in situ (4 ses.)</w:t>
+            </w:r>
+          </w:p>
+        </w:tc>
+        <w:tc>
+          <w:tcPr>
+            <w:tcW w:type="dxa" w:w="1318"/>
+          </w:tcPr>
+          <w:p>
+            <w:r>
+              <w:rPr>
+                <w:rFonts w:ascii="Calibri" w:hAnsi="Calibri"/>
+                <w:b w:val="0"/>
+                <w:color w:val="000000"/>
+                <w:sz w:val="16"/>
+              </w:rPr>
+              <w:t>11/11/2026</w:t>
+            </w:r>
+          </w:p>
+        </w:tc>
+        <w:tc>
+          <w:tcPr>
+            <w:tcW w:type="dxa" w:w="1317"/>
+          </w:tcPr>
+          <w:p>
+            <w:r>
+              <w:rPr>
+                <w:rFonts w:ascii="Calibri" w:hAnsi="Calibri"/>
+                <w:b w:val="0"/>
+                <w:color w:val="000000"/>
+                <w:sz w:val="16"/>
+              </w:rPr>
+              <w:t>Pendiente</w:t>
+            </w:r>
+          </w:p>
+        </w:tc>
+        <w:tc>
+          <w:tcPr>
+            <w:tcW w:type="dxa" w:w="1318"/>
+          </w:tcPr>
+          <w:p>
+            <w:r>
+              <w:rPr>
+                <w:rFonts w:ascii="Calibri" w:hAnsi="Calibri"/>
+                <w:b w:val="0"/>
+                <w:color w:val="000000"/>
+                <w:sz w:val="16"/>
+              </w:rPr>
+              <w:t>PLANIFICADO (Semana 12)</w:t>
+            </w:r>
+          </w:p>
+        </w:tc>
+      </w:tr>
+      <w:tr>
+        <w:tc>
+          <w:tcPr>
+            <w:tcW w:type="dxa" w:w="1242"/>
+          </w:tcPr>
+          <w:p>
+            <w:r>
+              <w:rPr>
+                <w:rFonts w:ascii="Calibri" w:hAnsi="Calibri"/>
+                <w:b w:val="0"/>
+                <w:color w:val="000000"/>
+                <w:sz w:val="16"/>
+              </w:rPr>
+              <w:t>EDT 7.1.1</w:t>
+            </w:r>
+          </w:p>
+        </w:tc>
+        <w:tc>
+          <w:tcPr>
+            <w:tcW w:type="dxa" w:w="1212"/>
+          </w:tcPr>
+          <w:p>
+            <w:r>
+              <w:rPr>
+                <w:rFonts w:ascii="Calibri" w:hAnsi="Calibri"/>
+                <w:b w:val="0"/>
+                <w:color w:val="000000"/>
+                <w:sz w:val="16"/>
+              </w:rPr>
+              <w:t>Recolectar los datos iniciales</w:t>
+            </w:r>
+          </w:p>
+        </w:tc>
+        <w:tc>
+          <w:tcPr>
+            <w:tcW w:type="dxa" w:w="1196"/>
+          </w:tcPr>
+          <w:p>
+            <w:r>
+              <w:rPr>
+                <w:rFonts w:ascii="Calibri" w:hAnsi="Calibri"/>
+                <w:b w:val="0"/>
+                <w:color w:val="000000"/>
+                <w:sz w:val="16"/>
+              </w:rPr>
+              <w:t>Portafolio de Primera Entrega</w:t>
+            </w:r>
+          </w:p>
+        </w:tc>
+        <w:tc>
+          <w:tcPr>
+            <w:tcW w:type="dxa" w:w="1318"/>
+          </w:tcPr>
+          <w:p>
+            <w:r>
+              <w:rPr>
+                <w:rFonts w:ascii="Calibri" w:hAnsi="Calibri"/>
+                <w:b w:val="0"/>
+                <w:color w:val="000000"/>
+                <w:sz w:val="16"/>
+              </w:rPr>
+              <w:t>02/10/2026</w:t>
+            </w:r>
+          </w:p>
+        </w:tc>
+        <w:tc>
+          <w:tcPr>
+            <w:tcW w:type="dxa" w:w="1317"/>
+          </w:tcPr>
+          <w:p>
+            <w:r>
+              <w:rPr>
+                <w:rFonts w:ascii="Calibri" w:hAnsi="Calibri"/>
+                <w:b w:val="0"/>
+                <w:color w:val="000000"/>
+                <w:sz w:val="16"/>
+              </w:rPr>
+              <w:t>En curso</w:t>
+            </w:r>
+          </w:p>
+        </w:tc>
+        <w:tc>
+          <w:tcPr>
+            <w:tcW w:type="dxa" w:w="1318"/>
+          </w:tcPr>
+          <w:p>
+            <w:r>
+              <w:rPr>
+                <w:rFonts w:ascii="Calibri" w:hAnsi="Calibri"/>
+                <w:b w:val="0"/>
+                <w:color w:val="000000"/>
+                <w:sz w:val="16"/>
+              </w:rPr>
+              <w:t>EN PROCESO (Semana 6 / T1)</w:t>
+            </w:r>
+          </w:p>
+        </w:tc>
+      </w:tr>
+      <w:tr>
+        <w:tc>
+          <w:tcPr>
+            <w:tcW w:type="dxa" w:w="1242"/>
+          </w:tcPr>
+          <w:p>
+            <w:r>
+              <w:rPr>
+                <w:rFonts w:ascii="Calibri" w:hAnsi="Calibri"/>
+                <w:b w:val="0"/>
+                <w:color w:val="000000"/>
+                <w:sz w:val="16"/>
+              </w:rPr>
+              <w:t>EDT 7.1.2</w:t>
+            </w:r>
+          </w:p>
+        </w:tc>
+        <w:tc>
+          <w:tcPr>
+            <w:tcW w:type="dxa" w:w="1212"/>
+          </w:tcPr>
+          <w:p>
+            <w:r>
+              <w:rPr>
+                <w:rFonts w:ascii="Calibri" w:hAnsi="Calibri"/>
+                <w:b w:val="0"/>
+                <w:color w:val="000000"/>
+                <w:sz w:val="16"/>
+              </w:rPr>
+              <w:t>Redactar el Capítulo I</w:t>
+            </w:r>
+          </w:p>
+        </w:tc>
+        <w:tc>
+          <w:tcPr>
+            <w:tcW w:type="dxa" w:w="1196"/>
+          </w:tcPr>
+          <w:p>
+            <w:r>
+              <w:rPr>
+                <w:rFonts w:ascii="Calibri" w:hAnsi="Calibri"/>
+                <w:b w:val="0"/>
+                <w:color w:val="000000"/>
+                <w:sz w:val="16"/>
+              </w:rPr>
+              <w:t>Capítulo I del Informe de Proyecto</w:t>
+            </w:r>
+          </w:p>
+        </w:tc>
+        <w:tc>
+          <w:tcPr>
+            <w:tcW w:type="dxa" w:w="1318"/>
+          </w:tcPr>
+          <w:p>
+            <w:r>
+              <w:rPr>
+                <w:rFonts w:ascii="Calibri" w:hAnsi="Calibri"/>
+                <w:b w:val="0"/>
+                <w:color w:val="000000"/>
+                <w:sz w:val="16"/>
+              </w:rPr>
+              <w:t>02/10/2026</w:t>
+            </w:r>
+          </w:p>
+        </w:tc>
+        <w:tc>
+          <w:tcPr>
+            <w:tcW w:type="dxa" w:w="1317"/>
+          </w:tcPr>
+          <w:p>
+            <w:r>
+              <w:rPr>
+                <w:rFonts w:ascii="Calibri" w:hAnsi="Calibri"/>
+                <w:b w:val="0"/>
+                <w:color w:val="000000"/>
+                <w:sz w:val="16"/>
+              </w:rPr>
+              <w:t>02/10/2026</w:t>
+            </w:r>
+          </w:p>
+        </w:tc>
+        <w:tc>
+          <w:tcPr>
+            <w:tcW w:type="dxa" w:w="1318"/>
+          </w:tcPr>
+          <w:p>
+            <w:r>
+              <w:rPr>
+                <w:rFonts w:ascii="Calibri" w:hAnsi="Calibri"/>
+                <w:b w:val="0"/>
+                <w:color w:val="000000"/>
+                <w:sz w:val="16"/>
+              </w:rPr>
+              <w:t>COMPLETADO (Entregable T1)</w:t>
+            </w:r>
+          </w:p>
+        </w:tc>
+      </w:tr>
+      <w:tr>
+        <w:tc>
+          <w:tcPr>
+            <w:tcW w:type="dxa" w:w="1242"/>
+          </w:tcPr>
+          <w:p>
+            <w:r>
+              <w:rPr>
+                <w:rFonts w:ascii="Calibri" w:hAnsi="Calibri"/>
+                <w:b w:val="0"/>
+                <w:color w:val="000000"/>
+                <w:sz w:val="16"/>
+              </w:rPr>
+              <w:t>EDT 7.1.3</w:t>
+            </w:r>
+          </w:p>
+        </w:tc>
+        <w:tc>
+          <w:tcPr>
+            <w:tcW w:type="dxa" w:w="1212"/>
+          </w:tcPr>
+          <w:p>
+            <w:r>
+              <w:rPr>
+                <w:rFonts w:ascii="Calibri" w:hAnsi="Calibri"/>
+                <w:b w:val="0"/>
+                <w:color w:val="000000"/>
+                <w:sz w:val="16"/>
+              </w:rPr>
+              <w:t>Redactar el Capítulo II</w:t>
+            </w:r>
+          </w:p>
+        </w:tc>
+        <w:tc>
+          <w:tcPr>
+            <w:tcW w:type="dxa" w:w="1196"/>
+          </w:tcPr>
+          <w:p>
+            <w:r>
+              <w:rPr>
+                <w:rFonts w:ascii="Calibri" w:hAnsi="Calibri"/>
+                <w:b w:val="0"/>
+                <w:color w:val="000000"/>
+                <w:sz w:val="16"/>
+              </w:rPr>
+              <w:t>Capítulo II del Informe de Proyecto</w:t>
+            </w:r>
+          </w:p>
+        </w:tc>
+        <w:tc>
+          <w:tcPr>
+            <w:tcW w:type="dxa" w:w="1318"/>
+          </w:tcPr>
+          <w:p>
+            <w:r>
+              <w:rPr>
+                <w:rFonts w:ascii="Calibri" w:hAnsi="Calibri"/>
+                <w:b w:val="0"/>
+                <w:color w:val="000000"/>
+                <w:sz w:val="16"/>
+              </w:rPr>
+              <w:t>02/10/2026</w:t>
+            </w:r>
+          </w:p>
+        </w:tc>
+        <w:tc>
+          <w:tcPr>
+            <w:tcW w:type="dxa" w:w="1317"/>
+          </w:tcPr>
+          <w:p>
+            <w:r>
+              <w:rPr>
+                <w:rFonts w:ascii="Calibri" w:hAnsi="Calibri"/>
+                <w:b w:val="0"/>
+                <w:color w:val="000000"/>
+                <w:sz w:val="16"/>
+              </w:rPr>
+              <w:t>02/10/2026</w:t>
+            </w:r>
+          </w:p>
+        </w:tc>
+        <w:tc>
+          <w:tcPr>
+            <w:tcW w:type="dxa" w:w="1318"/>
+          </w:tcPr>
+          <w:p>
+            <w:r>
+              <w:rPr>
+                <w:rFonts w:ascii="Calibri" w:hAnsi="Calibri"/>
+                <w:b w:val="0"/>
+                <w:color w:val="000000"/>
+                <w:sz w:val="16"/>
+              </w:rPr>
+              <w:t>COMPLETADO (Entregable T1)</w:t>
+            </w:r>
+          </w:p>
+        </w:tc>
+      </w:tr>
+      <w:tr>
+        <w:tc>
+          <w:tcPr>
+            <w:tcW w:type="dxa" w:w="1242"/>
+          </w:tcPr>
+          <w:p>
+            <w:r>
+              <w:rPr>
+                <w:rFonts w:ascii="Calibri" w:hAnsi="Calibri"/>
+                <w:b w:val="0"/>
+                <w:color w:val="000000"/>
+                <w:sz w:val="16"/>
+              </w:rPr>
+              <w:t>EDT 7.2.1</w:t>
+            </w:r>
+          </w:p>
+        </w:tc>
+        <w:tc>
+          <w:tcPr>
+            <w:tcW w:type="dxa" w:w="1212"/>
+          </w:tcPr>
+          <w:p>
+            <w:r>
+              <w:rPr>
+                <w:rFonts w:ascii="Calibri" w:hAnsi="Calibri"/>
+                <w:b w:val="0"/>
+                <w:color w:val="000000"/>
+                <w:sz w:val="16"/>
+              </w:rPr>
+              <w:t>Redactar el Capítulo V</w:t>
+            </w:r>
+          </w:p>
+        </w:tc>
+        <w:tc>
+          <w:tcPr>
+            <w:tcW w:type="dxa" w:w="1196"/>
+          </w:tcPr>
+          <w:p>
+            <w:r>
+              <w:rPr>
+                <w:rFonts w:ascii="Calibri" w:hAnsi="Calibri"/>
+                <w:b w:val="0"/>
+                <w:color w:val="000000"/>
+                <w:sz w:val="16"/>
+              </w:rPr>
+              <w:t>Capítulo V del Informe de Proyecto</w:t>
+            </w:r>
+          </w:p>
+        </w:tc>
+        <w:tc>
+          <w:tcPr>
+            <w:tcW w:type="dxa" w:w="1318"/>
+          </w:tcPr>
+          <w:p>
+            <w:r>
+              <w:rPr>
+                <w:rFonts w:ascii="Calibri" w:hAnsi="Calibri"/>
+                <w:b w:val="0"/>
+                <w:color w:val="000000"/>
+                <w:sz w:val="16"/>
+              </w:rPr>
+              <w:t>02/10/2026</w:t>
+            </w:r>
+          </w:p>
+        </w:tc>
+        <w:tc>
+          <w:tcPr>
+            <w:tcW w:type="dxa" w:w="1317"/>
+          </w:tcPr>
+          <w:p>
+            <w:r>
+              <w:rPr>
+                <w:rFonts w:ascii="Calibri" w:hAnsi="Calibri"/>
+                <w:b w:val="0"/>
+                <w:color w:val="000000"/>
+                <w:sz w:val="16"/>
+              </w:rPr>
+              <w:t>02/10/2026</w:t>
+            </w:r>
+          </w:p>
+        </w:tc>
+        <w:tc>
+          <w:tcPr>
+            <w:tcW w:type="dxa" w:w="1318"/>
+          </w:tcPr>
+          <w:p>
+            <w:r>
+              <w:rPr>
+                <w:rFonts w:ascii="Calibri" w:hAnsi="Calibri"/>
+                <w:b w:val="0"/>
+                <w:color w:val="000000"/>
+                <w:sz w:val="16"/>
+              </w:rPr>
+              <w:t>COMPLETADO (Entregable T1)</w:t>
+            </w:r>
+          </w:p>
+        </w:tc>
+      </w:tr>
+      <w:tr>
+        <w:tc>
+          <w:tcPr>
+            <w:tcW w:type="dxa" w:w="1242"/>
+          </w:tcPr>
+          <w:p>
+            <w:r>
+              <w:rPr>
+                <w:rFonts w:ascii="Calibri" w:hAnsi="Calibri"/>
+                <w:b w:val="0"/>
+                <w:color w:val="000000"/>
+                <w:sz w:val="16"/>
+              </w:rPr>
+              <w:t>EDT 7.2.2</w:t>
+            </w:r>
+          </w:p>
+        </w:tc>
+        <w:tc>
+          <w:tcPr>
+            <w:tcW w:type="dxa" w:w="1212"/>
+          </w:tcPr>
+          <w:p>
+            <w:r>
+              <w:rPr>
+                <w:rFonts w:ascii="Calibri" w:hAnsi="Calibri"/>
+                <w:b w:val="0"/>
+                <w:color w:val="000000"/>
+                <w:sz w:val="16"/>
+              </w:rPr>
+              <w:t>Redactar el Capítulo VII</w:t>
+            </w:r>
+          </w:p>
+        </w:tc>
+        <w:tc>
+          <w:tcPr>
+            <w:tcW w:type="dxa" w:w="1196"/>
+          </w:tcPr>
+          <w:p>
+            <w:r>
+              <w:rPr>
+                <w:rFonts w:ascii="Calibri" w:hAnsi="Calibri"/>
+                <w:b w:val="0"/>
+                <w:color w:val="000000"/>
+                <w:sz w:val="16"/>
+              </w:rPr>
+              <w:t>Capítulo VII del Informe de Proyecto</w:t>
+            </w:r>
+          </w:p>
+        </w:tc>
+        <w:tc>
+          <w:tcPr>
+            <w:tcW w:type="dxa" w:w="1318"/>
+          </w:tcPr>
+          <w:p>
+            <w:r>
+              <w:rPr>
+                <w:rFonts w:ascii="Calibri" w:hAnsi="Calibri"/>
+                <w:b w:val="0"/>
+                <w:color w:val="000000"/>
+                <w:sz w:val="16"/>
+              </w:rPr>
+              <w:t>13/11/2026</w:t>
+            </w:r>
+          </w:p>
+        </w:tc>
+        <w:tc>
+          <w:tcPr>
+            <w:tcW w:type="dxa" w:w="1317"/>
+          </w:tcPr>
+          <w:p>
+            <w:r>
+              <w:rPr>
+                <w:rFonts w:ascii="Calibri" w:hAnsi="Calibri"/>
+                <w:b w:val="0"/>
+                <w:color w:val="000000"/>
+                <w:sz w:val="16"/>
+              </w:rPr>
+              <w:t>Pendiente</w:t>
+            </w:r>
+          </w:p>
+        </w:tc>
+        <w:tc>
+          <w:tcPr>
+            <w:tcW w:type="dxa" w:w="1318"/>
+          </w:tcPr>
+          <w:p>
+            <w:r>
+              <w:rPr>
+                <w:rFonts w:ascii="Calibri" w:hAnsi="Calibri"/>
+                <w:b w:val="0"/>
+                <w:color w:val="000000"/>
+                <w:sz w:val="16"/>
+              </w:rPr>
+              <w:t>PLANIFICADO (Semana 12)</w:t>
+            </w:r>
+          </w:p>
+        </w:tc>
+      </w:tr>
+      <w:tr>
+        <w:tc>
+          <w:tcPr>
+            <w:tcW w:type="dxa" w:w="1242"/>
+          </w:tcPr>
+          <w:p>
+            <w:r>
+              <w:rPr>
+                <w:rFonts w:ascii="Calibri" w:hAnsi="Calibri"/>
+                <w:b w:val="0"/>
+                <w:color w:val="000000"/>
+                <w:sz w:val="16"/>
+              </w:rPr>
+              <w:t>EDT 7.2.3</w:t>
+            </w:r>
+          </w:p>
+        </w:tc>
+        <w:tc>
+          <w:tcPr>
+            <w:tcW w:type="dxa" w:w="1212"/>
+          </w:tcPr>
+          <w:p>
+            <w:r>
+              <w:rPr>
+                <w:rFonts w:ascii="Calibri" w:hAnsi="Calibri"/>
+                <w:b w:val="0"/>
+                <w:color w:val="000000"/>
+                <w:sz w:val="16"/>
+              </w:rPr>
+              <w:t>Consolidar el informe de campo</w:t>
+            </w:r>
+          </w:p>
+        </w:tc>
+        <w:tc>
+          <w:tcPr>
+            <w:tcW w:type="dxa" w:w="1196"/>
+          </w:tcPr>
+          <w:p>
+            <w:r>
+              <w:rPr>
+                <w:rFonts w:ascii="Calibri" w:hAnsi="Calibri"/>
+                <w:b w:val="0"/>
+                <w:color w:val="000000"/>
+                <w:sz w:val="16"/>
+              </w:rPr>
+              <w:t>Informe de Práctica de Campo</w:t>
+            </w:r>
+          </w:p>
+        </w:tc>
+        <w:tc>
+          <w:tcPr>
+            <w:tcW w:type="dxa" w:w="1318"/>
+          </w:tcPr>
+          <w:p>
+            <w:r>
+              <w:rPr>
+                <w:rFonts w:ascii="Calibri" w:hAnsi="Calibri"/>
+                <w:b w:val="0"/>
+                <w:color w:val="000000"/>
+                <w:sz w:val="16"/>
+              </w:rPr>
+              <w:t>20/11/2026</w:t>
+            </w:r>
+          </w:p>
+        </w:tc>
+        <w:tc>
+          <w:tcPr>
+            <w:tcW w:type="dxa" w:w="1317"/>
+          </w:tcPr>
+          <w:p>
+            <w:r>
+              <w:rPr>
+                <w:rFonts w:ascii="Calibri" w:hAnsi="Calibri"/>
+                <w:b w:val="0"/>
+                <w:color w:val="000000"/>
+                <w:sz w:val="16"/>
+              </w:rPr>
+              <w:t>Pendiente</w:t>
+            </w:r>
+          </w:p>
+        </w:tc>
+        <w:tc>
+          <w:tcPr>
+            <w:tcW w:type="dxa" w:w="1318"/>
+          </w:tcPr>
+          <w:p>
+            <w:r>
+              <w:rPr>
+                <w:rFonts w:ascii="Calibri" w:hAnsi="Calibri"/>
+                <w:b w:val="0"/>
+                <w:color w:val="000000"/>
+                <w:sz w:val="16"/>
+              </w:rPr>
+              <w:t>PLANIFICADO (Semana 13)</w:t>
+            </w:r>
+          </w:p>
+        </w:tc>
+      </w:tr>
+      <w:tr>
+        <w:tc>
+          <w:tcPr>
+            <w:tcW w:type="dxa" w:w="1242"/>
+          </w:tcPr>
+          <w:p>
+            <w:r>
+              <w:rPr>
+                <w:rFonts w:ascii="Calibri" w:hAnsi="Calibri"/>
+                <w:b w:val="0"/>
+                <w:color w:val="000000"/>
+                <w:sz w:val="16"/>
+              </w:rPr>
+              <w:t>EDT 7.3.1</w:t>
+            </w:r>
+          </w:p>
+        </w:tc>
+        <w:tc>
+          <w:tcPr>
+            <w:tcW w:type="dxa" w:w="1212"/>
+          </w:tcPr>
+          <w:p>
+            <w:r>
+              <w:rPr>
+                <w:rFonts w:ascii="Calibri" w:hAnsi="Calibri"/>
+                <w:b w:val="0"/>
+                <w:color w:val="000000"/>
+                <w:sz w:val="16"/>
+              </w:rPr>
+              <w:t>Ejecutar actividad RSU</w:t>
+            </w:r>
+          </w:p>
+        </w:tc>
+        <w:tc>
+          <w:tcPr>
+            <w:tcW w:type="dxa" w:w="1196"/>
+          </w:tcPr>
+          <w:p>
+            <w:r>
+              <w:rPr>
+                <w:rFonts w:ascii="Calibri" w:hAnsi="Calibri"/>
+                <w:b w:val="0"/>
+                <w:color w:val="000000"/>
+                <w:sz w:val="16"/>
+              </w:rPr>
+              <w:t>Informe de Responsabilidad Social</w:t>
+            </w:r>
+          </w:p>
+        </w:tc>
+        <w:tc>
+          <w:tcPr>
+            <w:tcW w:type="dxa" w:w="1318"/>
+          </w:tcPr>
+          <w:p>
+            <w:r>
+              <w:rPr>
+                <w:rFonts w:ascii="Calibri" w:hAnsi="Calibri"/>
+                <w:b w:val="0"/>
+                <w:color w:val="000000"/>
+                <w:sz w:val="16"/>
+              </w:rPr>
+              <w:t>20/11/2026</w:t>
+            </w:r>
+          </w:p>
+        </w:tc>
+        <w:tc>
+          <w:tcPr>
+            <w:tcW w:type="dxa" w:w="1317"/>
+          </w:tcPr>
+          <w:p>
+            <w:r>
+              <w:rPr>
+                <w:rFonts w:ascii="Calibri" w:hAnsi="Calibri"/>
+                <w:b w:val="0"/>
+                <w:color w:val="000000"/>
+                <w:sz w:val="16"/>
+              </w:rPr>
+              <w:t>Pendiente</w:t>
+            </w:r>
+          </w:p>
+        </w:tc>
+        <w:tc>
+          <w:tcPr>
+            <w:tcW w:type="dxa" w:w="1318"/>
+          </w:tcPr>
+          <w:p>
+            <w:r>
+              <w:rPr>
+                <w:rFonts w:ascii="Calibri" w:hAnsi="Calibri"/>
+                <w:b w:val="0"/>
+                <w:color w:val="000000"/>
+                <w:sz w:val="16"/>
+              </w:rPr>
+              <w:t>PLANIFICADO (Semana 13)</w:t>
+            </w:r>
+          </w:p>
+        </w:tc>
+      </w:tr>
+      <w:tr>
+        <w:tc>
+          <w:tcPr>
+            <w:tcW w:type="dxa" w:w="1242"/>
+          </w:tcPr>
+          <w:p>
+            <w:r>
+              <w:rPr>
+                <w:rFonts w:ascii="Calibri" w:hAnsi="Calibri"/>
+                <w:b w:val="0"/>
+                <w:color w:val="000000"/>
+                <w:sz w:val="16"/>
+              </w:rPr>
+              <w:t>EDT 7.4.1</w:t>
+            </w:r>
+          </w:p>
+        </w:tc>
+        <w:tc>
+          <w:tcPr>
+            <w:tcW w:type="dxa" w:w="1212"/>
+          </w:tcPr>
+          <w:p>
+            <w:r>
+              <w:rPr>
+                <w:rFonts w:ascii="Calibri" w:hAnsi="Calibri"/>
+                <w:b w:val="0"/>
+                <w:color w:val="000000"/>
+                <w:sz w:val="16"/>
+              </w:rPr>
+              <w:t>Medir la línea base pretest</w:t>
+            </w:r>
+          </w:p>
+        </w:tc>
+        <w:tc>
+          <w:tcPr>
+            <w:tcW w:type="dxa" w:w="1196"/>
+          </w:tcPr>
+          <w:p>
+            <w:r>
+              <w:rPr>
+                <w:rFonts w:ascii="Calibri" w:hAnsi="Calibri"/>
+                <w:b w:val="0"/>
+                <w:color w:val="000000"/>
+                <w:sz w:val="16"/>
+              </w:rPr>
+              <w:t>Informe de Línea Base (18 min/orden)</w:t>
+            </w:r>
+          </w:p>
+        </w:tc>
+        <w:tc>
+          <w:tcPr>
+            <w:tcW w:type="dxa" w:w="1318"/>
+          </w:tcPr>
+          <w:p>
+            <w:r>
+              <w:rPr>
+                <w:rFonts w:ascii="Calibri" w:hAnsi="Calibri"/>
+                <w:b w:val="0"/>
+                <w:color w:val="000000"/>
+                <w:sz w:val="16"/>
+              </w:rPr>
+              <w:t>11/09/2026</w:t>
+            </w:r>
+          </w:p>
+        </w:tc>
+        <w:tc>
+          <w:tcPr>
+            <w:tcW w:type="dxa" w:w="1317"/>
+          </w:tcPr>
+          <w:p>
+            <w:r>
+              <w:rPr>
+                <w:rFonts w:ascii="Calibri" w:hAnsi="Calibri"/>
+                <w:b w:val="0"/>
+                <w:color w:val="000000"/>
+                <w:sz w:val="16"/>
+              </w:rPr>
+              <w:t>11/09/2026</w:t>
+            </w:r>
+          </w:p>
+        </w:tc>
+        <w:tc>
+          <w:tcPr>
+            <w:tcW w:type="dxa" w:w="1318"/>
+          </w:tcPr>
+          <w:p>
+            <w:r>
+              <w:rPr>
+                <w:rFonts w:ascii="Calibri" w:hAnsi="Calibri"/>
+                <w:b w:val="0"/>
+                <w:color w:val="000000"/>
+                <w:sz w:val="16"/>
+              </w:rPr>
+              <w:t>COMPLETADO (Línea base cerrada)</w:t>
+            </w:r>
+          </w:p>
+        </w:tc>
+      </w:tr>
+      <w:tr>
+        <w:tc>
+          <w:tcPr>
+            <w:tcW w:type="dxa" w:w="1242"/>
+          </w:tcPr>
+          <w:p>
+            <w:r>
+              <w:rPr>
+                <w:rFonts w:ascii="Calibri" w:hAnsi="Calibri"/>
+                <w:b w:val="0"/>
+                <w:color w:val="000000"/>
+                <w:sz w:val="16"/>
+              </w:rPr>
+              <w:t>EDT 7.5.1</w:t>
+            </w:r>
+          </w:p>
+        </w:tc>
+        <w:tc>
+          <w:tcPr>
+            <w:tcW w:type="dxa" w:w="1212"/>
+          </w:tcPr>
+          <w:p>
+            <w:r>
+              <w:rPr>
+                <w:rFonts w:ascii="Calibri" w:hAnsi="Calibri"/>
+                <w:b w:val="0"/>
+                <w:color w:val="000000"/>
+                <w:sz w:val="16"/>
+              </w:rPr>
+              <w:t>Recolectar muestra postest</w:t>
+            </w:r>
+          </w:p>
+        </w:tc>
+        <w:tc>
+          <w:tcPr>
+            <w:tcW w:type="dxa" w:w="1196"/>
+          </w:tcPr>
+          <w:p>
+            <w:r>
+              <w:rPr>
+                <w:rFonts w:ascii="Calibri" w:hAnsi="Calibri"/>
+                <w:b w:val="0"/>
+                <w:color w:val="000000"/>
+                <w:sz w:val="16"/>
+              </w:rPr>
+              <w:t>Dataset Postest (n=125 órdenes)</w:t>
+            </w:r>
+          </w:p>
+        </w:tc>
+        <w:tc>
+          <w:tcPr>
+            <w:tcW w:type="dxa" w:w="1318"/>
+          </w:tcPr>
+          <w:p>
+            <w:r>
+              <w:rPr>
+                <w:rFonts w:ascii="Calibri" w:hAnsi="Calibri"/>
+                <w:b w:val="0"/>
+                <w:color w:val="000000"/>
+                <w:sz w:val="16"/>
+              </w:rPr>
+              <w:t>27/11/2026</w:t>
+            </w:r>
+          </w:p>
+        </w:tc>
+        <w:tc>
+          <w:tcPr>
+            <w:tcW w:type="dxa" w:w="1317"/>
+          </w:tcPr>
+          <w:p>
+            <w:r>
+              <w:rPr>
+                <w:rFonts w:ascii="Calibri" w:hAnsi="Calibri"/>
+                <w:b w:val="0"/>
+                <w:color w:val="000000"/>
+                <w:sz w:val="16"/>
+              </w:rPr>
+              <w:t>Pendiente</w:t>
+            </w:r>
+          </w:p>
+        </w:tc>
+        <w:tc>
+          <w:tcPr>
+            <w:tcW w:type="dxa" w:w="1318"/>
+          </w:tcPr>
+          <w:p>
+            <w:r>
+              <w:rPr>
+                <w:rFonts w:ascii="Calibri" w:hAnsi="Calibri"/>
+                <w:b w:val="0"/>
+                <w:color w:val="000000"/>
+                <w:sz w:val="16"/>
+              </w:rPr>
+              <w:t>PLANIFICADO (Semana 14)</w:t>
+            </w:r>
+          </w:p>
+        </w:tc>
+      </w:tr>
+      <w:tr>
+        <w:tc>
+          <w:tcPr>
+            <w:tcW w:type="dxa" w:w="1242"/>
+          </w:tcPr>
+          <w:p>
+            <w:r>
+              <w:rPr>
+                <w:rFonts w:ascii="Calibri" w:hAnsi="Calibri"/>
+                <w:b w:val="0"/>
+                <w:color w:val="000000"/>
+                <w:sz w:val="16"/>
+              </w:rPr>
+              <w:t>EDT 7.6.1</w:t>
+            </w:r>
+          </w:p>
+        </w:tc>
+        <w:tc>
+          <w:tcPr>
+            <w:tcW w:type="dxa" w:w="1212"/>
+          </w:tcPr>
+          <w:p>
+            <w:r>
+              <w:rPr>
+                <w:rFonts w:ascii="Calibri" w:hAnsi="Calibri"/>
+                <w:b w:val="0"/>
+                <w:color w:val="000000"/>
+                <w:sz w:val="16"/>
+              </w:rPr>
+              <w:t>Elaborar informe de resultados</w:t>
+            </w:r>
+          </w:p>
+        </w:tc>
+        <w:tc>
+          <w:tcPr>
+            <w:tcW w:type="dxa" w:w="1196"/>
+          </w:tcPr>
+          <w:p>
+            <w:r>
+              <w:rPr>
+                <w:rFonts w:ascii="Calibri" w:hAnsi="Calibri"/>
+                <w:b w:val="0"/>
+                <w:color w:val="000000"/>
+                <w:sz w:val="16"/>
+              </w:rPr>
+              <w:t>Informe de Resultados Empresariales</w:t>
+            </w:r>
+          </w:p>
+        </w:tc>
+        <w:tc>
+          <w:tcPr>
+            <w:tcW w:type="dxa" w:w="1318"/>
+          </w:tcPr>
+          <w:p>
+            <w:r>
+              <w:rPr>
+                <w:rFonts w:ascii="Calibri" w:hAnsi="Calibri"/>
+                <w:b w:val="0"/>
+                <w:color w:val="000000"/>
+                <w:sz w:val="16"/>
+              </w:rPr>
+              <w:t>27/11/2026</w:t>
+            </w:r>
+          </w:p>
+        </w:tc>
+        <w:tc>
+          <w:tcPr>
+            <w:tcW w:type="dxa" w:w="1317"/>
+          </w:tcPr>
+          <w:p>
+            <w:r>
+              <w:rPr>
+                <w:rFonts w:ascii="Calibri" w:hAnsi="Calibri"/>
+                <w:b w:val="0"/>
+                <w:color w:val="000000"/>
+                <w:sz w:val="16"/>
+              </w:rPr>
+              <w:t>Pendiente</w:t>
+            </w:r>
+          </w:p>
+        </w:tc>
+        <w:tc>
+          <w:tcPr>
+            <w:tcW w:type="dxa" w:w="1318"/>
+          </w:tcPr>
+          <w:p>
+            <w:r>
+              <w:rPr>
+                <w:rFonts w:ascii="Calibri" w:hAnsi="Calibri"/>
+                <w:b w:val="0"/>
+                <w:color w:val="000000"/>
+                <w:sz w:val="16"/>
+              </w:rPr>
+              <w:t>PLANIFICADO (Semana 14)</w:t>
+            </w:r>
+          </w:p>
+        </w:tc>
+      </w:tr>
+      <w:tr>
+        <w:tc>
+          <w:tcPr>
+            <w:tcW w:type="dxa" w:w="1242"/>
+          </w:tcPr>
+          <w:p>
+            <w:r>
+              <w:rPr>
+                <w:rFonts w:ascii="Calibri" w:hAnsi="Calibri"/>
+                <w:b w:val="0"/>
+                <w:color w:val="000000"/>
+                <w:sz w:val="16"/>
+              </w:rPr>
+              <w:t>EDT 8.1.1</w:t>
+            </w:r>
+          </w:p>
+        </w:tc>
+        <w:tc>
+          <w:tcPr>
+            <w:tcW w:type="dxa" w:w="1212"/>
+          </w:tcPr>
+          <w:p>
+            <w:r>
+              <w:rPr>
+                <w:rFonts w:ascii="Calibri" w:hAnsi="Calibri"/>
+                <w:b w:val="0"/>
+                <w:color w:val="000000"/>
+                <w:sz w:val="16"/>
+              </w:rPr>
+              <w:t>Contrastar las hipótesis</w:t>
+            </w:r>
+          </w:p>
+        </w:tc>
+        <w:tc>
+          <w:tcPr>
+            <w:tcW w:type="dxa" w:w="1196"/>
+          </w:tcPr>
+          <w:p>
+            <w:r>
+              <w:rPr>
+                <w:rFonts w:ascii="Calibri" w:hAnsi="Calibri"/>
+                <w:b w:val="0"/>
+                <w:color w:val="000000"/>
+                <w:sz w:val="16"/>
+              </w:rPr>
+              <w:t>Informe Estadístico (Wilcoxon/t-Student)</w:t>
+            </w:r>
+          </w:p>
+        </w:tc>
+        <w:tc>
+          <w:tcPr>
+            <w:tcW w:type="dxa" w:w="1318"/>
+          </w:tcPr>
+          <w:p>
+            <w:r>
+              <w:rPr>
+                <w:rFonts w:ascii="Calibri" w:hAnsi="Calibri"/>
+                <w:b w:val="0"/>
+                <w:color w:val="000000"/>
+                <w:sz w:val="16"/>
+              </w:rPr>
+              <w:t>04/12/2026</w:t>
+            </w:r>
+          </w:p>
+        </w:tc>
+        <w:tc>
+          <w:tcPr>
+            <w:tcW w:type="dxa" w:w="1317"/>
+          </w:tcPr>
+          <w:p>
+            <w:r>
+              <w:rPr>
+                <w:rFonts w:ascii="Calibri" w:hAnsi="Calibri"/>
+                <w:b w:val="0"/>
+                <w:color w:val="000000"/>
+                <w:sz w:val="16"/>
+              </w:rPr>
+              <w:t>Pendiente</w:t>
+            </w:r>
+          </w:p>
+        </w:tc>
+        <w:tc>
+          <w:tcPr>
+            <w:tcW w:type="dxa" w:w="1318"/>
+          </w:tcPr>
+          <w:p>
+            <w:r>
+              <w:rPr>
+                <w:rFonts w:ascii="Calibri" w:hAnsi="Calibri"/>
+                <w:b w:val="0"/>
+                <w:color w:val="000000"/>
+                <w:sz w:val="16"/>
+              </w:rPr>
+              <w:t>PLANIFICADO (Semana 15)</w:t>
+            </w:r>
+          </w:p>
+        </w:tc>
+      </w:tr>
+      <w:tr>
+        <w:tc>
+          <w:tcPr>
+            <w:tcW w:type="dxa" w:w="1242"/>
+          </w:tcPr>
+          <w:p>
+            <w:r>
+              <w:rPr>
+                <w:rFonts w:ascii="Calibri" w:hAnsi="Calibri"/>
+                <w:b w:val="0"/>
+                <w:color w:val="000000"/>
+                <w:sz w:val="16"/>
+              </w:rPr>
+              <w:t>EDT 8.2.1</w:t>
+            </w:r>
+          </w:p>
+        </w:tc>
+        <w:tc>
+          <w:tcPr>
+            <w:tcW w:type="dxa" w:w="1212"/>
+          </w:tcPr>
+          <w:p>
+            <w:r>
+              <w:rPr>
+                <w:rFonts w:ascii="Calibri" w:hAnsi="Calibri"/>
+                <w:b w:val="0"/>
+                <w:color w:val="000000"/>
+                <w:sz w:val="16"/>
+              </w:rPr>
+              <w:t>Redactar el artículo científico</w:t>
+            </w:r>
+          </w:p>
+        </w:tc>
+        <w:tc>
+          <w:tcPr>
+            <w:tcW w:type="dxa" w:w="1196"/>
+          </w:tcPr>
+          <w:p>
+            <w:r>
+              <w:rPr>
+                <w:rFonts w:ascii="Calibri" w:hAnsi="Calibri"/>
+                <w:b w:val="0"/>
+                <w:color w:val="000000"/>
+                <w:sz w:val="16"/>
+              </w:rPr>
+              <w:t>Artículo Científico Formato IEEE</w:t>
+            </w:r>
+          </w:p>
+        </w:tc>
+        <w:tc>
+          <w:tcPr>
+            <w:tcW w:type="dxa" w:w="1318"/>
+          </w:tcPr>
+          <w:p>
+            <w:r>
+              <w:rPr>
+                <w:rFonts w:ascii="Calibri" w:hAnsi="Calibri"/>
+                <w:b w:val="0"/>
+                <w:color w:val="000000"/>
+                <w:sz w:val="16"/>
+              </w:rPr>
+              <w:t>04/12/2026</w:t>
+            </w:r>
+          </w:p>
+        </w:tc>
+        <w:tc>
+          <w:tcPr>
+            <w:tcW w:type="dxa" w:w="1317"/>
+          </w:tcPr>
+          <w:p>
+            <w:r>
+              <w:rPr>
+                <w:rFonts w:ascii="Calibri" w:hAnsi="Calibri"/>
+                <w:b w:val="0"/>
+                <w:color w:val="000000"/>
+                <w:sz w:val="16"/>
+              </w:rPr>
+              <w:t>Pendiente</w:t>
+            </w:r>
+          </w:p>
+        </w:tc>
+        <w:tc>
+          <w:tcPr>
+            <w:tcW w:type="dxa" w:w="1318"/>
+          </w:tcPr>
+          <w:p>
+            <w:r>
+              <w:rPr>
+                <w:rFonts w:ascii="Calibri" w:hAnsi="Calibri"/>
+                <w:b w:val="0"/>
+                <w:color w:val="000000"/>
+                <w:sz w:val="16"/>
+              </w:rPr>
+              <w:t>PLANIFICADO (Semana 15)</w:t>
+            </w:r>
+          </w:p>
+        </w:tc>
+      </w:tr>
+      <w:tr>
+        <w:tc>
+          <w:tcPr>
+            <w:tcW w:type="dxa" w:w="1242"/>
+          </w:tcPr>
+          <w:p>
+            <w:r>
+              <w:rPr>
+                <w:rFonts w:ascii="Calibri" w:hAnsi="Calibri"/>
+                <w:b w:val="0"/>
+                <w:color w:val="000000"/>
+                <w:sz w:val="16"/>
+              </w:rPr>
+              <w:t>EDT 8.3.1</w:t>
+            </w:r>
+          </w:p>
+        </w:tc>
+        <w:tc>
+          <w:tcPr>
+            <w:tcW w:type="dxa" w:w="1212"/>
+          </w:tcPr>
+          <w:p>
+            <w:r>
+              <w:rPr>
+                <w:rFonts w:ascii="Calibri" w:hAnsi="Calibri"/>
+                <w:b w:val="0"/>
+                <w:color w:val="000000"/>
+                <w:sz w:val="16"/>
+              </w:rPr>
+              <w:t>Consolidar la memoria técnica</w:t>
+            </w:r>
+          </w:p>
+        </w:tc>
+        <w:tc>
+          <w:tcPr>
+            <w:tcW w:type="dxa" w:w="1196"/>
+          </w:tcPr>
+          <w:p>
+            <w:r>
+              <w:rPr>
+                <w:rFonts w:ascii="Calibri" w:hAnsi="Calibri"/>
+                <w:b w:val="0"/>
+                <w:color w:val="000000"/>
+                <w:sz w:val="16"/>
+              </w:rPr>
+              <w:t>Memoria Técnica Final del Proyecto</w:t>
+            </w:r>
+          </w:p>
+        </w:tc>
+        <w:tc>
+          <w:tcPr>
+            <w:tcW w:type="dxa" w:w="1318"/>
+          </w:tcPr>
+          <w:p>
+            <w:r>
+              <w:rPr>
+                <w:rFonts w:ascii="Calibri" w:hAnsi="Calibri"/>
+                <w:b w:val="0"/>
+                <w:color w:val="000000"/>
+                <w:sz w:val="16"/>
+              </w:rPr>
+              <w:t>11/12/2026</w:t>
+            </w:r>
+          </w:p>
+        </w:tc>
+        <w:tc>
+          <w:tcPr>
+            <w:tcW w:type="dxa" w:w="1317"/>
+          </w:tcPr>
+          <w:p>
+            <w:r>
+              <w:rPr>
+                <w:rFonts w:ascii="Calibri" w:hAnsi="Calibri"/>
+                <w:b w:val="0"/>
+                <w:color w:val="000000"/>
+                <w:sz w:val="16"/>
+              </w:rPr>
+              <w:t>Pendiente</w:t>
+            </w:r>
+          </w:p>
+        </w:tc>
+        <w:tc>
+          <w:tcPr>
+            <w:tcW w:type="dxa" w:w="1318"/>
+          </w:tcPr>
+          <w:p>
+            <w:r>
+              <w:rPr>
+                <w:rFonts w:ascii="Calibri" w:hAnsi="Calibri"/>
+                <w:b w:val="0"/>
+                <w:color w:val="000000"/>
+                <w:sz w:val="16"/>
+              </w:rPr>
+              <w:t>PLANIFICADO (Semana 16)</w:t>
+            </w:r>
+          </w:p>
+        </w:tc>
+      </w:tr>
+      <w:tr>
+        <w:tc>
+          <w:tcPr>
+            <w:tcW w:type="dxa" w:w="1242"/>
+          </w:tcPr>
+          <w:p>
+            <w:r>
+              <w:rPr>
+                <w:rFonts w:ascii="Calibri" w:hAnsi="Calibri"/>
+                <w:b w:val="0"/>
+                <w:color w:val="000000"/>
+                <w:sz w:val="16"/>
+              </w:rPr>
+              <w:t>EDT 8.4.1</w:t>
+            </w:r>
+          </w:p>
+        </w:tc>
+        <w:tc>
+          <w:tcPr>
+            <w:tcW w:type="dxa" w:w="1212"/>
+          </w:tcPr>
+          <w:p>
+            <w:r>
+              <w:rPr>
+                <w:rFonts w:ascii="Calibri" w:hAnsi="Calibri"/>
+                <w:b w:val="0"/>
+                <w:color w:val="000000"/>
+                <w:sz w:val="16"/>
+              </w:rPr>
+              <w:t>Consolidar el portafolio final</w:t>
+            </w:r>
+          </w:p>
+        </w:tc>
+        <w:tc>
+          <w:tcPr>
+            <w:tcW w:type="dxa" w:w="1196"/>
+          </w:tcPr>
+          <w:p>
+            <w:r>
+              <w:rPr>
+                <w:rFonts w:ascii="Calibri" w:hAnsi="Calibri"/>
+                <w:b w:val="0"/>
+                <w:color w:val="000000"/>
+                <w:sz w:val="16"/>
+              </w:rPr>
+              <w:t>Portafolio Final Capstone S1-S16</w:t>
+            </w:r>
+          </w:p>
+        </w:tc>
+        <w:tc>
+          <w:tcPr>
+            <w:tcW w:type="dxa" w:w="1318"/>
+          </w:tcPr>
+          <w:p>
+            <w:r>
+              <w:rPr>
+                <w:rFonts w:ascii="Calibri" w:hAnsi="Calibri"/>
+                <w:b w:val="0"/>
+                <w:color w:val="000000"/>
+                <w:sz w:val="16"/>
+              </w:rPr>
+              <w:t>11/12/2026</w:t>
+            </w:r>
+          </w:p>
+        </w:tc>
+        <w:tc>
+          <w:tcPr>
+            <w:tcW w:type="dxa" w:w="1317"/>
+          </w:tcPr>
+          <w:p>
+            <w:r>
+              <w:rPr>
+                <w:rFonts w:ascii="Calibri" w:hAnsi="Calibri"/>
+                <w:b w:val="0"/>
+                <w:color w:val="000000"/>
+                <w:sz w:val="16"/>
+              </w:rPr>
+              <w:t>Pendiente</w:t>
+            </w:r>
+          </w:p>
+        </w:tc>
+        <w:tc>
+          <w:tcPr>
+            <w:tcW w:type="dxa" w:w="1318"/>
+          </w:tcPr>
+          <w:p>
+            <w:r>
+              <w:rPr>
+                <w:rFonts w:ascii="Calibri" w:hAnsi="Calibri"/>
+                <w:b w:val="0"/>
+                <w:color w:val="000000"/>
+                <w:sz w:val="16"/>
+              </w:rPr>
+              <w:t>PLANIFICADO (Semana 16)</w:t>
+            </w:r>
+          </w:p>
+        </w:tc>
+      </w:tr>
+      <w:tr>
+        <w:tc>
+          <w:tcPr>
+            <w:tcW w:type="dxa" w:w="1242"/>
+          </w:tcPr>
+          <w:p>
+            <w:r>
+              <w:rPr>
+                <w:rFonts w:ascii="Calibri" w:hAnsi="Calibri"/>
+                <w:b w:val="0"/>
+                <w:color w:val="000000"/>
+                <w:sz w:val="16"/>
+              </w:rPr>
+              <w:t>EDT 8.5.1</w:t>
+            </w:r>
+          </w:p>
+        </w:tc>
+        <w:tc>
+          <w:tcPr>
+            <w:tcW w:type="dxa" w:w="1212"/>
+          </w:tcPr>
+          <w:p>
+            <w:r>
+              <w:rPr>
+                <w:rFonts w:ascii="Calibri" w:hAnsi="Calibri"/>
+                <w:b w:val="0"/>
+                <w:color w:val="000000"/>
+                <w:sz w:val="16"/>
+              </w:rPr>
+              <w:t>Sustentar el cierre del proyecto</w:t>
+            </w:r>
+          </w:p>
+        </w:tc>
+        <w:tc>
+          <w:tcPr>
+            <w:tcW w:type="dxa" w:w="1196"/>
+          </w:tcPr>
+          <w:p>
+            <w:r>
+              <w:rPr>
+                <w:rFonts w:ascii="Calibri" w:hAnsi="Calibri"/>
+                <w:b w:val="0"/>
+                <w:color w:val="000000"/>
+                <w:sz w:val="16"/>
+              </w:rPr>
+              <w:t>Acta de Cierre y Sustentación Final</w:t>
+            </w:r>
+          </w:p>
+        </w:tc>
+        <w:tc>
+          <w:tcPr>
+            <w:tcW w:type="dxa" w:w="1318"/>
+          </w:tcPr>
+          <w:p>
+            <w:r>
+              <w:rPr>
+                <w:rFonts w:ascii="Calibri" w:hAnsi="Calibri"/>
+                <w:b w:val="0"/>
+                <w:color w:val="000000"/>
+                <w:sz w:val="16"/>
+              </w:rPr>
+              <w:t>11/12/2026</w:t>
+            </w:r>
+          </w:p>
+        </w:tc>
+        <w:tc>
+          <w:tcPr>
+            <w:tcW w:type="dxa" w:w="1317"/>
+          </w:tcPr>
+          <w:p>
+            <w:r>
+              <w:rPr>
+                <w:rFonts w:ascii="Calibri" w:hAnsi="Calibri"/>
+                <w:b w:val="0"/>
+                <w:color w:val="000000"/>
+                <w:sz w:val="16"/>
+              </w:rPr>
+              <w:t>Pendiente</w:t>
+            </w:r>
+          </w:p>
+        </w:tc>
+        <w:tc>
+          <w:tcPr>
+            <w:tcW w:type="dxa" w:w="1318"/>
+          </w:tcPr>
+          <w:p>
+            <w:r>
+              <w:rPr>
+                <w:rFonts w:ascii="Calibri" w:hAnsi="Calibri"/>
+                <w:b w:val="0"/>
+                <w:color w:val="000000"/>
+                <w:sz w:val="16"/>
+              </w:rPr>
+              <w:t>PLANIFICADO (Hito H7 - Semana 16)</w:t>
             </w:r>
           </w:p>
         </w:tc>
@@ -3098,7 +8438,7 @@
                 <w:rFonts w:asciiTheme="minorHAnsi" w:hAnsiTheme="minorHAnsi" w:ascii="Calibri" w:hAnsi="Calibri"/>
                 <w:b w:val="0"/>
                 <w:color w:val="000000"/>
-                <w:sz w:val="18"/>
+                <w:sz w:val="17"/>
                 <w:lang w:val="en-US"/>
               </w:rPr>
               <w:t>ACTIVIDAD</w:t>
@@ -3124,7 +8464,7 @@
                 <w:rFonts w:asciiTheme="minorHAnsi" w:hAnsiTheme="minorHAnsi" w:ascii="Calibri" w:hAnsi="Calibri"/>
                 <w:b w:val="0"/>
                 <w:color w:val="000000"/>
-                <w:sz w:val="18"/>
+                <w:sz w:val="17"/>
                 <w:lang w:val="en-US"/>
               </w:rPr>
               <w:t>ENTREGABLE</w:t>
@@ -3150,7 +8490,7 @@
                 <w:rFonts w:asciiTheme="minorHAnsi" w:hAnsiTheme="minorHAnsi" w:ascii="Calibri" w:hAnsi="Calibri"/>
                 <w:b w:val="0"/>
                 <w:color w:val="000000"/>
-                <w:sz w:val="18"/>
+                <w:sz w:val="17"/>
                 <w:lang w:val="en-US"/>
               </w:rPr>
               <w:t>% CUMPLIMIENTO</w:t>
@@ -3173,7 +8513,7 @@
                 <w:rFonts w:ascii="Calibri" w:hAnsi="Calibri"/>
                 <w:b w:val="0"/>
                 <w:color w:val="000000"/>
-                <w:sz w:val="18"/>
+                <w:sz w:val="17"/>
               </w:rPr>
               <w:t>EDT 4.1.1.3 Parametrización de catálogo de insumos y tracking de bobinas/planchas</w:t>
             </w:r>
@@ -3189,7 +8529,7 @@
                 <w:rFonts w:ascii="Calibri" w:hAnsi="Calibri"/>
                 <w:b w:val="0"/>
                 <w:color w:val="000000"/>
-                <w:sz w:val="18"/>
+                <w:sz w:val="17"/>
               </w:rPr>
               <w:t>Migración Alembic 70522830813f, modelos SQLAlchemy y UI de control de rollos UV DTF y planchas MDF con ganancia neta</w:t>
             </w:r>
@@ -3205,7 +8545,7 @@
                 <w:rFonts w:ascii="Calibri" w:hAnsi="Calibri"/>
                 <w:b w:val="0"/>
                 <w:color w:val="000000"/>
-                <w:sz w:val="18"/>
+                <w:sz w:val="17"/>
               </w:rPr>
               <w:t>100%</w:t>
             </w:r>
@@ -3224,7 +8564,7 @@
                 <w:rFonts w:ascii="Calibri" w:hAnsi="Calibri"/>
                 <w:b w:val="0"/>
                 <w:color w:val="000000"/>
-                <w:sz w:val="18"/>
+                <w:sz w:val="17"/>
               </w:rPr>
               <w:t>EDT 4.1.3 Definición de Definition of Done (DoD) y validación de historias</w:t>
             </w:r>
@@ -3240,7 +8580,7 @@
                 <w:rFonts w:ascii="Calibri" w:hAnsi="Calibri"/>
                 <w:b w:val="0"/>
                 <w:color w:val="000000"/>
-                <w:sz w:val="18"/>
+                <w:sz w:val="17"/>
               </w:rPr>
               <w:t>Matriz DoD formalizada con criterios de aceptación Gherkin para HU-02, HU-03, HU-04, HU-07 y HU-08</w:t>
             </w:r>
@@ -3256,7 +8596,7 @@
                 <w:rFonts w:ascii="Calibri" w:hAnsi="Calibri"/>
                 <w:b w:val="0"/>
                 <w:color w:val="000000"/>
-                <w:sz w:val="18"/>
+                <w:sz w:val="17"/>
               </w:rPr>
               <w:t>100%</w:t>
             </w:r>
@@ -3278,7 +8618,7 @@
                 <w:rFonts w:ascii="Calibri" w:hAnsi="Calibri"/>
                 <w:b w:val="0"/>
                 <w:color w:val="000000"/>
-                <w:sz w:val="18"/>
+                <w:sz w:val="17"/>
               </w:rPr>
               <w:t>EDT 4.2.1.1 Módulo de Ventas Rápidas y Talonario con anticipo obligatorio 50%</w:t>
             </w:r>
@@ -3294,7 +8634,7 @@
                 <w:rFonts w:ascii="Calibri" w:hAnsi="Calibri"/>
                 <w:b w:val="0"/>
                 <w:color w:val="000000"/>
-                <w:sz w:val="18"/>
+                <w:sz w:val="17"/>
               </w:rPr>
               <w:t>Endpoint /api/ordenes/caja-rapida, cotización con anticipo mínimo del 50% y talonario comercial digital</w:t>
             </w:r>
@@ -3310,7 +8650,7 @@
                 <w:rFonts w:ascii="Calibri" w:hAnsi="Calibri"/>
                 <w:b w:val="0"/>
                 <w:color w:val="000000"/>
-                <w:sz w:val="18"/>
+                <w:sz w:val="17"/>
               </w:rPr>
               <w:t>100%</w:t>
             </w:r>
@@ -3330,7 +8670,7 @@
                 <w:rFonts w:ascii="Calibri" w:hAnsi="Calibri"/>
                 <w:b w:val="0"/>
                 <w:color w:val="000000"/>
-                <w:sz w:val="18"/>
+                <w:sz w:val="17"/>
               </w:rPr>
               <w:t>Servicio caja_service.py con endpoint /api/caja/pagos/{id}/observar, deducción de pagos fraudulentos y reapertura de candado</w:t>
             </w:r>
@@ -3346,7 +8686,7 @@
                 <w:rFonts w:ascii="Calibri" w:hAnsi="Calibri"/>
                 <w:b w:val="0"/>
                 <w:color w:val="000000"/>
-                <w:sz w:val="18"/>
+                <w:sz w:val="17"/>
               </w:rPr>
               <w:t>100%</w:t>
             </w:r>
@@ -3364,7 +8704,7 @@
                 <w:rFonts w:ascii="Calibri" w:hAnsi="Calibri"/>
                 <w:b w:val="0"/>
                 <w:color w:val="000000"/>
-                <w:sz w:val="18"/>
+                <w:sz w:val="17"/>
               </w:rPr>
               <w:t>EDT 5.2.2 Pipeline CI/CD automatizado y control de versiones continuo</w:t>
             </w:r>
@@ -3380,7 +8720,7 @@
                 <w:rFonts w:ascii="Calibri" w:hAnsi="Calibri"/>
                 <w:b w:val="0"/>
                 <w:color w:val="000000"/>
-                <w:sz w:val="18"/>
+                <w:sz w:val="17"/>
               </w:rPr>
               <w:t>Workflows de GitHub Actions (ci.yml, deploy.yml), reverse proxy Nginx y despliegue a VPS particular</w:t>
             </w:r>
@@ -3396,7 +8736,7 @@
                 <w:rFonts w:ascii="Calibri" w:hAnsi="Calibri"/>
                 <w:b w:val="0"/>
                 <w:color w:val="000000"/>
-                <w:sz w:val="18"/>
+                <w:sz w:val="17"/>
               </w:rPr>
               <w:t>100%</w:t>
             </w:r>
@@ -3414,7 +8754,7 @@
                 <w:rFonts w:ascii="Calibri" w:hAnsi="Calibri"/>
                 <w:b w:val="0"/>
                 <w:color w:val="000000"/>
-                <w:sz w:val="18"/>
+                <w:sz w:val="17"/>
               </w:rPr>
               <w:t>EDT 4.2.1.3 Módulo de Business Intelligence y Dashboard Gerencial</w:t>
             </w:r>
@@ -3430,7 +8770,7 @@
                 <w:rFonts w:ascii="Calibri" w:hAnsi="Calibri"/>
                 <w:b w:val="0"/>
                 <w:color w:val="000000"/>
-                <w:sz w:val="18"/>
+                <w:sz w:val="17"/>
               </w:rPr>
               <w:t>Dashboard analítico de rentabilidad por insumo y métricas financieras gerenciales</w:t>
             </w:r>
@@ -3446,7 +8786,7 @@
                 <w:rFonts w:ascii="Calibri" w:hAnsi="Calibri"/>
                 <w:b w:val="0"/>
                 <w:color w:val="000000"/>
-                <w:sz w:val="18"/>
+                <w:sz w:val="17"/>
               </w:rPr>
               <w:t>0%</w:t>
             </w:r>
@@ -3464,7 +8804,7 @@
                 <w:rFonts w:ascii="Calibri" w:hAnsi="Calibri"/>
                 <w:b w:val="0"/>
                 <w:color w:val="000000"/>
-                <w:sz w:val="18"/>
+                <w:sz w:val="17"/>
               </w:rPr>
               <w:t>Cumplimiento Promedio Global del Período</w:t>
             </w:r>
@@ -3480,7 +8820,7 @@
                 <w:rFonts w:ascii="Calibri" w:hAnsi="Calibri"/>
                 <w:b w:val="0"/>
                 <w:color w:val="000000"/>
-                <w:sz w:val="18"/>
+                <w:sz w:val="17"/>
               </w:rPr>
               <w:t>6 actividades EDT evaluadas bajo regla binaria (100% o 0%)</w:t>
             </w:r>
@@ -3496,7 +8836,7 @@
                 <w:rFonts w:ascii="Calibri" w:hAnsi="Calibri"/>
                 <w:b w:val="0"/>
                 <w:color w:val="000000"/>
-                <w:sz w:val="18"/>
+                <w:sz w:val="17"/>
               </w:rPr>
               <w:t>83.3%</w:t>
             </w:r>
@@ -3582,7 +8922,7 @@
                 <w:rFonts w:asciiTheme="minorHAnsi" w:hAnsiTheme="minorHAnsi" w:ascii="Calibri" w:hAnsi="Calibri"/>
                 <w:b w:val="0"/>
                 <w:color w:val="000000"/>
-                <w:sz w:val="18"/>
+                <w:sz w:val="17"/>
                 <w:lang w:val="en-US"/>
               </w:rPr>
               <w:t>ACTIVIDAD</w:t>
@@ -3608,7 +8948,7 @@
                 <w:rFonts w:asciiTheme="minorHAnsi" w:hAnsiTheme="minorHAnsi" w:ascii="Calibri" w:hAnsi="Calibri"/>
                 <w:b w:val="0"/>
                 <w:color w:val="000000"/>
-                <w:sz w:val="18"/>
+                <w:sz w:val="17"/>
                 <w:lang w:val="en-US"/>
               </w:rPr>
               <w:t>DURACIÓN ESTIMADA</w:t>
@@ -3634,7 +8974,7 @@
                 <w:rFonts w:asciiTheme="minorHAnsi" w:hAnsiTheme="minorHAnsi" w:ascii="Calibri" w:hAnsi="Calibri"/>
                 <w:b w:val="0"/>
                 <w:color w:val="000000"/>
-                <w:sz w:val="18"/>
+                <w:sz w:val="17"/>
                 <w:lang w:val="en-US"/>
               </w:rPr>
               <w:t>DURACIÓN REAL</w:t>
@@ -3660,7 +9000,7 @@
                 <w:rFonts w:asciiTheme="minorHAnsi" w:hAnsiTheme="minorHAnsi" w:ascii="Calibri" w:hAnsi="Calibri"/>
                 <w:b w:val="0"/>
                 <w:color w:val="000000"/>
-                <w:sz w:val="18"/>
+                <w:sz w:val="17"/>
                 <w:lang w:val="en-US"/>
               </w:rPr>
               <w:t>% CUMPLIMIENTO</w:t>
@@ -3683,7 +9023,7 @@
                 <w:rFonts w:ascii="Calibri" w:hAnsi="Calibri"/>
                 <w:b w:val="0"/>
                 <w:color w:val="000000"/>
-                <w:sz w:val="18"/>
+                <w:sz w:val="17"/>
               </w:rPr>
               <w:t>EDT 4.1.1.3 Modelado de bobinas/planchas y migración Alembic</w:t>
             </w:r>
@@ -3699,7 +9039,7 @@
                 <w:rFonts w:ascii="Calibri" w:hAnsi="Calibri"/>
                 <w:b w:val="0"/>
                 <w:color w:val="000000"/>
-                <w:sz w:val="18"/>
+                <w:sz w:val="17"/>
               </w:rPr>
               <w:t>3 días</w:t>
             </w:r>
@@ -3715,7 +9055,7 @@
                 <w:rFonts w:ascii="Calibri" w:hAnsi="Calibri"/>
                 <w:b w:val="0"/>
                 <w:color w:val="000000"/>
-                <w:sz w:val="18"/>
+                <w:sz w:val="17"/>
               </w:rPr>
               <w:t>3 días</w:t>
             </w:r>
@@ -3731,7 +9071,7 @@
                 <w:rFonts w:ascii="Calibri" w:hAnsi="Calibri"/>
                 <w:b w:val="0"/>
                 <w:color w:val="000000"/>
-                <w:sz w:val="18"/>
+                <w:sz w:val="17"/>
               </w:rPr>
               <w:t>100.0%</w:t>
             </w:r>
@@ -3750,7 +9090,7 @@
                 <w:rFonts w:ascii="Calibri" w:hAnsi="Calibri"/>
                 <w:b w:val="0"/>
                 <w:color w:val="000000"/>
-                <w:sz w:val="18"/>
+                <w:sz w:val="17"/>
               </w:rPr>
               <w:t>EDT 4.1.3 Refinamiento DoD y criterios de aceptación Gherkin</w:t>
             </w:r>
@@ -3766,7 +9106,7 @@
                 <w:rFonts w:ascii="Calibri" w:hAnsi="Calibri"/>
                 <w:b w:val="0"/>
                 <w:color w:val="000000"/>
-                <w:sz w:val="18"/>
+                <w:sz w:val="17"/>
               </w:rPr>
               <w:t>1 día</w:t>
             </w:r>
@@ -3782,7 +9122,7 @@
                 <w:rFonts w:ascii="Calibri" w:hAnsi="Calibri"/>
                 <w:b w:val="0"/>
                 <w:color w:val="000000"/>
-                <w:sz w:val="18"/>
+                <w:sz w:val="17"/>
               </w:rPr>
               <w:t>1 día</w:t>
             </w:r>
@@ -3798,7 +9138,7 @@
                 <w:rFonts w:ascii="Calibri" w:hAnsi="Calibri"/>
                 <w:b w:val="0"/>
                 <w:color w:val="000000"/>
-                <w:sz w:val="18"/>
+                <w:sz w:val="17"/>
               </w:rPr>
               <w:t>100.0%</w:t>
             </w:r>
@@ -3820,7 +9160,7 @@
                 <w:rFonts w:ascii="Calibri" w:hAnsi="Calibri"/>
                 <w:b w:val="0"/>
                 <w:color w:val="000000"/>
-                <w:sz w:val="18"/>
+                <w:sz w:val="17"/>
               </w:rPr>
               <w:t>EDT 4.2.1.1 Venta Rápida express y cotizador en Angular / FastAPI</w:t>
             </w:r>
@@ -3836,7 +9176,7 @@
                 <w:rFonts w:ascii="Calibri" w:hAnsi="Calibri"/>
                 <w:b w:val="0"/>
                 <w:color w:val="000000"/>
-                <w:sz w:val="18"/>
+                <w:sz w:val="17"/>
               </w:rPr>
               <w:t>2 días</w:t>
             </w:r>
@@ -3852,7 +9192,7 @@
                 <w:rFonts w:ascii="Calibri" w:hAnsi="Calibri"/>
                 <w:b w:val="0"/>
                 <w:color w:val="000000"/>
-                <w:sz w:val="18"/>
+                <w:sz w:val="17"/>
               </w:rPr>
               <w:t>2 días</w:t>
             </w:r>
@@ -3868,7 +9208,7 @@
                 <w:rFonts w:ascii="Calibri" w:hAnsi="Calibri"/>
                 <w:b w:val="0"/>
                 <w:color w:val="000000"/>
-                <w:sz w:val="18"/>
+                <w:sz w:val="17"/>
               </w:rPr>
               <w:t>100.0%</w:t>
             </w:r>
@@ -3888,7 +9228,7 @@
                 <w:rFonts w:ascii="Calibri" w:hAnsi="Calibri"/>
                 <w:b w:val="0"/>
                 <w:color w:val="000000"/>
-                <w:sz w:val="18"/>
+                <w:sz w:val="17"/>
               </w:rPr>
               <w:t>2 días</w:t>
             </w:r>
@@ -3904,7 +9244,7 @@
                 <w:rFonts w:ascii="Calibri" w:hAnsi="Calibri"/>
                 <w:b w:val="0"/>
                 <w:color w:val="000000"/>
-                <w:sz w:val="18"/>
+                <w:sz w:val="17"/>
               </w:rPr>
               <w:t>100.0%</w:t>
             </w:r>
@@ -3922,7 +9262,7 @@
                 <w:rFonts w:ascii="Calibri" w:hAnsi="Calibri"/>
                 <w:b w:val="0"/>
                 <w:color w:val="000000"/>
-                <w:sz w:val="18"/>
+                <w:sz w:val="17"/>
               </w:rPr>
               <w:t>EDT 5.2.2 Pipeline CI/CD en GitHub Actions y Nginx VPS</w:t>
             </w:r>
@@ -3938,7 +9278,7 @@
                 <w:rFonts w:ascii="Calibri" w:hAnsi="Calibri"/>
                 <w:b w:val="0"/>
                 <w:color w:val="000000"/>
-                <w:sz w:val="18"/>
+                <w:sz w:val="17"/>
               </w:rPr>
               <w:t>2 días</w:t>
             </w:r>
@@ -3954,7 +9294,7 @@
                 <w:rFonts w:ascii="Calibri" w:hAnsi="Calibri"/>
                 <w:b w:val="0"/>
                 <w:color w:val="000000"/>
-                <w:sz w:val="18"/>
+                <w:sz w:val="17"/>
               </w:rPr>
               <w:t>2 días</w:t>
             </w:r>
@@ -3970,7 +9310,7 @@
                 <w:rFonts w:ascii="Calibri" w:hAnsi="Calibri"/>
                 <w:b w:val="0"/>
                 <w:color w:val="000000"/>
-                <w:sz w:val="18"/>
+                <w:sz w:val="17"/>
               </w:rPr>
               <w:t>100.0%</w:t>
             </w:r>
@@ -3988,9 +9328,9 @@
                 <w:rFonts w:ascii="Calibri" w:hAnsi="Calibri"/>
                 <w:b w:val="0"/>
                 <w:color w:val="000000"/>
-                <w:sz w:val="18"/>
-              </w:rPr>
-              <w:t>EDT 5.1.1 Suite de 374 pruebas automatizadas (backend pytest + frontend Vitest)</w:t>
+                <w:sz w:val="17"/>
+              </w:rPr>
+              <w:t>EDT 5.1.1 Suite de 375 pruebas automatizadas (backend pytest + frontend Vitest)</w:t>
             </w:r>
           </w:p>
         </w:tc>
@@ -4004,7 +9344,7 @@
                 <w:rFonts w:ascii="Calibri" w:hAnsi="Calibri"/>
                 <w:b w:val="0"/>
                 <w:color w:val="000000"/>
-                <w:sz w:val="18"/>
+                <w:sz w:val="17"/>
               </w:rPr>
               <w:t>2 días</w:t>
             </w:r>
@@ -4020,7 +9360,7 @@
                 <w:rFonts w:ascii="Calibri" w:hAnsi="Calibri"/>
                 <w:b w:val="0"/>
                 <w:color w:val="000000"/>
-                <w:sz w:val="18"/>
+                <w:sz w:val="17"/>
               </w:rPr>
               <w:t>2.5 días (resuelto)</w:t>
             </w:r>
@@ -4036,7 +9376,7 @@
                 <w:rFonts w:ascii="Calibri" w:hAnsi="Calibri"/>
                 <w:b w:val="0"/>
                 <w:color w:val="000000"/>
-                <w:sz w:val="18"/>
+                <w:sz w:val="17"/>
               </w:rPr>
               <w:t>80.0%</w:t>
             </w:r>
@@ -4054,7 +9394,7 @@
                 <w:rFonts w:ascii="Calibri" w:hAnsi="Calibri"/>
                 <w:b w:val="0"/>
                 <w:color w:val="000000"/>
-                <w:sz w:val="18"/>
+                <w:sz w:val="17"/>
               </w:rPr>
               <w:t>Cumplimiento Promedio de Tiempo</w:t>
             </w:r>
@@ -4070,7 +9410,7 @@
                 <w:rFonts w:ascii="Calibri" w:hAnsi="Calibri"/>
                 <w:b w:val="0"/>
                 <w:color w:val="000000"/>
-                <w:sz w:val="18"/>
+                <w:sz w:val="17"/>
               </w:rPr>
               <w:t>12 días planificados</w:t>
             </w:r>
@@ -4086,7 +9426,7 @@
                 <w:rFonts w:ascii="Calibri" w:hAnsi="Calibri"/>
                 <w:b w:val="0"/>
                 <w:color w:val="000000"/>
-                <w:sz w:val="18"/>
+                <w:sz w:val="17"/>
               </w:rPr>
               <w:t>12.5 días insumidos</w:t>
             </w:r>
@@ -4102,7 +9442,7 @@
                 <w:rFonts w:ascii="Calibri" w:hAnsi="Calibri"/>
                 <w:b w:val="0"/>
                 <w:color w:val="000000"/>
-                <w:sz w:val="18"/>
+                <w:sz w:val="17"/>
               </w:rPr>
               <w:t>91.7%</w:t>
             </w:r>
@@ -4187,7 +9527,7 @@
                 <w:rFonts w:asciiTheme="minorHAnsi" w:hAnsiTheme="minorHAnsi" w:ascii="Calibri" w:hAnsi="Calibri"/>
                 <w:b w:val="0"/>
                 <w:color w:val="000000"/>
-                <w:sz w:val="18"/>
+                <w:sz w:val="17"/>
                 <w:lang w:val="en-US"/>
               </w:rPr>
               <w:t>ACTIVIDAD</w:t>
@@ -4213,7 +9553,7 @@
                 <w:rFonts w:asciiTheme="minorHAnsi" w:hAnsiTheme="minorHAnsi" w:ascii="Calibri" w:hAnsi="Calibri"/>
                 <w:b w:val="0"/>
                 <w:color w:val="000000"/>
-                <w:sz w:val="18"/>
+                <w:sz w:val="17"/>
                 <w:lang w:val="en-US"/>
               </w:rPr>
               <w:t>VALOR PLANIFICADO</w:t>
@@ -4239,7 +9579,7 @@
                 <w:rFonts w:asciiTheme="minorHAnsi" w:hAnsiTheme="minorHAnsi" w:ascii="Calibri" w:hAnsi="Calibri"/>
                 <w:b w:val="0"/>
                 <w:color w:val="000000"/>
-                <w:sz w:val="18"/>
+                <w:sz w:val="17"/>
                 <w:lang w:val="en-US"/>
               </w:rPr>
               <w:t>COSTO REAL</w:t>
@@ -4262,7 +9602,7 @@
                 <w:rFonts w:ascii="Calibri" w:hAnsi="Calibri"/>
                 <w:b w:val="0"/>
                 <w:color w:val="000000"/>
-                <w:sz w:val="18"/>
+                <w:sz w:val="17"/>
               </w:rPr>
               <w:t>EDT 4.1.1.3 Parametrización de catálogo, bobinas UV DTF y planchas MDF</w:t>
             </w:r>
@@ -4278,7 +9618,7 @@
                 <w:rFonts w:ascii="Calibri" w:hAnsi="Calibri"/>
                 <w:b w:val="0"/>
                 <w:color w:val="000000"/>
-                <w:sz w:val="18"/>
+                <w:sz w:val="17"/>
               </w:rPr>
               <w:t>S/ 300.00</w:t>
             </w:r>
@@ -4294,7 +9634,7 @@
                 <w:rFonts w:ascii="Calibri" w:hAnsi="Calibri"/>
                 <w:b w:val="0"/>
                 <w:color w:val="000000"/>
-                <w:sz w:val="18"/>
+                <w:sz w:val="17"/>
               </w:rPr>
               <w:t>S/ 280.00</w:t>
             </w:r>
@@ -4313,7 +9653,7 @@
                 <w:rFonts w:ascii="Calibri" w:hAnsi="Calibri"/>
                 <w:b w:val="0"/>
                 <w:color w:val="000000"/>
-                <w:sz w:val="18"/>
+                <w:sz w:val="17"/>
               </w:rPr>
               <w:t>EDT 4.1.3 Definition of Done y refinamiento de historias de usuario</w:t>
             </w:r>
@@ -4329,7 +9669,7 @@
                 <w:rFonts w:ascii="Calibri" w:hAnsi="Calibri"/>
                 <w:b w:val="0"/>
                 <w:color w:val="000000"/>
-                <w:sz w:val="18"/>
+                <w:sz w:val="17"/>
               </w:rPr>
               <w:t>S/ 100.00</w:t>
             </w:r>
@@ -4345,7 +9685,7 @@
                 <w:rFonts w:ascii="Calibri" w:hAnsi="Calibri"/>
                 <w:b w:val="0"/>
                 <w:color w:val="000000"/>
-                <w:sz w:val="18"/>
+                <w:sz w:val="17"/>
               </w:rPr>
               <w:t>S/ 90.00</w:t>
             </w:r>
@@ -4367,7 +9707,7 @@
                 <w:rFonts w:ascii="Calibri" w:hAnsi="Calibri"/>
                 <w:b w:val="0"/>
                 <w:color w:val="000000"/>
-                <w:sz w:val="18"/>
+                <w:sz w:val="17"/>
               </w:rPr>
               <w:t>EDT 4.2.1.1 Módulo de Ventas Rápidas de mostrador y Talonario comercial</w:t>
             </w:r>
@@ -4383,7 +9723,7 @@
                 <w:rFonts w:ascii="Calibri" w:hAnsi="Calibri"/>
                 <w:b w:val="0"/>
                 <w:color w:val="000000"/>
-                <w:sz w:val="18"/>
+                <w:sz w:val="17"/>
               </w:rPr>
               <w:t>S/ 350.00</w:t>
             </w:r>
@@ -4399,7 +9739,7 @@
                 <w:rFonts w:ascii="Calibri" w:hAnsi="Calibri"/>
                 <w:b w:val="0"/>
                 <w:color w:val="000000"/>
-                <w:sz w:val="18"/>
+                <w:sz w:val="17"/>
               </w:rPr>
               <w:t>S/ 340.00</w:t>
             </w:r>
@@ -4418,7 +9758,7 @@
                 <w:rFonts w:ascii="Calibri" w:hAnsi="Calibri"/>
                 <w:b w:val="0"/>
                 <w:color w:val="000000"/>
-                <w:sz w:val="18"/>
+                <w:sz w:val="17"/>
               </w:rPr>
               <w:t>EDT 4.2.1.2 Auditoría y arqueo de caja con candado digital</w:t>
             </w:r>
@@ -4434,7 +9774,7 @@
                 <w:rFonts w:ascii="Calibri" w:hAnsi="Calibri"/>
                 <w:b w:val="0"/>
                 <w:color w:val="000000"/>
-                <w:sz w:val="18"/>
+                <w:sz w:val="17"/>
               </w:rPr>
               <w:t>S/ 350.00</w:t>
             </w:r>
@@ -4450,7 +9790,7 @@
                 <w:rFonts w:ascii="Calibri" w:hAnsi="Calibri"/>
                 <w:b w:val="0"/>
                 <w:color w:val="000000"/>
-                <w:sz w:val="18"/>
+                <w:sz w:val="17"/>
               </w:rPr>
               <w:t>S/ 330.00</w:t>
             </w:r>
@@ -4472,7 +9812,7 @@
                 <w:rFonts w:ascii="Calibri" w:hAnsi="Calibri"/>
                 <w:b w:val="0"/>
                 <w:color w:val="000000"/>
-                <w:sz w:val="18"/>
+                <w:sz w:val="17"/>
               </w:rPr>
               <w:t>EDT 5.2.2 Pipeline CI/CD automatizado y orquestación Docker en VPS</w:t>
             </w:r>
@@ -4488,7 +9828,7 @@
                 <w:rFonts w:ascii="Calibri" w:hAnsi="Calibri"/>
                 <w:b w:val="0"/>
                 <w:color w:val="000000"/>
-                <w:sz w:val="18"/>
+                <w:sz w:val="17"/>
               </w:rPr>
               <w:t>S/ 250.00</w:t>
             </w:r>
@@ -4504,7 +9844,7 @@
                 <w:rFonts w:ascii="Calibri" w:hAnsi="Calibri"/>
                 <w:b w:val="0"/>
                 <w:color w:val="000000"/>
-                <w:sz w:val="18"/>
+                <w:sz w:val="17"/>
               </w:rPr>
               <w:t>S/ 240.00</w:t>
             </w:r>
@@ -4522,9 +9862,9 @@
                 <w:rFonts w:ascii="Calibri" w:hAnsi="Calibri"/>
                 <w:b w:val="0"/>
                 <w:color w:val="000000"/>
-                <w:sz w:val="18"/>
-              </w:rPr>
-              <w:t>EDT 5.1.1 Batería integral de pruebas automatizadas (374 tests backend/frontend)</w:t>
+                <w:sz w:val="17"/>
+              </w:rPr>
+              <w:t>EDT 5.1.1 Batería integral de pruebas automatizadas (375 tests backend/frontend)</w:t>
             </w:r>
           </w:p>
         </w:tc>
@@ -4538,7 +9878,7 @@
                 <w:rFonts w:ascii="Calibri" w:hAnsi="Calibri"/>
                 <w:b w:val="0"/>
                 <w:color w:val="000000"/>
-                <w:sz w:val="18"/>
+                <w:sz w:val="17"/>
               </w:rPr>
               <w:t>S/ 250.00</w:t>
             </w:r>
@@ -4554,7 +9894,7 @@
                 <w:rFonts w:ascii="Calibri" w:hAnsi="Calibri"/>
                 <w:b w:val="0"/>
                 <w:color w:val="000000"/>
-                <w:sz w:val="18"/>
+                <w:sz w:val="17"/>
               </w:rPr>
               <w:t>S/ 240.00</w:t>
             </w:r>
@@ -4572,7 +9912,7 @@
                 <w:rFonts w:ascii="Calibri" w:hAnsi="Calibri"/>
                 <w:b w:val="0"/>
                 <w:color w:val="000000"/>
-                <w:sz w:val="18"/>
+                <w:sz w:val="17"/>
               </w:rPr>
               <w:t>TOTAL VALORIZADO DEL PERÍODO</w:t>
             </w:r>
@@ -4588,7 +9928,7 @@
                 <w:rFonts w:ascii="Calibri" w:hAnsi="Calibri"/>
                 <w:b w:val="0"/>
                 <w:color w:val="000000"/>
-                <w:sz w:val="18"/>
+                <w:sz w:val="17"/>
               </w:rPr>
               <w:t>S/ 1,600.00</w:t>
             </w:r>
@@ -4604,7 +9944,7 @@
                 <w:rFonts w:ascii="Calibri" w:hAnsi="Calibri"/>
                 <w:b w:val="0"/>
                 <w:color w:val="000000"/>
-                <w:sz w:val="18"/>
+                <w:sz w:val="17"/>
               </w:rPr>
               <w:t>S/ 1,520.00</w:t>
             </w:r>
@@ -4622,7 +9962,7 @@
                 <w:rFonts w:ascii="Calibri" w:hAnsi="Calibri"/>
                 <w:b w:val="0"/>
                 <w:color w:val="000000"/>
-                <w:sz w:val="18"/>
+                <w:sz w:val="17"/>
               </w:rPr>
               <w:t>Porcentaje de Variación Presupuestal (AC / PV)</w:t>
             </w:r>
@@ -4638,7 +9978,7 @@
                 <w:rFonts w:ascii="Calibri" w:hAnsi="Calibri"/>
                 <w:b w:val="0"/>
                 <w:color w:val="000000"/>
-                <w:sz w:val="18"/>
+                <w:sz w:val="17"/>
               </w:rPr>
               <w:t>Ahorro neto: S/ 80.00</w:t>
             </w:r>
@@ -4654,7 +9994,7 @@
                 <w:rFonts w:ascii="Calibri" w:hAnsi="Calibri"/>
                 <w:b w:val="0"/>
                 <w:color w:val="000000"/>
-                <w:sz w:val="18"/>
+                <w:sz w:val="17"/>
               </w:rPr>
               <w:t>95.0% (Eficiencia de Costo)</w:t>
             </w:r>
